--- a/klagomål/A 15028-2026 FSC-klagomål.docx
+++ b/klagomål/A 15028-2026 FSC-klagomål.docx
@@ -1286,7 +1286,7 @@
     <w:r>
       <w:tab/>
       <w:tab/>
-      <w:t>2026-05-16</w:t>
+      <w:t>2026-05-17</w:t>
       <w:br/>
       <w:br/>
     </w:r>

--- a/klagomål/A 15028-2026 FSC-klagomål.docx
+++ b/klagomål/A 15028-2026 FSC-klagomål.docx
@@ -1286,7 +1286,7 @@
     <w:r>
       <w:tab/>
       <w:tab/>
-      <w:t>2026-05-17</w:t>
+      <w:t>2026-05-18</w:t>
       <w:br/>
       <w:br/>
     </w:r>

--- a/klagomål/A 15028-2026 FSC-klagomål.docx
+++ b/klagomål/A 15028-2026 FSC-klagomål.docx
@@ -1286,7 +1286,7 @@
     <w:r>
       <w:tab/>
       <w:tab/>
-      <w:t>2026-05-18</w:t>
+      <w:t>2026-05-19</w:t>
       <w:br/>
       <w:br/>
     </w:r>

--- a/klagomål/A 15028-2026 FSC-klagomål.docx
+++ b/klagomål/A 15028-2026 FSC-klagomål.docx
@@ -1286,7 +1286,7 @@
     <w:r>
       <w:tab/>
       <w:tab/>
-      <w:t>2026-05-19</w:t>
+      <w:t>2026-05-20</w:t>
       <w:br/>
       <w:br/>
     </w:r>

--- a/klagomål/A 15028-2026 FSC-klagomål.docx
+++ b/klagomål/A 15028-2026 FSC-klagomål.docx
@@ -1286,7 +1286,7 @@
     <w:r>
       <w:tab/>
       <w:tab/>
-      <w:t>2026-05-20</w:t>
+      <w:t>2026-05-21</w:t>
       <w:br/>
       <w:br/>
     </w:r>

--- a/klagomål/A 15028-2026 FSC-klagomål.docx
+++ b/klagomål/A 15028-2026 FSC-klagomål.docx
@@ -1286,7 +1286,7 @@
     <w:r>
       <w:tab/>
       <w:tab/>
-      <w:t>2026-05-21</w:t>
+      <w:t>2026-05-22</w:t>
       <w:br/>
       <w:br/>
     </w:r>

--- a/klagomål/A 15028-2026 FSC-klagomål.docx
+++ b/klagomål/A 15028-2026 FSC-klagomål.docx
@@ -1286,7 +1286,7 @@
     <w:r>
       <w:tab/>
       <w:tab/>
-      <w:t>2026-05-22</w:t>
+      <w:t>2026-05-23</w:t>
       <w:br/>
       <w:br/>
     </w:r>

--- a/klagomål/A 15028-2026 FSC-klagomål.docx
+++ b/klagomål/A 15028-2026 FSC-klagomål.docx
@@ -1286,7 +1286,7 @@
     <w:r>
       <w:tab/>
       <w:tab/>
-      <w:t>2026-05-23</w:t>
+      <w:t>2026-05-24</w:t>
       <w:br/>
       <w:br/>
     </w:r>

--- a/klagomål/A 15028-2026 FSC-klagomål.docx
+++ b/klagomål/A 15028-2026 FSC-klagomål.docx
@@ -1286,7 +1286,7 @@
     <w:r>
       <w:tab/>
       <w:tab/>
-      <w:t>2026-05-24</w:t>
+      <w:t>2026-05-25</w:t>
       <w:br/>
       <w:br/>
     </w:r>

--- a/klagomål/A 15028-2026 FSC-klagomål.docx
+++ b/klagomål/A 15028-2026 FSC-klagomål.docx
@@ -1286,7 +1286,7 @@
     <w:r>
       <w:tab/>
       <w:tab/>
-      <w:t>2026-05-25</w:t>
+      <w:t>2026-05-26</w:t>
       <w:br/>
       <w:br/>
     </w:r>

--- a/klagomål/A 15028-2026 FSC-klagomål.docx
+++ b/klagomål/A 15028-2026 FSC-klagomål.docx
@@ -1286,7 +1286,7 @@
     <w:r>
       <w:tab/>
       <w:tab/>
-      <w:t>2026-05-26</w:t>
+      <w:t>2026-05-27</w:t>
       <w:br/>
       <w:br/>
     </w:r>

--- a/klagomål/A 15028-2026 FSC-klagomål.docx
+++ b/klagomål/A 15028-2026 FSC-klagomål.docx
@@ -1286,7 +1286,7 @@
     <w:r>
       <w:tab/>
       <w:tab/>
-      <w:t>2026-05-27</w:t>
+      <w:t>2026-05-28</w:t>
       <w:br/>
       <w:br/>
     </w:r>

--- a/klagomål/A 15028-2026 FSC-klagomål.docx
+++ b/klagomål/A 15028-2026 FSC-klagomål.docx
@@ -1286,7 +1286,7 @@
     <w:r>
       <w:tab/>
       <w:tab/>
-      <w:t>2026-05-28</w:t>
+      <w:t>2026-05-29</w:t>
       <w:br/>
       <w:br/>
     </w:r>

--- a/klagomål/A 15028-2026 FSC-klagomål.docx
+++ b/klagomål/A 15028-2026 FSC-klagomål.docx
@@ -1286,7 +1286,7 @@
     <w:r>
       <w:tab/>
       <w:tab/>
-      <w:t>2026-05-29</w:t>
+      <w:t>2026-05-30</w:t>
       <w:br/>
       <w:br/>
     </w:r>

--- a/klagomål/A 15028-2026 FSC-klagomål.docx
+++ b/klagomål/A 15028-2026 FSC-klagomål.docx
@@ -1286,7 +1286,7 @@
     <w:r>
       <w:tab/>
       <w:tab/>
-      <w:t>2026-05-30</w:t>
+      <w:t>2026-05-31</w:t>
       <w:br/>
       <w:br/>
     </w:r>

--- a/klagomål/A 15028-2026 FSC-klagomål.docx
+++ b/klagomål/A 15028-2026 FSC-klagomål.docx
@@ -1286,7 +1286,7 @@
     <w:r>
       <w:tab/>
       <w:tab/>
-      <w:t>2026-05-31</w:t>
+      <w:t>2026-06-01</w:t>
       <w:br/>
       <w:br/>
     </w:r>

--- a/klagomål/A 15028-2026 FSC-klagomål.docx
+++ b/klagomål/A 15028-2026 FSC-klagomål.docx
@@ -1286,7 +1286,7 @@
     <w:r>
       <w:tab/>
       <w:tab/>
-      <w:t>2026-06-01</w:t>
+      <w:t>2026-06-02</w:t>
       <w:br/>
       <w:br/>
     </w:r>

--- a/klagomål/A 15028-2026 FSC-klagomål.docx
+++ b/klagomål/A 15028-2026 FSC-klagomål.docx
@@ -1286,7 +1286,7 @@
     <w:r>
       <w:tab/>
       <w:tab/>
-      <w:t>2026-06-02</w:t>
+      <w:t>2026-06-03</w:t>
       <w:br/>
       <w:br/>
     </w:r>

--- a/klagomål/A 15028-2026 FSC-klagomål.docx
+++ b/klagomål/A 15028-2026 FSC-klagomål.docx
@@ -1286,7 +1286,7 @@
     <w:r>
       <w:tab/>
       <w:tab/>
-      <w:t>2026-06-03</w:t>
+      <w:t>2026-06-04</w:t>
       <w:br/>
       <w:br/>
     </w:r>

--- a/klagomål/A 15028-2026 FSC-klagomål.docx
+++ b/klagomål/A 15028-2026 FSC-klagomål.docx
@@ -1286,7 +1286,7 @@
     <w:r>
       <w:tab/>
       <w:tab/>
-      <w:t>2026-06-04</w:t>
+      <w:t>2026-06-05</w:t>
       <w:br/>
       <w:br/>
     </w:r>

--- a/klagomål/A 15028-2026 FSC-klagomål.docx
+++ b/klagomål/A 15028-2026 FSC-klagomål.docx
@@ -1286,7 +1286,7 @@
     <w:r>
       <w:tab/>
       <w:tab/>
-      <w:t>2026-06-05</w:t>
+      <w:t>2026-06-06</w:t>
       <w:br/>
       <w:br/>
     </w:r>

--- a/klagomål/A 15028-2026 FSC-klagomål.docx
+++ b/klagomål/A 15028-2026 FSC-klagomål.docx
@@ -1286,7 +1286,7 @@
     <w:r>
       <w:tab/>
       <w:tab/>
-      <w:t>2026-06-06</w:t>
+      <w:t>2026-06-07</w:t>
       <w:br/>
       <w:br/>
     </w:r>

--- a/klagomål/A 15028-2026 FSC-klagomål.docx
+++ b/klagomål/A 15028-2026 FSC-klagomål.docx
@@ -1286,7 +1286,7 @@
     <w:r>
       <w:tab/>
       <w:tab/>
-      <w:t>2026-06-07</w:t>
+      <w:t>2026-06-08</w:t>
       <w:br/>
       <w:br/>
     </w:r>

--- a/klagomål/A 15028-2026 FSC-klagomål.docx
+++ b/klagomål/A 15028-2026 FSC-klagomål.docx
@@ -1286,7 +1286,7 @@
     <w:r>
       <w:tab/>
       <w:tab/>
-      <w:t>2026-06-08</w:t>
+      <w:t>2026-06-09</w:t>
       <w:br/>
       <w:br/>
     </w:r>

--- a/klagomål/A 15028-2026 FSC-klagomål.docx
+++ b/klagomål/A 15028-2026 FSC-klagomål.docx
@@ -1286,7 +1286,7 @@
     <w:r>
       <w:tab/>
       <w:tab/>
-      <w:t>2026-06-09</w:t>
+      <w:t>2026-06-10</w:t>
       <w:br/>
       <w:br/>
     </w:r>

--- a/klagomål/A 15028-2026 FSC-klagomål.docx
+++ b/klagomål/A 15028-2026 FSC-klagomål.docx
@@ -1286,7 +1286,7 @@
     <w:r>
       <w:tab/>
       <w:tab/>
-      <w:t>2026-06-10</w:t>
+      <w:t>2026-06-11</w:t>
       <w:br/>
       <w:br/>
     </w:r>

--- a/klagomål/A 15028-2026 FSC-klagomål.docx
+++ b/klagomål/A 15028-2026 FSC-klagomål.docx
@@ -1286,7 +1286,7 @@
     <w:r>
       <w:tab/>
       <w:tab/>
-      <w:t>2026-06-11</w:t>
+      <w:t>2026-06-12</w:t>
       <w:br/>
       <w:br/>
     </w:r>

--- a/klagomål/A 15028-2026 FSC-klagomål.docx
+++ b/klagomål/A 15028-2026 FSC-klagomål.docx
@@ -1286,7 +1286,7 @@
     <w:r>
       <w:tab/>
       <w:tab/>
-      <w:t>2026-06-12</w:t>
+      <w:t>2026-06-13</w:t>
       <w:br/>
       <w:br/>
     </w:r>

--- a/klagomål/A 15028-2026 FSC-klagomål.docx
+++ b/klagomål/A 15028-2026 FSC-klagomål.docx
@@ -1286,7 +1286,7 @@
     <w:r>
       <w:tab/>
       <w:tab/>
-      <w:t>2026-06-13</w:t>
+      <w:t>2026-06-14</w:t>
       <w:br/>
       <w:br/>
     </w:r>

--- a/klagomål/A 15028-2026 FSC-klagomål.docx
+++ b/klagomål/A 15028-2026 FSC-klagomål.docx
@@ -1286,7 +1286,7 @@
     <w:r>
       <w:tab/>
       <w:tab/>
-      <w:t>2026-06-15</w:t>
+      <w:t>2026-06-16</w:t>
       <w:br/>
       <w:br/>
     </w:r>

--- a/klagomål/A 15028-2026 FSC-klagomål.docx
+++ b/klagomål/A 15028-2026 FSC-klagomål.docx
@@ -1286,7 +1286,7 @@
     <w:r>
       <w:tab/>
       <w:tab/>
-      <w:t>2026-06-16</w:t>
+      <w:t>2026-06-17</w:t>
       <w:br/>
       <w:br/>
     </w:r>

--- a/klagomål/A 15028-2026 FSC-klagomål.docx
+++ b/klagomål/A 15028-2026 FSC-klagomål.docx
@@ -1,6 +1,6 @@
 
 <file path=word/document.xml><?xml version="1.0" encoding="utf-8"?>
-<w:document xmlns:wpc="http://schemas.microsoft.com/office/word/2010/wordprocessingCanvas" xmlns:cx="http://schemas.microsoft.com/office/drawing/2014/chartex" xmlns:cx1="http://schemas.microsoft.com/office/drawing/2015/9/8/chartex" xmlns:cx2="http://schemas.microsoft.com/office/drawing/2015/10/21/chartex" xmlns:cx3="http://schemas.microsoft.com/office/drawing/2016/5/9/chartex" xmlns:cx4="http://schemas.microsoft.com/office/drawing/2016/5/10/chartex" xmlns:cx5="http://schemas.microsoft.com/office/drawing/2016/5/11/chartex" xmlns:cx6="http://schemas.microsoft.com/office/drawing/2016/5/12/chartex" xmlns:cx7="http://schemas.microsoft.com/office/drawing/2016/5/13/chartex" xmlns:cx8="http://schemas.microsoft.com/office/drawing/2016/5/14/chartex" xmlns:mc="http://schemas.openxmlformats.org/markup-compatibility/2006" xmlns:aink="http://schemas.microsoft.com/office/drawing/2016/ink" xmlns:am3d="http://schemas.microsoft.com/office/drawing/2017/model3d" xmlns:o="urn:schemas-microsoft-com:office:office" xmlns:oel="http://schemas.microsoft.com/office/2019/extlst" xmlns:r="http://schemas.openxmlformats.org/officeDocument/2006/relationships" xmlns:m="http://schemas.openxmlformats.org/officeDocument/2006/math" xmlns:v="urn:schemas-microsoft-com:vml" xmlns:wp14="http://schemas.microsoft.com/office/word/2010/wordprocessingDrawing" xmlns:wp="http://schemas.openxmlformats.org/drawingml/2006/wordprocessingDrawing" xmlns:w10="urn:schemas-microsoft-com:office:word" xmlns:w="http://schemas.openxmlformats.org/wordprocessingml/2006/main" xmlns:w14="http://schemas.microsoft.com/office/word/2010/wordml" xmlns:w15="http://schemas.microsoft.com/office/word/2012/wordml" xmlns:w16cex="http://schemas.microsoft.com/office/word/2018/wordml/cex" xmlns:w16cid="http://schemas.microsoft.com/office/word/2016/wordml/cid" xmlns:w16="http://schemas.microsoft.com/office/word/2018/wordml" xmlns:w16sdtdh="http://schemas.microsoft.com/office/word/2020/wordml/sdtdatahash" xmlns:w16se="http://schemas.microsoft.com/office/word/2015/wordml/symex" xmlns:wpg="http://schemas.microsoft.com/office/word/2010/wordprocessingGroup" xmlns:wpi="http://schemas.microsoft.com/office/word/2010/wordprocessingInk" xmlns:wne="http://schemas.microsoft.com/office/word/2006/wordml" xmlns:wps="http://schemas.microsoft.com/office/word/2010/wordprocessingShape" mc:Ignorable="w14 w15 w16se w16cid w16 w16cex w16sdtdh wp14">
+<w:document xmlns:wpc="http://schemas.microsoft.com/office/word/2010/wordprocessingCanvas" xmlns:cx="http://schemas.microsoft.com/office/drawing/2014/chartex" xmlns:cx1="http://schemas.microsoft.com/office/drawing/2015/9/8/chartex" xmlns:cx2="http://schemas.microsoft.com/office/drawing/2015/10/21/chartex" xmlns:cx3="http://schemas.microsoft.com/office/drawing/2016/5/9/chartex" xmlns:cx4="http://schemas.microsoft.com/office/drawing/2016/5/10/chartex" xmlns:cx5="http://schemas.microsoft.com/office/drawing/2016/5/11/chartex" xmlns:cx6="http://schemas.microsoft.com/office/drawing/2016/5/12/chartex" xmlns:cx7="http://schemas.microsoft.com/office/drawing/2016/5/13/chartex" xmlns:cx8="http://schemas.microsoft.com/office/drawing/2016/5/14/chartex" xmlns:mc="http://schemas.openxmlformats.org/markup-compatibility/2006" xmlns:aink="http://schemas.microsoft.com/office/drawing/2016/ink" xmlns:am3d="http://schemas.microsoft.com/office/drawing/2017/model3d" xmlns:o="urn:schemas-microsoft-com:office:office" xmlns:oel="http://schemas.microsoft.com/office/2019/extlst" xmlns:r="http://schemas.openxmlformats.org/officeDocument/2006/relationships" xmlns:m="http://schemas.openxmlformats.org/officeDocument/2006/math" xmlns:v="urn:schemas-microsoft-com:vml" xmlns:wp14="http://schemas.microsoft.com/office/word/2010/wordprocessingDrawing" xmlns:wp="http://schemas.openxmlformats.org/drawingml/2006/wordprocessingDrawing" xmlns:w10="urn:schemas-microsoft-com:office:word" xmlns:w="http://schemas.openxmlformats.org/wordprocessingml/2006/main" xmlns:w14="http://schemas.microsoft.com/office/word/2010/wordml" xmlns:w15="http://schemas.microsoft.com/office/word/2012/wordml" xmlns:w16cex="http://schemas.microsoft.com/office/word/2018/wordml/cex" xmlns:w16cid="http://schemas.microsoft.com/office/word/2016/wordml/cid" xmlns:w16="http://schemas.microsoft.com/office/word/2018/wordml" xmlns:w16du="http://schemas.microsoft.com/office/word/2023/wordml/word16du" xmlns:w16sdtdh="http://schemas.microsoft.com/office/word/2020/wordml/sdtdatahash" xmlns:w16sdtfl="http://schemas.microsoft.com/office/word/2024/wordml/sdtformatlock" xmlns:w16se="http://schemas.microsoft.com/office/word/2015/wordml/symex" xmlns:wpg="http://schemas.microsoft.com/office/word/2010/wordprocessingGroup" xmlns:wpi="http://schemas.microsoft.com/office/word/2010/wordprocessingInk" xmlns:wne="http://schemas.microsoft.com/office/word/2006/wordml" xmlns:wps="http://schemas.microsoft.com/office/word/2010/wordprocessingShape" mc:Ignorable="w14 w15 w16se w16cid w16 w16cex w16sdtdh w16sdtfl w16du wp14">
   <w:body>
     <w:p>
       <w:r>
@@ -168,7 +168,7 @@
     </w:p>
     <w:p>
       <w:r>
-        <w:t>Detta dokument behandlar höga naturvärden i avverkningsanmälan A 15028-2026 i Krokoms kommun. Denna avverkningsanmälan inkom 2026-03-23 00:00:00 och omfattar 29,1 ha.</w:t>
+        <w:t>Detta dokument behandlar höga naturvärden i avverkningsanmälan A 15028-2026 i Krokoms kommun som inkom 2026-03-23 och omfattar 29,1 ha.</w:t>
       </w:r>
     </w:p>
     <w:p>
@@ -191,12 +191,15 @@
     </w:p>
     <w:p>
       <w:r>
-        <w:t>I avverkningsanmälan har följande 10 naturvårdsarter hittats: garnlav (NT), grantaggsvamp (NT), granticka (NT), harticka (NT), tretåig hackspett (NT, §4), ullticka (NT), videsparv (NT, §4), guckusko (S, §7), ögonpyrola (S) och revlummer (§9). Av dessa är 7 rödlistade. För rödlistade arter har rödlistekategorin angivits inom parentes. Arter som är signalarter enligt Skogsstyrelsen har markerats med (S). För fridlysta arter anges även paragrafen i Artskyddsförordningen som arten är fridlyst enligt.</w:t>
+        <w:t>I avverkningsanmälan har följande 11 naturvårdsarter hittats: garnlav (VU, T), grantaggsvamp (NT), harticka (NT, T), lavskrika (NT, T, §4), tretåig hackspett (NT, T, §4), ullticka (NT, T), guckusko (S, T, §7), korallrot (S, T, §8), ögonpyrola (S, T), videsparv (T, §4) och revlummer (§9). Av dessa är 6 rödlistade. För rödlistade arter har rödlistekategorin angivits inom parentes. Arter som är signalarter enligt Skogsstyrelsen har markerats med (S). Typiska arter inom Natura 2000 som är kopplade till skogsekosystem har markerats med (T). För fridlysta arter anges även paragrafen i Artskyddsförordningen som arten är fridlyst enligt.</w:t>
       </w:r>
     </w:p>
     <w:p>
       <w:r>
-        <w:t>De påträffade naturvårdsarterna är ett tydligt kvitto på att detta rör sig om en skog med höga naturvärden. I Figur 1 visas en karta över det avverkningsanmälda området, där samtliga fyndplatser för naturvårdsarter som finns registrerade på Artportalen har markerats.</w:t>
+        <w:t>De påträffade naturvårdsarterna är ett tydligt kvitto på att det rör sig om en skog med höga naturvärden.</w:t>
+      </w:r>
+      <w:r>
+        <w:t xml:space="preserve"> I Figur 1 visas fyndplatser för naturvårdsarter i området, som finns registrerade på Artportalen.</w:t>
       </w:r>
     </w:p>
     <w:p>
@@ -206,7 +209,7 @@
       <w:r>
         <w:drawing>
           <wp:inline xmlns:a="http://schemas.openxmlformats.org/drawingml/2006/main" xmlns:pic="http://schemas.openxmlformats.org/drawingml/2006/picture">
-            <wp:extent cx="5486400" cy="4620354"/>
+            <wp:extent cx="5486400" cy="4469604"/>
             <wp:docPr id="1" name="Picture 1"/>
             <wp:cNvGraphicFramePr>
               <a:graphicFrameLocks noChangeAspect="1"/>
@@ -227,7 +230,7 @@
                   <pic:spPr>
                     <a:xfrm>
                       <a:off x="0" y="0"/>
-                      <a:ext cx="5486400" cy="4620354"/>
+                      <a:ext cx="5486400" cy="4469604"/>
                     </a:xfrm>
                     <a:prstGeom prst="rect"/>
                   </pic:spPr>
@@ -241,9 +244,159 @@
     <w:p>
       <w:pPr>
         <w:pStyle w:val="Caption"/>
+        <w:spacing w:after="240"/>
       </w:pPr>
       <w:r>
-        <w:t>Figur 1. Fyndplatser för naturvårdsarter i det avverkningsanmälda området (röd linje). Markörer utan svart kant är placerade på fyndplatsen. Markörer med svart kant är placerade vid sidan av fyndplatsen och har ett svart streck som visar fyndplatsens exakta position. Kartans mittpunktskoordinat är N 7041554, E 463076 i SWEREF 99 TM.</w:t>
+        <w:t>Figur 1. Fyndplatser för naturvårdsarter i avverkningsanmälan (röd linje). Markörer utan svart kant är placerade på fyndplatsen. Markörer med svart kant är placerade vid sidan av fyndplatsen och har ett svart streck som visar fyndplatsens exakta position. Kartans mittpunktskoordinat är N 7041554, E 463076 i SWEREF 99 TM.</w:t>
+      </w:r>
+    </w:p>
+    <w:p>
+      <w:pPr>
+        <w:pStyle w:val="Heading2"/>
+      </w:pPr>
+      <w:r>
+        <w:t>Fridlysta arter</w:t>
+      </w:r>
+    </w:p>
+    <w:p>
+      <w:r>
+        <w:t>Följande fridlysta arter har sina livsmiljöer och växtplatser i den avverkningsanmälda skogen: lavskrika (NT, T, §4), tretåig hackspett (NT, T, §4), guckusko (S, T, §7), korallrot (S, T, §8), videsparv (T, §4) och revlummer (§9).</w:t>
+      </w:r>
+    </w:p>
+    <w:p>
+      <w:r>
+        <w:t xml:space="preserve">Observera att medlemsländerna är skyldiga att agera i enlighet med EU:s fågeldirektiv där det uttryckligen står att direktivet gäller för fåglar samt för deras ägg, bon och </w:t>
+      </w:r>
+      <w:r>
+        <w:rPr>
+          <w:b/>
+        </w:rPr>
+        <w:t xml:space="preserve">livsmiljöer </w:t>
+      </w:r>
+      <w:r>
+        <w:t>(artikel 1). Vidare att de åtgärder som vidtas inte får leda till en försämring av den nuvarande situationen beträffande bevarandet av de fågelarter som avses i artikel 1 (artikel 13). Fågeldirektivet är styrande för tillsynsansvariga myndigheters ärendehantering, ställningstaganden och beslutsfattande.</w:t>
+      </w:r>
+    </w:p>
+    <w:p>
+      <w:r>
+        <w:rPr>
+          <w:b/>
+        </w:rPr>
+        <w:t>Guckusko (§7)</w:t>
+      </w:r>
+      <w:r>
+        <w:t xml:space="preserve"> omfattas av EU:s art- och habitatdirektiv och är fridlyst enligt §7 Artskyddsförordningen (bilaga 1) vilket innebär att hela dess livsmiljö ska bevaras. Guckusko är beroende av hög och jämn luftfuktighet i gamla, ostörda skogsmiljöer och är känslig för snabba förändringar av ljus-/vindförhållanden eller uttorkning. Den förekommer främst i skogar som inte påverkats av kraftig störning, till exempel slutavverkning, markberedning, körskador, gödsling eller dikning. Guckusko är rödlistad som nära hotad (NT) i den europeiska rödlistan och Sverige hyser mer än halva den beräknade populationen av arten i EU, vilket innebär att vi har ett internationellt ansvar för arten. Guckusko är typisk art för </w:t>
+      </w:r>
+      <w:r>
+        <w:rPr>
+          <w:i/>
+        </w:rPr>
+        <w:t>9050 Näringsrik granskog</w:t>
+      </w:r>
+      <w:r>
+        <w:t xml:space="preserve"> (SLU Artdatabanken, 2021; IUCN, 2011).</w:t>
+      </w:r>
+    </w:p>
+    <w:p>
+      <w:r>
+        <w:rPr>
+          <w:b/>
+        </w:rPr>
+        <w:t>Korallrot (§8)</w:t>
+      </w:r>
+      <w:r>
+        <w:t xml:space="preserve"> växer i sumpskogar och annan fuktig eller växelfuktig skogsmark, exempelvis i alkärr och kärrkanter, fuktiga bäckdalar, raviner, myrlaggar, sumpiga strandskogar samt i fuktiga lundar. Den visar på mer eller mindre stabila förhållanden och intakt hydrologi och är känslig för avverkning, körskador, skogsgödsling och dikning. Korallrot är typisk art för </w:t>
+      </w:r>
+      <w:r>
+        <w:rPr>
+          <w:i/>
+        </w:rPr>
+        <w:t>9080 Lövsumpskog</w:t>
+      </w:r>
+      <w:r>
+        <w:t xml:space="preserve"> och fridlyst enligt 8 § artskyddsförordningen (SLU Artdatabanken, 2024; Nitare &amp; Skogsstyrelsen, 2019).</w:t>
+      </w:r>
+    </w:p>
+    <w:p>
+      <w:r>
+        <w:rPr>
+          <w:b/>
+        </w:rPr>
+        <w:t>Lavskrika (NT, §4)</w:t>
+      </w:r>
+      <w:r>
+        <w:t xml:space="preserve"> är rödlistad som nära hotad och fridlyst enligt 4§ artskyddsförordningen. Den har minskat med 20 (10–30) % under de senaste 15 åren och minskningstakten bedöms vara nära gränsvärdet för sårbar (VU). Lavskrikan är en mycket stationär fågel, som häckar i äldre, slutna och hänglavsrika barrskogar. Nyckelfaktorer är flerskiktad skog med rik undervegetation samt riklig förekomst av hänglavar. Reviren är livslånga med hemområden som varierar mellan 50 och 150 ha. Inom ett revir av hög kvalitet finns det som regel ett eller flera kärnområden (1–20 ha) med relativt tät flerskiktad granskog. Arten missgynnas när flerskiktad skog omförs till enskiktade bestånd och även röjning och hård gallring är starkt negativt. Lavskrikan har relativt stora hemområden och försvinner när den äldre skogen fragmenteras, särskilt allvarligt är när kärnområdena avverkas. Den försvinner successivt framför allt vid dess utbredningsgränser och populationen har minskat kontinuerligt under 2000-talet. Lavskrika är typisk art för </w:t>
+      </w:r>
+      <w:r>
+        <w:rPr>
+          <w:i/>
+        </w:rPr>
+        <w:t>9010 Taiga</w:t>
+      </w:r>
+      <w:r>
+        <w:t xml:space="preserve"> (SLU Artdatabanken, 2026; Skogsstyrelsen 2016).</w:t>
+      </w:r>
+    </w:p>
+    <w:p>
+      <w:r>
+        <w:rPr>
+          <w:b/>
+        </w:rPr>
+        <w:t>Tretåig hackspett (NT, §4)</w:t>
+      </w:r>
+      <w:r>
+        <w:t xml:space="preserve"> är rödlistad som nära hotad och ingår i bilaga 1 i EU:s fågeldirektiv. Tretåig hackspett är för sin överlevnad beroende av kontinuerlig tillförsel av äldre döende och död ved, som sker genom naturliga självgallringsprocesser i äldre grannaturskogar och barrblandade naturskogar. Om en skog genom skogsbruk gallras eller glesas ur så upphör och uteblir i stort sett den naturliga självgallringsprocessen för mycket lång tid framöver vilket omöjliggör upprätthållandet av den kontinuerliga ekologiska funktionen i ett område. Det finns studier som visar att naturskogens självgallringsprocess som den tretåiga hackspetten är beroende av, inte kan ersättas med efterlämnad hänsyn i skogsbruket (Imbeau &amp; Desrochers, 2002). Storleken på häckningsreviret varierar med skogstypen, förekomsten av död ved och graden av fragmentering, men är i allmänhet i storleksordningen 25–100 hektar. Vintertid krävs ofta betydligt större områden och det finns studier som antyder att arten behöver minst 100 hektar äldre skog. I områden med låg bonitet kan det behövas över 200 hektar lämpligt habitat för att ett par ska kunna reproducera sig. Områden med dokumenterad permanent förekomst i naturskogsmiljöer har vanligen så stora naturvärden att skogsbruk är olämpligt. Tretåig hackspett är typisk art för </w:t>
+      </w:r>
+      <w:r>
+        <w:rPr>
+          <w:i/>
+        </w:rPr>
+        <w:t xml:space="preserve">9010 Taiga, 9740 Skogsbevuxen myr, 9030 Landhöjningsskog </w:t>
+      </w:r>
+      <w:r>
+        <w:t xml:space="preserve">och </w:t>
+      </w:r>
+      <w:r>
+        <w:rPr>
+          <w:i/>
+        </w:rPr>
+        <w:t>9040 Fjällbjörkskog</w:t>
+      </w:r>
+      <w:r>
+        <w:t xml:space="preserve"> (Skogsstyrelsen, 2016; SLU Artdatabanken, 2024).</w:t>
+      </w:r>
+    </w:p>
+    <w:p>
+      <w:r>
+        <w:rPr>
+          <w:b/>
+        </w:rPr>
+        <w:t>Videsparv (§4)</w:t>
+      </w:r>
+      <w:r>
+        <w:t xml:space="preserve"> är fridlyst enligt 4§ artskyddsförordningen och globalt rödlistad som nära hotad (NT) vilket innebär att Sverige har ett internationellt ansvar för arten. Videsparven är en sumpskogsart och den viktigaste häckningsbiotopen utgörs av lövrik sumpgranskog med ett rikt fältskikt av olika starr- och fräkenarter samt riklig förekomst av olika låga ris. Reviren är små till medelstora, från under en hektar till några hektar. Videsparven missgynnas av avverkning av sumpskog, dikning och dikesrensning samt andra åtgärder som påverkar fuktiga till blöta impediment. Videsparv är typisk art för </w:t>
+      </w:r>
+      <w:r>
+        <w:rPr>
+          <w:i/>
+        </w:rPr>
+        <w:t>9740 Skogsbevuxen myr</w:t>
+      </w:r>
+      <w:r>
+        <w:t xml:space="preserve"> (SLU Artdatabanken, 2026; IUCN, 2025; Skogsstyrelsen, 2016).</w:t>
+      </w:r>
+    </w:p>
+    <w:p>
+      <w:r>
+        <w:t>I BILAGA 1 finns mer detaljerad information om ekologi samt krav på livsmiljö hos fridlysta arter.</w:t>
+      </w:r>
+    </w:p>
+    <w:p>
+      <w:pPr>
+        <w:pStyle w:val="Heading2"/>
+      </w:pPr>
+      <w:r>
+        <w:t>Övriga naturvårdsarter</w:t>
       </w:r>
     </w:p>
     <w:p>
@@ -284,44 +437,6 @@
       </w:r>
       <w:r>
         <w:t>påträffas främst i mossiga och örtrika äldre granskogar på kalkrik mark i något fuktiga lägen, och i norr även i mager tallskog med lång kontinuitet. Arten missgynnas generellt av trakthyggesbruket och en långsiktig tillgång till värdträd bör säkras genom att man undviker att avverka kända växtplatser (SLU Artdatabanken, 2024).</w:t>
-      </w:r>
-    </w:p>
-    <w:p>
-      <w:r>
-        <w:rPr>
-          <w:b/>
-        </w:rPr>
-        <w:t>Granticka</w:t>
-      </w:r>
-      <w:r>
-        <w:t xml:space="preserve"> förekommer främst i äldre skogar med naturskogskaraktär, liksom i dimensionsavverkade och plockhuggna skogar. I äldre grannaturskog i norra Sverige är den alltjämt en förhållandevis vanlig karaktärsart, medan den längre söderut blir allt mer sällsynt. I Götaland och delar av Svealand är den en god signalart för skyddsvärda granskogsmiljöer. Arten bedöms ha minskat starkt under senare år på grund av skogsavverkningar, då den framför allt växer i äldre granskog med långvarig grankontinuitet. I urskogsliknande bestånd i norra Sverige kan ibland påträffas den mycket sällsynta tickan grantickeporing (VU), som lever på döda grantickor. Det som tidigare inbegripit grantickan har visat sig röra sig om två arter; tajgagranticka </w:t>
-      </w:r>
-      <w:r>
-        <w:rPr>
-          <w:i/>
-        </w:rPr>
-        <w:t>Porodaedalea abietis</w:t>
-      </w:r>
-      <w:r>
-        <w:t xml:space="preserve"> (LC) och </w:t>
-      </w:r>
-      <w:r>
-        <w:rPr>
-          <w:i/>
-        </w:rPr>
-        <w:t>Porodaedalea chrysoloma</w:t>
-      </w:r>
-      <w:r>
-        <w:t xml:space="preserve"> (DD). Den nordligare arten, tajgagranticka, bildar större fruktkroppar och har sin främsta förekomst i norra Sverige, medan den mer tunnköttiga arten, </w:t>
-      </w:r>
-      <w:r>
-        <w:rPr>
-          <w:i/>
-        </w:rPr>
-        <w:t>P. chrysoloma</w:t>
-      </w:r>
-      <w:r>
-        <w:t>, förekommer i sydöstra Sverige och på Gotland (SLU Artdatabanken, 2026; Nitare &amp; Skogsstyrelsen, 2019).</w:t>
       </w:r>
     </w:p>
     <w:p>
@@ -443,26 +558,26 @@
         <w:pStyle w:val="Heading1"/>
       </w:pPr>
       <w:r>
-        <w:t>Fridlysta arter</w:t>
+        <w:t>Certifiering</w:t>
       </w:r>
     </w:p>
     <w:p>
-      <w:r>
-        <w:t>Följande fridlysta arter har sina livsmiljöer och växtplatser i den avverkningsanmälda skogen: tretåig hackspett (NT, §4), videsparv (NT, §4), guckusko (S, §7) och revlummer (§9).</w:t>
+      <w:pPr>
+        <w:pStyle w:val="Heading2"/>
+      </w:pPr>
+      <w:r>
+        <w:t>Ur FSC-standarden</w:t>
       </w:r>
     </w:p>
     <w:p>
-      <w:r>
-        <w:t xml:space="preserve">Observera att medlemsländerna är skyldiga att agera i enlighet med EU:s fågeldirektiv där det uttryckligen står att direktivet gäller för fåglar samt för deras ägg, bon och </w:t>
-      </w:r>
       <w:r>
         <w:rPr>
           <w:b/>
         </w:rPr>
-        <w:t xml:space="preserve">livsmiljöer </w:t>
-      </w:r>
-      <w:r>
-        <w:t>(artikel 1). Vidare att de åtgärder som vidtas inte får leda till en försämring av den nuvarande situationen beträffande bevarandet av de fågelarter som avses i artikel 1 (artikel 13). Fågeldirektivet är styrande för tillsynsansvariga myndigheters ärendehantering, ställningstaganden och beslutsfattande.</w:t>
+        <w:t xml:space="preserve">PRINCIP 1: LAGEFTERLEVNAD: </w:t>
+      </w:r>
+      <w:r>
+        <w:t>Certifikatsinnehavaren ska följa alla tillämpliga lagar, förordningar och nationellt ratificerade internationella avtal, konventioner och överenskommelser.</w:t>
       </w:r>
     </w:p>
     <w:p>
@@ -470,19 +585,41 @@
         <w:rPr>
           <w:b/>
         </w:rPr>
-        <w:t>Guckusko (§7)</w:t>
-      </w:r>
-      <w:r>
-        <w:t xml:space="preserve"> omfattas av EU:s art- och habitatdirektiv och är fridlyst enligt §7 Artskyddsförordningen (bilaga 1) vilket innebär att hela dess livsmiljö ska bevaras. Guckusko är beroende av hög och jämn luftfuktighet i gamla, ostörda skogsmiljöer och är känslig för snabba förändringar av ljus-/vindförhållanden eller uttorkning. Den förekommer främst i skogar som inte påverkats av kraftig störning, till exempel slutavverkning, markberedning, körskador, gödsling eller dikning. Guckusko är rödlistad som nära hotad (NT) i den europeiska rödlistan och Sverige hyser mer än halva den beräknade populationen av arten i EU, vilket innebär att vi har ett internationellt ansvar för arten. Guckusko är typisk art för </w:t>
+        <w:t xml:space="preserve">1.3.1 </w:t>
+      </w:r>
+      <w:r>
+        <w:t>Tillämpliga lagar och föreskrifter för brukandet av skogen följs.</w:t>
+      </w:r>
+    </w:p>
+    <w:p>
+      <w:pPr>
+        <w:pStyle w:val="ListBullet"/>
+      </w:pPr>
+      <w:r>
+        <w:rPr>
+          <w:b/>
+          <w:i/>
+        </w:rPr>
+        <w:t xml:space="preserve">Kommentar: </w:t>
+      </w:r>
+      <w:r>
+        <w:t>I den avverkningsanmälda skogen har fridlysta arter sina livsmiljöer och växtplatser. Att skada de fridlysta arternas livsmiljöer, växtplatser eller ekologiska funktion är inte tillåtet enligt artskyddsförordningen.</w:t>
       </w:r>
       <w:r>
         <w:rPr>
           <w:i/>
         </w:rPr>
-        <w:t>9050 Näringsrik granskog</w:t>
-      </w:r>
-      <w:r>
-        <w:t xml:space="preserve"> (SLU Artdatabanken, 2021; IUCN, 2011).</w:t>
+        <w:t xml:space="preserve"> EU:s medlemsländer och skogsbolag är skyldiga att agera i enlighet med EU:s fågeldirektiv där det uttryckligen står att direktivet gäller för fåglar samt för deras ägg, bon och </w:t>
+      </w:r>
+      <w:r>
+        <w:rPr>
+          <w:b/>
+          <w:i/>
+        </w:rPr>
+        <w:t xml:space="preserve">livsmiljöer </w:t>
+      </w:r>
+      <w:r>
+        <w:t>(artikel 1). Vidare att de åtgärder som vidtas inte får leda till en försämring av den nuvarande situationen beträffande bevarandet av de fågelarter som avses i artikel 1 (artikel 13).</w:t>
       </w:r>
     </w:p>
     <w:p>
@@ -490,53 +627,192 @@
         <w:rPr>
           <w:b/>
         </w:rPr>
-        <w:t>Tretåig hackspett (NT, §4)</w:t>
-      </w:r>
-      <w:r>
-        <w:t xml:space="preserve"> är rödlistad som nära hotad och ingår i bilaga 1 i EU:s fågeldirektiv. Tretåig hackspett är för sin överlevnad beroende av kontinuerlig tillförsel av äldre döende och död ved, som sker genom naturliga självgallringsprocesser i äldre grannaturskogar och barrblandade naturskogar. Om en skog genom skogsbruk gallras eller glesas ur så upphör och uteblir i stort sett den naturliga självgallringsprocessen för mycket lång tid framöver vilket omöjliggör upprätthållandet av den kontinuerliga ekologiska funktionen i ett område. Det finns studier som visar att naturskogens självgallringsprocess som den tretåiga hackspetten är beroende av, inte kan ersättas med efterlämnad hänsyn i skogsbruket (Imbeau &amp; Desrochers, 2002). Storleken på häckningsreviret varierar med skogstypen, förekomsten av död ved och graden av fragmentering, men är i allmänhet i storleksordningen 25–100 hektar. Vintertid krävs ofta betydligt större områden och det finns studier som antyder att arten behöver minst 100 hektar äldre skog. I områden med låg bonitet kan det behövas över 200 hektar lämpligt habitat för att ett par ska kunna reproducera sig. Områden med dokumenterad permanent förekomst i naturskogsmiljöer har vanligen så stora naturvärden att skogsbruk är olämpligt. Tretåig hackspett är typisk art för </w:t>
+        <w:t xml:space="preserve">6.4 </w:t>
+      </w:r>
+      <w:r>
+        <w:t>Certifikatsinnehavaren ska skydda sällsynta arter och hotade arter samt deras livsmiljöer inom skogsbruksenheten. Det ska ske genom avsättningar, andra skyddade områden och genom att skapa konnektivitet och/eller genom andra direkta åtgärder som gynnar dessa arters överlevnad och livskraft. Åtgärderna ska stå i förhållande till brukandets skala, intensitet och risk, samt till sällsynta och hotade arters bevarandestatus och ekologiska krav. Certifikatsinnehavaren ska beakta den geografiska spridningen och ekologiska krav hos sällsynta och hotade arter utanför skogsbruksenhetens gränser när beslut om åtgärder inom skogsbruksenheten ska fattas.</w:t>
+      </w:r>
+    </w:p>
+    <w:p>
+      <w:r>
+        <w:rPr>
+          <w:b/>
+        </w:rPr>
+        <w:t xml:space="preserve">6.4.3 </w:t>
+      </w:r>
+      <w:r>
+        <w:t>Bevarandeåtgärder genomförs för de kända förekomster av rödlistade arter som påverkas av skogsbruk.</w:t>
+      </w:r>
+    </w:p>
+    <w:p>
+      <w:pPr>
+        <w:pStyle w:val="ListBullet"/>
+      </w:pPr>
+      <w:r>
+        <w:rPr>
+          <w:b/>
+          <w:i/>
+        </w:rPr>
+        <w:t xml:space="preserve">Kommentar: </w:t>
       </w:r>
       <w:r>
         <w:rPr>
           <w:i/>
         </w:rPr>
-        <w:t xml:space="preserve">9010 Taiga, 9740 Skogsbevuxen myr, 9030 Landhöjningsskog </w:t>
-      </w:r>
-      <w:r>
-        <w:t xml:space="preserve">och </w:t>
+        <w:t>I det avverkningsanmälda skogsområdet har 11 naturvårdsarter varav 6 rödlistade arter sina livsmiljöer och växtplatser.</w:t>
+      </w:r>
+    </w:p>
+    <w:p>
+      <w:pPr>
+        <w:pStyle w:val="Heading2"/>
+      </w:pPr>
+      <w:r>
+        <w:t>Ur Chain of Custody Certification (FSC-STD-40-004 ver 3.0)</w:t>
+      </w:r>
+    </w:p>
+    <w:p>
+      <w:r>
+        <w:rPr>
+          <w:b/>
+        </w:rPr>
+        <w:t xml:space="preserve">1.3 </w:t>
+      </w:r>
+      <w:r>
+        <w:t xml:space="preserve">The organization shall commit to the FSC values as defined in FSC-POL-01-004 Policy for the Association of Organizations with FSC. </w:t>
+      </w:r>
+    </w:p>
+    <w:p>
+      <w:pPr>
+        <w:pStyle w:val="Heading2"/>
+      </w:pPr>
+      <w:r>
+        <w:t>Ur FSC:s policy för associerade organisationer (FSC-POL-01-004)</w:t>
+      </w:r>
+    </w:p>
+    <w:p>
+      <w:r>
+        <w:t xml:space="preserve">Som “Chain of Custody”-certifierad organisation är skogsbolaget bunden av de fastställda reglerna i Del 1 Punkt 1 c) i Policy för organisationer associerade med FSC (FSC-POL-01-004 V2-0 EN + SVE version 2012-03-02): </w:t>
+      </w:r>
+    </w:p>
+    <w:p>
+      <w:pPr>
+        <w:pStyle w:val="ListNumber"/>
+      </w:pPr>
+      <w:r>
+        <w:t>De organisationer FSC kan acceptera association med får inte direkt eller indirekt ha några kopplingar till nedanstående, oacceptabla aktiviteter:</w:t>
+      </w:r>
+    </w:p>
+    <w:p>
+      <w:pPr>
+        <w:ind w:left="357"/>
+      </w:pPr>
+      <w:r>
+        <w:t>a) Olaglig skogsavverkning och handel med olagligt avverkat virke eller skogsprodukter</w:t>
+      </w:r>
+    </w:p>
+    <w:p>
+      <w:pPr>
+        <w:ind w:left="357"/>
+      </w:pPr>
+      <w:r>
+        <w:t>...</w:t>
+      </w:r>
+    </w:p>
+    <w:p>
+      <w:pPr>
+        <w:ind w:left="357"/>
+      </w:pPr>
+      <w:r>
+        <w:t>c) Skogsbruk som förstör höga naturvärden</w:t>
+      </w:r>
+    </w:p>
+    <w:p>
+      <w:pPr>
+        <w:ind w:left="357"/>
+      </w:pPr>
+      <w:r>
+        <w:t>d) Betydande omvandling av skog till plantager eller annan, icke skoglig, markanvändning</w:t>
+      </w:r>
+    </w:p>
+    <w:p>
+      <w:pPr>
+        <w:pStyle w:val="ListBullet"/>
+      </w:pPr>
+      <w:r>
+        <w:rPr>
+          <w:b/>
+          <w:i/>
+        </w:rPr>
+        <w:t xml:space="preserve">Kommentar: </w:t>
       </w:r>
       <w:r>
         <w:rPr>
           <w:i/>
         </w:rPr>
-        <w:t>9040 Fjällbjörkskog</w:t>
-      </w:r>
-      <w:r>
-        <w:t xml:space="preserve"> (Skogsstyrelsen, 2016; SLU Artdatabanken, 2024).</w:t>
+        <w:t>Avverkning av skog med höga naturvärden samt skada på fridlysta arter strider både mot FSC Controlled Wood-standarden och FSC:s policy for associerade organisationer.</w:t>
       </w:r>
     </w:p>
     <w:p>
+      <w:pPr>
+        <w:pStyle w:val="Heading2"/>
+      </w:pPr>
+      <w:r>
+        <w:t>Ur FSC Controlled Wood (FSC-STD-40-005)</w:t>
+      </w:r>
+    </w:p>
+    <w:p>
+      <w:r>
+        <w:t>Virke som inte accepteras i FSC-märkta produkter (oacceptabelt ursprung) enligt FSC Controlled Wood (FSC-STD-40-005):</w:t>
+      </w:r>
+    </w:p>
+    <w:p>
+      <w:pPr>
+        <w:pStyle w:val="ListNumber"/>
+      </w:pPr>
+      <w:r>
+        <w:t>Illegalt avverkat virke.</w:t>
+      </w:r>
+    </w:p>
+    <w:p>
+      <w:pPr>
+        <w:pStyle w:val="ListNumber"/>
+      </w:pPr>
+      <w:r>
+        <w:t>...</w:t>
+      </w:r>
+    </w:p>
+    <w:p>
+      <w:pPr>
+        <w:pStyle w:val="ListNumber"/>
+      </w:pPr>
+      <w:r>
+        <w:t>Virke från avverkningar som hotar höga naturvärden.</w:t>
+      </w:r>
+    </w:p>
+    <w:p>
+      <w:pPr>
+        <w:pStyle w:val="ListNumber"/>
+      </w:pPr>
+      <w:r>
+        <w:t>Virke från skog som konverteras till plantager eller icke-skogligt bruk.</w:t>
+      </w:r>
+    </w:p>
+    <w:p>
+      <w:pPr>
+        <w:pStyle w:val="ListBullet"/>
+      </w:pPr>
       <w:r>
         <w:rPr>
           <w:b/>
+          <w:i/>
         </w:rPr>
-        <w:t>Videsparv (§4)</w:t>
-      </w:r>
-      <w:r>
-        <w:t xml:space="preserve"> är fridlyst enligt 4§ artskyddsförordningen och globalt rödlistad som nära hotad (NT) vilket innebär att Sverige har ett internationellt ansvar för arten. Videsparven är en sumpskogsart och den viktigaste häckningsbiotopen utgörs av lövrik sumpgranskog med ett rikt fältskikt av olika starr- och fräkenarter samt riklig förekomst av olika låga ris. Reviren är små till medelstora, från under en hektar till några hektar. Videsparven missgynnas av avverkning av sumpskog, dikning och dikesrensning samt andra åtgärder som påverkar fuktiga till blöta impediment. Videsparv är typisk art för </w:t>
+        <w:t xml:space="preserve">Kommentar: </w:t>
       </w:r>
       <w:r>
         <w:rPr>
           <w:i/>
         </w:rPr>
-        <w:t>9740 Skogsbevuxen myr</w:t>
-      </w:r>
-      <w:r>
-        <w:t xml:space="preserve"> (SLU Artdatabanken, 2026; IUCN, 2025; Skogsstyrelsen, 2016).</w:t>
-      </w:r>
-    </w:p>
-    <w:p>
-      <w:r>
-        <w:t>I BILAGA 1 finns mer detaljerad information om ekologi samt krav på livsmiljö hos fridlysta arter.</w:t>
+        <w:t>Avverkning av skog med höga naturvärden samt skada på fridlysta arter strider både mot FSC Controlled Wood-standarden och FSC:s policy for associerade organisationer.</w:t>
       </w:r>
     </w:p>
     <w:p>
@@ -544,7 +820,56 @@
         <w:pStyle w:val="Heading1"/>
       </w:pPr>
       <w:r>
-        <w:t>Certifiering</w:t>
+        <w:t>Ur PEFC-standarden gällande lagefterlevnad</w:t>
+      </w:r>
+    </w:p>
+    <w:p>
+      <w:r>
+        <w:t>PEFC-standarden förutsätter att tillämplig svensk lagstiftning följs. Det är utsedd tillsynsmyndighet som ansvarar för tillsyn av lagens efterlevnad. PEFC-standarden återger innehållet i vissa certifieringskritiska lag- och föreskriftskrav vilka ska ingå i granskning av PEFC-systemets efterlevnad.</w:t>
+      </w:r>
+    </w:p>
+    <w:p>
+      <w:pPr>
+        <w:pStyle w:val="ListBullet"/>
+      </w:pPr>
+      <w:r>
+        <w:rPr>
+          <w:b/>
+          <w:i/>
+        </w:rPr>
+        <w:t xml:space="preserve">Kommentar: </w:t>
+      </w:r>
+      <w:r>
+        <w:rPr>
+          <w:i/>
+        </w:rPr>
+        <w:t>I den avverkningsanmälda skogen har fridlysta arter sina livsmiljöer och växtplatser. Att skada de fridlysta arternas livsmiljöer, växtplatser eller ekologiska funktion är inte tillåtet enligt artskyddsförordningen</w:t>
+      </w:r>
+    </w:p>
+    <w:p>
+      <w:r>
+        <w:br w:type="page"/>
+      </w:r>
+    </w:p>
+    <w:p>
+      <w:pPr>
+        <w:pStyle w:val="Title"/>
+      </w:pPr>
+      <w:r>
+        <w:t>BILAGA 1 – Fridlysta arter</w:t>
+      </w:r>
+    </w:p>
+    <w:p>
+      <w:pPr>
+        <w:pStyle w:val="Heading1"/>
+      </w:pPr>
+      <w:r>
+        <w:t>Guckusko – ekologi samt krav på livsmiljön</w:t>
+      </w:r>
+    </w:p>
+    <w:p>
+      <w:r>
+        <w:t>Guckusko omfattas av EU:s art- och habitatdirektiv och är fridlyst enligt §7 Artskyddsförordningen (bilaga 1) vilket innebär att hela dess livsmiljö ska bevaras. Guckusko är beroende av hög och jämn luftfuktighet i gamla, ostörda skogsmiljöer och är känslig för snabba förändringar av ljus-/vindförhållanden eller uttorkning. Den förekommer främst i skogar som inte påverkats av kraftig störning, till exempel slutavverkning, markberedning, körskador, gödsling eller dikning (SLU Artdatabanken, 2021).Dikning och slutavverkning av guckuskons växtplatser är ett direkt hot mot arten och bör undvikas. Kalavverkning missgynnar arten, dels om hyggesavfall lämnas, vilket kan kväva enskilda bestånd, dels indirekt genom att mer konkurrensstarka arter gynnas. Körskador av skogsmaskiner och hyggesplöjning kan leda till lokalt ändrad hydrologi, då de mullrika, fuktiga jordarna är mjuka. Sverige hyser mer än halva den beräknade populationen av arten i EU, vilket innebär att vi har ett internationellt ansvar för arten (SLU Artdatabanken, 2021).</w:t>
       </w:r>
     </w:p>
     <w:p>
@@ -552,100 +877,71 @@
         <w:pStyle w:val="Heading2"/>
       </w:pPr>
       <w:r>
-        <w:t>Ur FSC-standarden</w:t>
+        <w:t>Referenser – guckusko</w:t>
       </w:r>
     </w:p>
     <w:p>
       <w:r>
+        <w:t xml:space="preserve">SLU Artdatabanken, 2021. </w:t>
+      </w:r>
+      <w:r>
         <w:rPr>
-          <w:b/>
+          <w:i/>
         </w:rPr>
-        <w:t xml:space="preserve">PRINCIP 1: LAGEFTERLEVNAD: </w:t>
-      </w:r>
-      <w:r>
-        <w:t>Certifikatsinnehavaren ska följa alla tillämpliga lagar, förordningar och nationellt ratificerade internationella avtal, konventioner och överenskommelser.</w:t>
-      </w:r>
-    </w:p>
-    <w:p>
-      <w:r>
-        <w:rPr>
-          <w:b/>
-        </w:rPr>
-        <w:t xml:space="preserve">1.3.1 </w:t>
-      </w:r>
-      <w:r>
-        <w:t>Tillämpliga lagar och föreskrifter för brukandet av skogen följs.</w:t>
+        <w:t xml:space="preserve">Artfaktablad. Naturvård – artfakta. </w:t>
+      </w:r>
+      <w:r>
+        <w:t>SLU Artdatabanken, Uppsala</w:t>
       </w:r>
     </w:p>
     <w:p>
       <w:pPr>
-        <w:pStyle w:val="ListBullet"/>
+        <w:pStyle w:val="Heading1"/>
       </w:pPr>
       <w:r>
-        <w:rPr>
-          <w:b/>
-          <w:i/>
-        </w:rPr>
-        <w:t xml:space="preserve">Kommentar: </w:t>
-      </w:r>
-      <w:r>
-        <w:t>I den avverkningsanmälda skogen har fridlysta arter sina livsmiljöer och växtplatser. Att skada de fridlysta arternas livsmiljöer, växtplatser eller ekologiska funktion är inte tillåtet enligt artskyddsförordningen.</w:t>
+        <w:t>Lavskrika – ekologi samt krav på livsmiljön</w:t>
+      </w:r>
+    </w:p>
+    <w:p>
+      <w:r>
+        <w:t>Lavskrika är rödlistad som nära hotad (NT), fridlyst enligt 4 § artskyddsförordningen (2007:845) och ingår i förteckningen över prioriterade arter i Skogsstyrelsens föreskrifter och allmänna råd (SKSFS 2011:7) bilaga 4. Lavskrikan är en mycket stationär fågel, som häckar i äldre, slutna och hänglavsrika barrskogar. Nyckelfaktorer är flerskiktad skog med rik undervegetation samt riklig förekomst av hänglavar (SLU Artdatabanken, 2026).</w:t>
+      </w:r>
+    </w:p>
+    <w:p>
+      <w:r>
+        <w:t xml:space="preserve">I Skogsstyrelsens vägledning för hänsyn till fåglar står bland annat att: </w:t>
       </w:r>
       <w:r>
         <w:rPr>
           <w:i/>
         </w:rPr>
-        <w:t xml:space="preserve"> EU:s medlemsländer och skogsbolag är skyldiga att agera i enlighet med EU:s fågeldirektiv där det uttryckligen står att direktivet gäller för fåglar samt för deras ägg, bon och </w:t>
-      </w:r>
-      <w:r>
-        <w:rPr>
-          <w:b/>
-          <w:i/>
-        </w:rPr>
-        <w:t xml:space="preserve">livsmiljöer </w:t>
-      </w:r>
-      <w:r>
-        <w:t>(artikel 1). Vidare att de åtgärder som vidtas inte får leda till en försämring av den nuvarande situationen beträffande bevarandet av de fågelarter som avses i artikel 1 (artikel 13).</w:t>
-      </w:r>
-    </w:p>
-    <w:p>
-      <w:r>
-        <w:rPr>
-          <w:b/>
-        </w:rPr>
-        <w:t xml:space="preserve">6.4 </w:t>
-      </w:r>
-      <w:r>
-        <w:t>Certifikatsinnehavaren ska skydda sällsynta arter och hotade arter samt deras livsmiljöer inom skogsbruksenheten. Det ska ske genom avsättningar, andra skyddade områden och genom att skapa konnektivitet och/eller genom andra direkta åtgärder som gynnar dessa arters överlevnad och livskraft. Åtgärderna ska stå i förhållande till brukandets skala, intensitet och risk, samt till sällsynta och hotade arters bevarandestatus och ekologiska krav. Certifikatsinnehavaren ska beakta den geografiska spridningen och ekologiska krav hos sällsynta och hotade arter utanför skogsbruksenhetens gränser när beslut om åtgärder inom skogsbruksenheten ska fattas.</w:t>
-      </w:r>
-    </w:p>
-    <w:p>
-      <w:r>
-        <w:rPr>
-          <w:b/>
-        </w:rPr>
-        <w:t xml:space="preserve">6.4.3 </w:t>
-      </w:r>
-      <w:r>
-        <w:t>Bevarandeåtgärder genomförs för de kända förekomster av rödlistade arter som påverkas av skogsbruk.</w:t>
-      </w:r>
-    </w:p>
-    <w:p>
-      <w:pPr>
-        <w:pStyle w:val="ListBullet"/>
-      </w:pPr>
-      <w:r>
-        <w:rPr>
-          <w:b/>
-          <w:i/>
-        </w:rPr>
-        <w:t xml:space="preserve">Kommentar: </w:t>
+        <w:t>“Reviren är livslånga med hemområden som varierar mellan 50 och 150 ha. Hemområdena har inga fasta gränser utan det handlar mera om de yttre gränserna för familjegruppernas rörelser. Lavskrikan undviker att förflytta sig över stora öppna områden och hemområdesstorleken är därför större i områden fragmenterade av hyggen och yngre skog än i områden med i sammanhängande äldre skog. Det finns studier som antyder att det inom ett revir bör finnas maximalt 15 % öppna ytor och ungskog. Inom ett revir av hög kvalitet finns det som regel ett eller flera kärnområden (1–20 ha) med relativt tät flerskiktad granskog.”</w:t>
+      </w:r>
+      <w:r>
+        <w:t xml:space="preserve"> Vidare att: </w:t>
       </w:r>
       <w:r>
         <w:rPr>
           <w:i/>
         </w:rPr>
-        <w:t>I det avverkningsanmälda skogsområdet har 10 naturvårdsarter varav 7 rödlistade arter sina livsmiljöer och växtplatser.</w:t>
+        <w:t>“Arten missgynnas när flerskiktad skog omförs till enskiktade bestånd. Även skogsskötsel med återkommande röjning och hård gallring är starkt negativt. Lavskrikan har relativt stora hemområden och försvinner när den äldre skogen fragmenteras, särskilt allvarligt är när kärnområdena avverkas.”</w:t>
+      </w:r>
+      <w:r>
+        <w:t xml:space="preserve"> (Skogsstyrelsen 2016).</w:t>
+      </w:r>
+    </w:p>
+    <w:p>
+      <w:r>
+        <w:t xml:space="preserve">Populationen har minskat med 20 (10–30) % under de senaste 15 åren och minskningstakten bedöms vara nära gränsvärdet för sårbar (VU). Arten försvinner successivt framför allt vid dess utbredningsgränser och populationen har minskat kontinuerligt under 2000-talet. Lavskrika är typisk art för </w:t>
+      </w:r>
+      <w:r>
+        <w:rPr>
+          <w:i/>
+        </w:rPr>
+        <w:t>9010 Taiga</w:t>
+      </w:r>
+      <w:r>
+        <w:t xml:space="preserve"> (SLU Artdatabanken, 2026).</w:t>
       </w:r>
     </w:p>
     <w:p>
@@ -653,222 +949,26 @@
         <w:pStyle w:val="Heading2"/>
       </w:pPr>
       <w:r>
-        <w:t>Ur Chain of Custody Certification (FSC-STD-40-004 ver 3.0)</w:t>
+        <w:t>Referenser – lavskrika</w:t>
       </w:r>
     </w:p>
     <w:p>
       <w:r>
-        <w:rPr>
-          <w:b/>
-        </w:rPr>
-        <w:t xml:space="preserve">1.3 </w:t>
-      </w:r>
-      <w:r>
-        <w:t xml:space="preserve">The organization shall commit to the FSC values as defined in FSC-POL-01-004 Policy for the Association of Organizations with FSC. </w:t>
-      </w:r>
-    </w:p>
-    <w:p>
-      <w:pPr>
-        <w:pStyle w:val="Heading2"/>
-      </w:pPr>
-      <w:r>
-        <w:t>Ur FSC:s policy för associerade organisationer (FSC-POL-01-004)</w:t>
-      </w:r>
-    </w:p>
-    <w:p>
-      <w:r>
-        <w:t xml:space="preserve">Som “Chain of Custody”-certifierad organisation är skogsbolaget bunden av de fastställda reglerna i Del 1 Punkt 1 c) i Policy för organisationer associerade med FSC (FSC-POL-01-004 V2-0 EN + SVE version 2012-03-02): </w:t>
-      </w:r>
-    </w:p>
-    <w:p>
-      <w:pPr>
-        <w:pStyle w:val="ListNumber"/>
-      </w:pPr>
-      <w:r>
-        <w:t>De organisationer FSC kan acceptera association med får inte direkt eller indirekt ha några kopplingar till nedanstående, oacceptabla aktiviteter:</w:t>
-      </w:r>
-    </w:p>
-    <w:p>
-      <w:pPr>
-        <w:ind w:left="357"/>
-      </w:pPr>
-      <w:r>
-        <w:t>a) Olaglig skogsavverkning och handel med olagligt avverkat virke eller skogsprodukter</w:t>
-      </w:r>
-    </w:p>
-    <w:p>
-      <w:pPr>
-        <w:ind w:left="357"/>
-      </w:pPr>
-      <w:r>
-        <w:t>...</w:t>
-      </w:r>
-    </w:p>
-    <w:p>
-      <w:pPr>
-        <w:ind w:left="357"/>
-      </w:pPr>
-      <w:r>
-        <w:t>c) Skogsbruk som förstör höga naturvärden</w:t>
-      </w:r>
-    </w:p>
-    <w:p>
-      <w:pPr>
-        <w:ind w:left="357"/>
-      </w:pPr>
-      <w:r>
-        <w:t>d) Betydande omvandling av skog till plantager eller annan, icke skoglig, markanvändning</w:t>
-      </w:r>
-    </w:p>
-    <w:p>
-      <w:pPr>
-        <w:pStyle w:val="ListBullet"/>
-      </w:pPr>
-      <w:r>
-        <w:rPr>
-          <w:b/>
-          <w:i/>
-        </w:rPr>
-        <w:t xml:space="preserve">Kommentar: </w:t>
+        <w:t xml:space="preserve">Skogsstyrelsen, 2016. </w:t>
       </w:r>
       <w:r>
         <w:rPr>
           <w:i/>
         </w:rPr>
-        <w:t>Avverkning av skog med höga naturvärden samt skada på fridlysta arter strider både mot FSC Controlled Wood-standarden och FSC:s policy for associerade organisationer.</w:t>
+        <w:t xml:space="preserve">Vägledning för hänsyn till fåglar – lavskrika. </w:t>
+      </w:r>
+      <w:r>
+        <w:t>https://www.skogsstyrelsen.se/globalassets/lag-och-tillsyn/artskydd/vagledningar-for-hansyn-till-faglar/lavskrika-vagledning-hansyn.pdf</w:t>
       </w:r>
     </w:p>
     <w:p>
-      <w:pPr>
-        <w:pStyle w:val="Heading2"/>
-      </w:pPr>
-      <w:r>
-        <w:t>Ur FSC Controlled Wood (FSC-STD-40-005)</w:t>
-      </w:r>
-    </w:p>
-    <w:p>
-      <w:r>
-        <w:t>Virke som inte accepteras i FSC-märkta produkter (oacceptabelt ursprung) enligt FSC Controlled Wood (FSC-STD-40-005):</w:t>
-      </w:r>
-    </w:p>
-    <w:p>
-      <w:pPr>
-        <w:pStyle w:val="ListNumber"/>
-      </w:pPr>
-      <w:r>
-        <w:t>Illegalt avverkat virke.</w:t>
-      </w:r>
-    </w:p>
-    <w:p>
-      <w:pPr>
-        <w:pStyle w:val="ListNumber"/>
-      </w:pPr>
-      <w:r>
-        <w:t>...</w:t>
-      </w:r>
-    </w:p>
-    <w:p>
-      <w:pPr>
-        <w:pStyle w:val="ListNumber"/>
-      </w:pPr>
-      <w:r>
-        <w:t>Virke från avverkningar som hotar höga naturvärden.</w:t>
-      </w:r>
-    </w:p>
-    <w:p>
-      <w:pPr>
-        <w:pStyle w:val="ListNumber"/>
-      </w:pPr>
-      <w:r>
-        <w:t>Virke från skog som konverteras till plantager eller icke-skogligt bruk.</w:t>
-      </w:r>
-    </w:p>
-    <w:p>
-      <w:pPr>
-        <w:pStyle w:val="ListBullet"/>
-      </w:pPr>
-      <w:r>
-        <w:rPr>
-          <w:b/>
-          <w:i/>
-        </w:rPr>
-        <w:t xml:space="preserve">Kommentar: </w:t>
-      </w:r>
-      <w:r>
-        <w:rPr>
-          <w:i/>
-        </w:rPr>
-        <w:t>Avverkning av skog med höga naturvärden samt skada på fridlysta arter strider både mot FSC Controlled Wood-standarden och FSC:s policy for associerade organisationer.</w:t>
-      </w:r>
-    </w:p>
-    <w:p>
-      <w:pPr>
-        <w:pStyle w:val="Heading1"/>
-      </w:pPr>
-      <w:r>
-        <w:t>Ur PEFC-standarden gällande lagefterlevnad</w:t>
-      </w:r>
-    </w:p>
-    <w:p>
-      <w:r>
-        <w:t>PEFC-standarden förutsätter att tillämplig svensk lagstiftning följs. Det är utsedd tillsynsmyndighet som ansvarar för tillsyn av lagens efterlevnad. PEFC-standarden återger innehållet i vissa certifieringskritiska lag- och föreskriftskrav vilka ska ingå i granskning av PEFC-systemets efterlevnad.</w:t>
-      </w:r>
-    </w:p>
-    <w:p>
-      <w:pPr>
-        <w:pStyle w:val="ListBullet"/>
-      </w:pPr>
-      <w:r>
-        <w:rPr>
-          <w:b/>
-          <w:i/>
-        </w:rPr>
-        <w:t xml:space="preserve">Kommentar: </w:t>
-      </w:r>
-      <w:r>
-        <w:rPr>
-          <w:i/>
-        </w:rPr>
-        <w:t>I den avverkningsanmälda skogen har fridlysta arter sina livsmiljöer och växtplatser. Att skada de fridlysta arternas livsmiljöer, växtplatser eller ekologiska funktion är inte tillåtet enligt artskyddsförordningen</w:t>
-      </w:r>
-    </w:p>
-    <w:p>
-      <w:r>
-        <w:br w:type="page"/>
-      </w:r>
-    </w:p>
-    <w:p>
-      <w:pPr>
-        <w:pStyle w:val="Title"/>
-      </w:pPr>
-      <w:r>
-        <w:t>BILAGA 1 – Fridlysta arter</w:t>
-      </w:r>
-    </w:p>
-    <w:p>
-      <w:pPr>
-        <w:pStyle w:val="Heading1"/>
-      </w:pPr>
-      <w:r>
-        <w:t>Guckusko – ekologi samt krav på livsmiljön</w:t>
-      </w:r>
-    </w:p>
-    <w:p>
-      <w:r>
-        <w:t>Guckusko omfattas av EU:s art- och habitatdirektiv och är fridlyst enligt §7 Artskyddsförordningen (bilaga 1) vilket innebär att hela dess livsmiljö ska bevaras. Guckusko är beroende av hög och jämn luftfuktighet i gamla, ostörda skogsmiljöer och är känslig för snabba förändringar av ljus-/vindförhållanden eller uttorkning. Den förekommer främst i skogar som inte påverkats av kraftig störning, till exempel slutavverkning, markberedning, körskador, gödsling eller dikning (SLU Artdatabanken, 2021).Dikning och slutavverkning av guckuskons växtplatser är ett direkt hot mot arten och bör undvikas. Kalavverkning missgynnar arten, dels om hyggesavfall lämnas, vilket kan kväva enskilda bestånd, dels indirekt genom att mer konkurrensstarka arter gynnas. Körskador av skogsmaskiner och hyggesplöjning kan leda till lokalt ändrad hydrologi, då de mullrika, fuktiga jordarna är mjuka. Sverige hyser mer än halva den beräknade populationen av arten i EU, vilket innebär att vi har ett internationellt ansvar för arten (SLU Artdatabanken, 2021).</w:t>
-      </w:r>
-    </w:p>
-    <w:p>
-      <w:pPr>
-        <w:pStyle w:val="Heading2"/>
-      </w:pPr>
-      <w:r>
-        <w:t>Referenser – guckusko</w:t>
-      </w:r>
-    </w:p>
-    <w:p>
-      <w:r>
-        <w:t xml:space="preserve">SLU Artdatabanken, 2021. </w:t>
+      <w:r>
+        <w:t xml:space="preserve">SLU Artdatabanken, 2026. </w:t>
       </w:r>
       <w:r>
         <w:rPr>
@@ -1176,7 +1276,7 @@
 </file>
 
 <file path=word/endnotes.xml><?xml version="1.0" encoding="utf-8"?>
-<w:endnotes xmlns:wpc="http://schemas.microsoft.com/office/word/2010/wordprocessingCanvas" xmlns:cx="http://schemas.microsoft.com/office/drawing/2014/chartex" xmlns:cx1="http://schemas.microsoft.com/office/drawing/2015/9/8/chartex" xmlns:cx2="http://schemas.microsoft.com/office/drawing/2015/10/21/chartex" xmlns:cx3="http://schemas.microsoft.com/office/drawing/2016/5/9/chartex" xmlns:cx4="http://schemas.microsoft.com/office/drawing/2016/5/10/chartex" xmlns:cx5="http://schemas.microsoft.com/office/drawing/2016/5/11/chartex" xmlns:cx6="http://schemas.microsoft.com/office/drawing/2016/5/12/chartex" xmlns:cx7="http://schemas.microsoft.com/office/drawing/2016/5/13/chartex" xmlns:cx8="http://schemas.microsoft.com/office/drawing/2016/5/14/chartex" xmlns:mc="http://schemas.openxmlformats.org/markup-compatibility/2006" xmlns:aink="http://schemas.microsoft.com/office/drawing/2016/ink" xmlns:am3d="http://schemas.microsoft.com/office/drawing/2017/model3d" xmlns:o="urn:schemas-microsoft-com:office:office" xmlns:oel="http://schemas.microsoft.com/office/2019/extlst" xmlns:r="http://schemas.openxmlformats.org/officeDocument/2006/relationships" xmlns:m="http://schemas.openxmlformats.org/officeDocument/2006/math" xmlns:v="urn:schemas-microsoft-com:vml" xmlns:wp14="http://schemas.microsoft.com/office/word/2010/wordprocessingDrawing" xmlns:wp="http://schemas.openxmlformats.org/drawingml/2006/wordprocessingDrawing" xmlns:w10="urn:schemas-microsoft-com:office:word" xmlns:w="http://schemas.openxmlformats.org/wordprocessingml/2006/main" xmlns:w14="http://schemas.microsoft.com/office/word/2010/wordml" xmlns:w15="http://schemas.microsoft.com/office/word/2012/wordml" xmlns:w16cex="http://schemas.microsoft.com/office/word/2018/wordml/cex" xmlns:w16cid="http://schemas.microsoft.com/office/word/2016/wordml/cid" xmlns:w16="http://schemas.microsoft.com/office/word/2018/wordml" xmlns:w16sdtdh="http://schemas.microsoft.com/office/word/2020/wordml/sdtdatahash" xmlns:w16se="http://schemas.microsoft.com/office/word/2015/wordml/symex" xmlns:wpg="http://schemas.microsoft.com/office/word/2010/wordprocessingGroup" xmlns:wpi="http://schemas.microsoft.com/office/word/2010/wordprocessingInk" xmlns:wne="http://schemas.microsoft.com/office/word/2006/wordml" xmlns:wps="http://schemas.microsoft.com/office/word/2010/wordprocessingShape" mc:Ignorable="w14 w15 w16se w16cid w16 w16cex w16sdtdh wp14">
+<w:endnotes xmlns:wpc="http://schemas.microsoft.com/office/word/2010/wordprocessingCanvas" xmlns:cx="http://schemas.microsoft.com/office/drawing/2014/chartex" xmlns:cx1="http://schemas.microsoft.com/office/drawing/2015/9/8/chartex" xmlns:cx2="http://schemas.microsoft.com/office/drawing/2015/10/21/chartex" xmlns:cx3="http://schemas.microsoft.com/office/drawing/2016/5/9/chartex" xmlns:cx4="http://schemas.microsoft.com/office/drawing/2016/5/10/chartex" xmlns:cx5="http://schemas.microsoft.com/office/drawing/2016/5/11/chartex" xmlns:cx6="http://schemas.microsoft.com/office/drawing/2016/5/12/chartex" xmlns:cx7="http://schemas.microsoft.com/office/drawing/2016/5/13/chartex" xmlns:cx8="http://schemas.microsoft.com/office/drawing/2016/5/14/chartex" xmlns:mc="http://schemas.openxmlformats.org/markup-compatibility/2006" xmlns:aink="http://schemas.microsoft.com/office/drawing/2016/ink" xmlns:am3d="http://schemas.microsoft.com/office/drawing/2017/model3d" xmlns:o="urn:schemas-microsoft-com:office:office" xmlns:oel="http://schemas.microsoft.com/office/2019/extlst" xmlns:r="http://schemas.openxmlformats.org/officeDocument/2006/relationships" xmlns:m="http://schemas.openxmlformats.org/officeDocument/2006/math" xmlns:v="urn:schemas-microsoft-com:vml" xmlns:wp14="http://schemas.microsoft.com/office/word/2010/wordprocessingDrawing" xmlns:wp="http://schemas.openxmlformats.org/drawingml/2006/wordprocessingDrawing" xmlns:w10="urn:schemas-microsoft-com:office:word" xmlns:w="http://schemas.openxmlformats.org/wordprocessingml/2006/main" xmlns:w14="http://schemas.microsoft.com/office/word/2010/wordml" xmlns:w15="http://schemas.microsoft.com/office/word/2012/wordml" xmlns:w16cex="http://schemas.microsoft.com/office/word/2018/wordml/cex" xmlns:w16cid="http://schemas.microsoft.com/office/word/2016/wordml/cid" xmlns:w16="http://schemas.microsoft.com/office/word/2018/wordml" xmlns:w16du="http://schemas.microsoft.com/office/word/2023/wordml/word16du" xmlns:w16sdtdh="http://schemas.microsoft.com/office/word/2020/wordml/sdtdatahash" xmlns:w16sdtfl="http://schemas.microsoft.com/office/word/2024/wordml/sdtformatlock" xmlns:w16se="http://schemas.microsoft.com/office/word/2015/wordml/symex" xmlns:wpg="http://schemas.microsoft.com/office/word/2010/wordprocessingGroup" xmlns:wpi="http://schemas.microsoft.com/office/word/2010/wordprocessingInk" xmlns:wne="http://schemas.microsoft.com/office/word/2006/wordml" xmlns:wps="http://schemas.microsoft.com/office/word/2010/wordprocessingShape" mc:Ignorable="w14 w15 w16se w16cid w16 w16cex w16sdtdh w16sdtfl w16du wp14">
   <w:endnote w:type="separator" w:id="-1">
     <w:p>
       <w:pPr>
@@ -1201,7 +1301,7 @@
 </file>
 
 <file path=word/footer1.xml><?xml version="1.0" encoding="utf-8"?>
-<w:ftr xmlns:wpc="http://schemas.microsoft.com/office/word/2010/wordprocessingCanvas" xmlns:cx="http://schemas.microsoft.com/office/drawing/2014/chartex" xmlns:cx1="http://schemas.microsoft.com/office/drawing/2015/9/8/chartex" xmlns:cx2="http://schemas.microsoft.com/office/drawing/2015/10/21/chartex" xmlns:cx3="http://schemas.microsoft.com/office/drawing/2016/5/9/chartex" xmlns:cx4="http://schemas.microsoft.com/office/drawing/2016/5/10/chartex" xmlns:cx5="http://schemas.microsoft.com/office/drawing/2016/5/11/chartex" xmlns:cx6="http://schemas.microsoft.com/office/drawing/2016/5/12/chartex" xmlns:cx7="http://schemas.microsoft.com/office/drawing/2016/5/13/chartex" xmlns:cx8="http://schemas.microsoft.com/office/drawing/2016/5/14/chartex" xmlns:mc="http://schemas.openxmlformats.org/markup-compatibility/2006" xmlns:aink="http://schemas.microsoft.com/office/drawing/2016/ink" xmlns:am3d="http://schemas.microsoft.com/office/drawing/2017/model3d" xmlns:o="urn:schemas-microsoft-com:office:office" xmlns:oel="http://schemas.microsoft.com/office/2019/extlst" xmlns:r="http://schemas.openxmlformats.org/officeDocument/2006/relationships" xmlns:m="http://schemas.openxmlformats.org/officeDocument/2006/math" xmlns:v="urn:schemas-microsoft-com:vml" xmlns:wp14="http://schemas.microsoft.com/office/word/2010/wordprocessingDrawing" xmlns:wp="http://schemas.openxmlformats.org/drawingml/2006/wordprocessingDrawing" xmlns:w10="urn:schemas-microsoft-com:office:word" xmlns:w="http://schemas.openxmlformats.org/wordprocessingml/2006/main" xmlns:w14="http://schemas.microsoft.com/office/word/2010/wordml" xmlns:w15="http://schemas.microsoft.com/office/word/2012/wordml" xmlns:w16cex="http://schemas.microsoft.com/office/word/2018/wordml/cex" xmlns:w16cid="http://schemas.microsoft.com/office/word/2016/wordml/cid" xmlns:w16="http://schemas.microsoft.com/office/word/2018/wordml" xmlns:w16sdtdh="http://schemas.microsoft.com/office/word/2020/wordml/sdtdatahash" xmlns:w16se="http://schemas.microsoft.com/office/word/2015/wordml/symex" xmlns:wpg="http://schemas.microsoft.com/office/word/2010/wordprocessingGroup" xmlns:wpi="http://schemas.microsoft.com/office/word/2010/wordprocessingInk" xmlns:wne="http://schemas.microsoft.com/office/word/2006/wordml" xmlns:wps="http://schemas.microsoft.com/office/word/2010/wordprocessingShape" mc:Ignorable="w14 w15 w16se w16cid w16 w16cex w16sdtdh wp14">
+<w:ftr xmlns:wpc="http://schemas.microsoft.com/office/word/2010/wordprocessingCanvas" xmlns:cx="http://schemas.microsoft.com/office/drawing/2014/chartex" xmlns:cx1="http://schemas.microsoft.com/office/drawing/2015/9/8/chartex" xmlns:cx2="http://schemas.microsoft.com/office/drawing/2015/10/21/chartex" xmlns:cx3="http://schemas.microsoft.com/office/drawing/2016/5/9/chartex" xmlns:cx4="http://schemas.microsoft.com/office/drawing/2016/5/10/chartex" xmlns:cx5="http://schemas.microsoft.com/office/drawing/2016/5/11/chartex" xmlns:cx6="http://schemas.microsoft.com/office/drawing/2016/5/12/chartex" xmlns:cx7="http://schemas.microsoft.com/office/drawing/2016/5/13/chartex" xmlns:cx8="http://schemas.microsoft.com/office/drawing/2016/5/14/chartex" xmlns:mc="http://schemas.openxmlformats.org/markup-compatibility/2006" xmlns:aink="http://schemas.microsoft.com/office/drawing/2016/ink" xmlns:am3d="http://schemas.microsoft.com/office/drawing/2017/model3d" xmlns:o="urn:schemas-microsoft-com:office:office" xmlns:oel="http://schemas.microsoft.com/office/2019/extlst" xmlns:r="http://schemas.openxmlformats.org/officeDocument/2006/relationships" xmlns:m="http://schemas.openxmlformats.org/officeDocument/2006/math" xmlns:v="urn:schemas-microsoft-com:vml" xmlns:wp14="http://schemas.microsoft.com/office/word/2010/wordprocessingDrawing" xmlns:wp="http://schemas.openxmlformats.org/drawingml/2006/wordprocessingDrawing" xmlns:w10="urn:schemas-microsoft-com:office:word" xmlns:w="http://schemas.openxmlformats.org/wordprocessingml/2006/main" xmlns:w14="http://schemas.microsoft.com/office/word/2010/wordml" xmlns:w15="http://schemas.microsoft.com/office/word/2012/wordml" xmlns:w16cex="http://schemas.microsoft.com/office/word/2018/wordml/cex" xmlns:w16cid="http://schemas.microsoft.com/office/word/2016/wordml/cid" xmlns:w16="http://schemas.microsoft.com/office/word/2018/wordml" xmlns:w16du="http://schemas.microsoft.com/office/word/2023/wordml/word16du" xmlns:w16sdtdh="http://schemas.microsoft.com/office/word/2020/wordml/sdtdatahash" xmlns:w16sdtfl="http://schemas.microsoft.com/office/word/2024/wordml/sdtformatlock" xmlns:w16se="http://schemas.microsoft.com/office/word/2015/wordml/symex" xmlns:wpg="http://schemas.microsoft.com/office/word/2010/wordprocessingGroup" xmlns:wpi="http://schemas.microsoft.com/office/word/2010/wordprocessingInk" xmlns:wne="http://schemas.microsoft.com/office/word/2006/wordml" xmlns:wps="http://schemas.microsoft.com/office/word/2010/wordprocessingShape" mc:Ignorable="w14 w15 w16se w16cid w16 w16cex w16sdtdh w16sdtfl w16du wp14">
   <w:p>
     <w:pPr>
       <w:pStyle w:val="Footer"/>
@@ -1211,7 +1311,7 @@
 </file>
 
 <file path=word/footer2.xml><?xml version="1.0" encoding="utf-8"?>
-<w:ftr xmlns:wpc="http://schemas.microsoft.com/office/word/2010/wordprocessingCanvas" xmlns:cx="http://schemas.microsoft.com/office/drawing/2014/chartex" xmlns:cx1="http://schemas.microsoft.com/office/drawing/2015/9/8/chartex" xmlns:cx2="http://schemas.microsoft.com/office/drawing/2015/10/21/chartex" xmlns:cx3="http://schemas.microsoft.com/office/drawing/2016/5/9/chartex" xmlns:cx4="http://schemas.microsoft.com/office/drawing/2016/5/10/chartex" xmlns:cx5="http://schemas.microsoft.com/office/drawing/2016/5/11/chartex" xmlns:cx6="http://schemas.microsoft.com/office/drawing/2016/5/12/chartex" xmlns:cx7="http://schemas.microsoft.com/office/drawing/2016/5/13/chartex" xmlns:cx8="http://schemas.microsoft.com/office/drawing/2016/5/14/chartex" xmlns:mc="http://schemas.openxmlformats.org/markup-compatibility/2006" xmlns:aink="http://schemas.microsoft.com/office/drawing/2016/ink" xmlns:am3d="http://schemas.microsoft.com/office/drawing/2017/model3d" xmlns:o="urn:schemas-microsoft-com:office:office" xmlns:oel="http://schemas.microsoft.com/office/2019/extlst" xmlns:r="http://schemas.openxmlformats.org/officeDocument/2006/relationships" xmlns:m="http://schemas.openxmlformats.org/officeDocument/2006/math" xmlns:v="urn:schemas-microsoft-com:vml" xmlns:wp14="http://schemas.microsoft.com/office/word/2010/wordprocessingDrawing" xmlns:wp="http://schemas.openxmlformats.org/drawingml/2006/wordprocessingDrawing" xmlns:w10="urn:schemas-microsoft-com:office:word" xmlns:w="http://schemas.openxmlformats.org/wordprocessingml/2006/main" xmlns:w14="http://schemas.microsoft.com/office/word/2010/wordml" xmlns:w15="http://schemas.microsoft.com/office/word/2012/wordml" xmlns:w16cex="http://schemas.microsoft.com/office/word/2018/wordml/cex" xmlns:w16cid="http://schemas.microsoft.com/office/word/2016/wordml/cid" xmlns:w16="http://schemas.microsoft.com/office/word/2018/wordml" xmlns:w16sdtdh="http://schemas.microsoft.com/office/word/2020/wordml/sdtdatahash" xmlns:w16se="http://schemas.microsoft.com/office/word/2015/wordml/symex" xmlns:wpg="http://schemas.microsoft.com/office/word/2010/wordprocessingGroup" xmlns:wpi="http://schemas.microsoft.com/office/word/2010/wordprocessingInk" xmlns:wne="http://schemas.microsoft.com/office/word/2006/wordml" xmlns:wps="http://schemas.microsoft.com/office/word/2010/wordprocessingShape" mc:Ignorable="w14 w15 w16se w16cid w16 w16cex w16sdtdh wp14">
+<w:ftr xmlns:wpc="http://schemas.microsoft.com/office/word/2010/wordprocessingCanvas" xmlns:cx="http://schemas.microsoft.com/office/drawing/2014/chartex" xmlns:cx1="http://schemas.microsoft.com/office/drawing/2015/9/8/chartex" xmlns:cx2="http://schemas.microsoft.com/office/drawing/2015/10/21/chartex" xmlns:cx3="http://schemas.microsoft.com/office/drawing/2016/5/9/chartex" xmlns:cx4="http://schemas.microsoft.com/office/drawing/2016/5/10/chartex" xmlns:cx5="http://schemas.microsoft.com/office/drawing/2016/5/11/chartex" xmlns:cx6="http://schemas.microsoft.com/office/drawing/2016/5/12/chartex" xmlns:cx7="http://schemas.microsoft.com/office/drawing/2016/5/13/chartex" xmlns:cx8="http://schemas.microsoft.com/office/drawing/2016/5/14/chartex" xmlns:mc="http://schemas.openxmlformats.org/markup-compatibility/2006" xmlns:aink="http://schemas.microsoft.com/office/drawing/2016/ink" xmlns:am3d="http://schemas.microsoft.com/office/drawing/2017/model3d" xmlns:o="urn:schemas-microsoft-com:office:office" xmlns:oel="http://schemas.microsoft.com/office/2019/extlst" xmlns:r="http://schemas.openxmlformats.org/officeDocument/2006/relationships" xmlns:m="http://schemas.openxmlformats.org/officeDocument/2006/math" xmlns:v="urn:schemas-microsoft-com:vml" xmlns:wp14="http://schemas.microsoft.com/office/word/2010/wordprocessingDrawing" xmlns:wp="http://schemas.openxmlformats.org/drawingml/2006/wordprocessingDrawing" xmlns:w10="urn:schemas-microsoft-com:office:word" xmlns:w="http://schemas.openxmlformats.org/wordprocessingml/2006/main" xmlns:w14="http://schemas.microsoft.com/office/word/2010/wordml" xmlns:w15="http://schemas.microsoft.com/office/word/2012/wordml" xmlns:w16cex="http://schemas.microsoft.com/office/word/2018/wordml/cex" xmlns:w16cid="http://schemas.microsoft.com/office/word/2016/wordml/cid" xmlns:w16="http://schemas.microsoft.com/office/word/2018/wordml" xmlns:w16du="http://schemas.microsoft.com/office/word/2023/wordml/word16du" xmlns:w16sdtdh="http://schemas.microsoft.com/office/word/2020/wordml/sdtdatahash" xmlns:w16sdtfl="http://schemas.microsoft.com/office/word/2024/wordml/sdtformatlock" xmlns:w16se="http://schemas.microsoft.com/office/word/2015/wordml/symex" xmlns:wpg="http://schemas.microsoft.com/office/word/2010/wordprocessingGroup" xmlns:wpi="http://schemas.microsoft.com/office/word/2010/wordprocessingInk" xmlns:wne="http://schemas.microsoft.com/office/word/2006/wordml" xmlns:wps="http://schemas.microsoft.com/office/word/2010/wordprocessingShape" mc:Ignorable="w14 w15 w16se w16cid w16 w16cex w16sdtdh w16sdtfl w16du wp14">
   <w:p>
     <w:pPr>
       <w:pStyle w:val="Footer"/>
@@ -1221,7 +1321,7 @@
 </file>
 
 <file path=word/footer3.xml><?xml version="1.0" encoding="utf-8"?>
-<w:ftr xmlns:wpc="http://schemas.microsoft.com/office/word/2010/wordprocessingCanvas" xmlns:cx="http://schemas.microsoft.com/office/drawing/2014/chartex" xmlns:cx1="http://schemas.microsoft.com/office/drawing/2015/9/8/chartex" xmlns:cx2="http://schemas.microsoft.com/office/drawing/2015/10/21/chartex" xmlns:cx3="http://schemas.microsoft.com/office/drawing/2016/5/9/chartex" xmlns:cx4="http://schemas.microsoft.com/office/drawing/2016/5/10/chartex" xmlns:cx5="http://schemas.microsoft.com/office/drawing/2016/5/11/chartex" xmlns:cx6="http://schemas.microsoft.com/office/drawing/2016/5/12/chartex" xmlns:cx7="http://schemas.microsoft.com/office/drawing/2016/5/13/chartex" xmlns:cx8="http://schemas.microsoft.com/office/drawing/2016/5/14/chartex" xmlns:mc="http://schemas.openxmlformats.org/markup-compatibility/2006" xmlns:aink="http://schemas.microsoft.com/office/drawing/2016/ink" xmlns:am3d="http://schemas.microsoft.com/office/drawing/2017/model3d" xmlns:o="urn:schemas-microsoft-com:office:office" xmlns:oel="http://schemas.microsoft.com/office/2019/extlst" xmlns:r="http://schemas.openxmlformats.org/officeDocument/2006/relationships" xmlns:m="http://schemas.openxmlformats.org/officeDocument/2006/math" xmlns:v="urn:schemas-microsoft-com:vml" xmlns:wp14="http://schemas.microsoft.com/office/word/2010/wordprocessingDrawing" xmlns:wp="http://schemas.openxmlformats.org/drawingml/2006/wordprocessingDrawing" xmlns:w10="urn:schemas-microsoft-com:office:word" xmlns:w="http://schemas.openxmlformats.org/wordprocessingml/2006/main" xmlns:w14="http://schemas.microsoft.com/office/word/2010/wordml" xmlns:w15="http://schemas.microsoft.com/office/word/2012/wordml" xmlns:w16cex="http://schemas.microsoft.com/office/word/2018/wordml/cex" xmlns:w16cid="http://schemas.microsoft.com/office/word/2016/wordml/cid" xmlns:w16="http://schemas.microsoft.com/office/word/2018/wordml" xmlns:w16sdtdh="http://schemas.microsoft.com/office/word/2020/wordml/sdtdatahash" xmlns:w16se="http://schemas.microsoft.com/office/word/2015/wordml/symex" xmlns:wpg="http://schemas.microsoft.com/office/word/2010/wordprocessingGroup" xmlns:wpi="http://schemas.microsoft.com/office/word/2010/wordprocessingInk" xmlns:wne="http://schemas.microsoft.com/office/word/2006/wordml" xmlns:wps="http://schemas.microsoft.com/office/word/2010/wordprocessingShape" mc:Ignorable="w14 w15 w16se w16cid w16 w16cex w16sdtdh wp14">
+<w:ftr xmlns:wpc="http://schemas.microsoft.com/office/word/2010/wordprocessingCanvas" xmlns:cx="http://schemas.microsoft.com/office/drawing/2014/chartex" xmlns:cx1="http://schemas.microsoft.com/office/drawing/2015/9/8/chartex" xmlns:cx2="http://schemas.microsoft.com/office/drawing/2015/10/21/chartex" xmlns:cx3="http://schemas.microsoft.com/office/drawing/2016/5/9/chartex" xmlns:cx4="http://schemas.microsoft.com/office/drawing/2016/5/10/chartex" xmlns:cx5="http://schemas.microsoft.com/office/drawing/2016/5/11/chartex" xmlns:cx6="http://schemas.microsoft.com/office/drawing/2016/5/12/chartex" xmlns:cx7="http://schemas.microsoft.com/office/drawing/2016/5/13/chartex" xmlns:cx8="http://schemas.microsoft.com/office/drawing/2016/5/14/chartex" xmlns:mc="http://schemas.openxmlformats.org/markup-compatibility/2006" xmlns:aink="http://schemas.microsoft.com/office/drawing/2016/ink" xmlns:am3d="http://schemas.microsoft.com/office/drawing/2017/model3d" xmlns:o="urn:schemas-microsoft-com:office:office" xmlns:oel="http://schemas.microsoft.com/office/2019/extlst" xmlns:r="http://schemas.openxmlformats.org/officeDocument/2006/relationships" xmlns:m="http://schemas.openxmlformats.org/officeDocument/2006/math" xmlns:v="urn:schemas-microsoft-com:vml" xmlns:wp14="http://schemas.microsoft.com/office/word/2010/wordprocessingDrawing" xmlns:wp="http://schemas.openxmlformats.org/drawingml/2006/wordprocessingDrawing" xmlns:w10="urn:schemas-microsoft-com:office:word" xmlns:w="http://schemas.openxmlformats.org/wordprocessingml/2006/main" xmlns:w14="http://schemas.microsoft.com/office/word/2010/wordml" xmlns:w15="http://schemas.microsoft.com/office/word/2012/wordml" xmlns:w16cex="http://schemas.microsoft.com/office/word/2018/wordml/cex" xmlns:w16cid="http://schemas.microsoft.com/office/word/2016/wordml/cid" xmlns:w16="http://schemas.microsoft.com/office/word/2018/wordml" xmlns:w16du="http://schemas.microsoft.com/office/word/2023/wordml/word16du" xmlns:w16sdtdh="http://schemas.microsoft.com/office/word/2020/wordml/sdtdatahash" xmlns:w16sdtfl="http://schemas.microsoft.com/office/word/2024/wordml/sdtformatlock" xmlns:w16se="http://schemas.microsoft.com/office/word/2015/wordml/symex" xmlns:wpg="http://schemas.microsoft.com/office/word/2010/wordprocessingGroup" xmlns:wpi="http://schemas.microsoft.com/office/word/2010/wordprocessingInk" xmlns:wne="http://schemas.microsoft.com/office/word/2006/wordml" xmlns:wps="http://schemas.microsoft.com/office/word/2010/wordprocessingShape" mc:Ignorable="w14 w15 w16se w16cid w16 w16cex w16sdtdh w16sdtfl w16du wp14">
   <w:p>
     <w:pPr>
       <w:pStyle w:val="Footer"/>
@@ -1231,7 +1331,7 @@
 </file>
 
 <file path=word/footnotes.xml><?xml version="1.0" encoding="utf-8"?>
-<w:footnotes xmlns:wpc="http://schemas.microsoft.com/office/word/2010/wordprocessingCanvas" xmlns:cx="http://schemas.microsoft.com/office/drawing/2014/chartex" xmlns:cx1="http://schemas.microsoft.com/office/drawing/2015/9/8/chartex" xmlns:cx2="http://schemas.microsoft.com/office/drawing/2015/10/21/chartex" xmlns:cx3="http://schemas.microsoft.com/office/drawing/2016/5/9/chartex" xmlns:cx4="http://schemas.microsoft.com/office/drawing/2016/5/10/chartex" xmlns:cx5="http://schemas.microsoft.com/office/drawing/2016/5/11/chartex" xmlns:cx6="http://schemas.microsoft.com/office/drawing/2016/5/12/chartex" xmlns:cx7="http://schemas.microsoft.com/office/drawing/2016/5/13/chartex" xmlns:cx8="http://schemas.microsoft.com/office/drawing/2016/5/14/chartex" xmlns:mc="http://schemas.openxmlformats.org/markup-compatibility/2006" xmlns:aink="http://schemas.microsoft.com/office/drawing/2016/ink" xmlns:am3d="http://schemas.microsoft.com/office/drawing/2017/model3d" xmlns:o="urn:schemas-microsoft-com:office:office" xmlns:oel="http://schemas.microsoft.com/office/2019/extlst" xmlns:r="http://schemas.openxmlformats.org/officeDocument/2006/relationships" xmlns:m="http://schemas.openxmlformats.org/officeDocument/2006/math" xmlns:v="urn:schemas-microsoft-com:vml" xmlns:wp14="http://schemas.microsoft.com/office/word/2010/wordprocessingDrawing" xmlns:wp="http://schemas.openxmlformats.org/drawingml/2006/wordprocessingDrawing" xmlns:w10="urn:schemas-microsoft-com:office:word" xmlns:w="http://schemas.openxmlformats.org/wordprocessingml/2006/main" xmlns:w14="http://schemas.microsoft.com/office/word/2010/wordml" xmlns:w15="http://schemas.microsoft.com/office/word/2012/wordml" xmlns:w16cex="http://schemas.microsoft.com/office/word/2018/wordml/cex" xmlns:w16cid="http://schemas.microsoft.com/office/word/2016/wordml/cid" xmlns:w16="http://schemas.microsoft.com/office/word/2018/wordml" xmlns:w16sdtdh="http://schemas.microsoft.com/office/word/2020/wordml/sdtdatahash" xmlns:w16se="http://schemas.microsoft.com/office/word/2015/wordml/symex" xmlns:wpg="http://schemas.microsoft.com/office/word/2010/wordprocessingGroup" xmlns:wpi="http://schemas.microsoft.com/office/word/2010/wordprocessingInk" xmlns:wne="http://schemas.microsoft.com/office/word/2006/wordml" xmlns:wps="http://schemas.microsoft.com/office/word/2010/wordprocessingShape" mc:Ignorable="w14 w15 w16se w16cid w16 w16cex w16sdtdh wp14">
+<w:footnotes xmlns:wpc="http://schemas.microsoft.com/office/word/2010/wordprocessingCanvas" xmlns:cx="http://schemas.microsoft.com/office/drawing/2014/chartex" xmlns:cx1="http://schemas.microsoft.com/office/drawing/2015/9/8/chartex" xmlns:cx2="http://schemas.microsoft.com/office/drawing/2015/10/21/chartex" xmlns:cx3="http://schemas.microsoft.com/office/drawing/2016/5/9/chartex" xmlns:cx4="http://schemas.microsoft.com/office/drawing/2016/5/10/chartex" xmlns:cx5="http://schemas.microsoft.com/office/drawing/2016/5/11/chartex" xmlns:cx6="http://schemas.microsoft.com/office/drawing/2016/5/12/chartex" xmlns:cx7="http://schemas.microsoft.com/office/drawing/2016/5/13/chartex" xmlns:cx8="http://schemas.microsoft.com/office/drawing/2016/5/14/chartex" xmlns:mc="http://schemas.openxmlformats.org/markup-compatibility/2006" xmlns:aink="http://schemas.microsoft.com/office/drawing/2016/ink" xmlns:am3d="http://schemas.microsoft.com/office/drawing/2017/model3d" xmlns:o="urn:schemas-microsoft-com:office:office" xmlns:oel="http://schemas.microsoft.com/office/2019/extlst" xmlns:r="http://schemas.openxmlformats.org/officeDocument/2006/relationships" xmlns:m="http://schemas.openxmlformats.org/officeDocument/2006/math" xmlns:v="urn:schemas-microsoft-com:vml" xmlns:wp14="http://schemas.microsoft.com/office/word/2010/wordprocessingDrawing" xmlns:wp="http://schemas.openxmlformats.org/drawingml/2006/wordprocessingDrawing" xmlns:w10="urn:schemas-microsoft-com:office:word" xmlns:w="http://schemas.openxmlformats.org/wordprocessingml/2006/main" xmlns:w14="http://schemas.microsoft.com/office/word/2010/wordml" xmlns:w15="http://schemas.microsoft.com/office/word/2012/wordml" xmlns:w16cex="http://schemas.microsoft.com/office/word/2018/wordml/cex" xmlns:w16cid="http://schemas.microsoft.com/office/word/2016/wordml/cid" xmlns:w16="http://schemas.microsoft.com/office/word/2018/wordml" xmlns:w16du="http://schemas.microsoft.com/office/word/2023/wordml/word16du" xmlns:w16sdtdh="http://schemas.microsoft.com/office/word/2020/wordml/sdtdatahash" xmlns:w16sdtfl="http://schemas.microsoft.com/office/word/2024/wordml/sdtformatlock" xmlns:w16se="http://schemas.microsoft.com/office/word/2015/wordml/symex" xmlns:wpg="http://schemas.microsoft.com/office/word/2010/wordprocessingGroup" xmlns:wpi="http://schemas.microsoft.com/office/word/2010/wordprocessingInk" xmlns:wne="http://schemas.microsoft.com/office/word/2006/wordml" xmlns:wps="http://schemas.microsoft.com/office/word/2010/wordprocessingShape" mc:Ignorable="w14 w15 w16se w16cid w16 w16cex w16sdtdh w16sdtfl w16du wp14">
   <w:footnote w:type="separator" w:id="-1">
     <w:p>
       <w:pPr>
@@ -1256,7 +1356,7 @@
 </file>
 
 <file path=word/header1.xml><?xml version="1.0" encoding="utf-8"?>
-<w:hdr xmlns:wpc="http://schemas.microsoft.com/office/word/2010/wordprocessingCanvas" xmlns:cx="http://schemas.microsoft.com/office/drawing/2014/chartex" xmlns:cx1="http://schemas.microsoft.com/office/drawing/2015/9/8/chartex" xmlns:cx2="http://schemas.microsoft.com/office/drawing/2015/10/21/chartex" xmlns:cx3="http://schemas.microsoft.com/office/drawing/2016/5/9/chartex" xmlns:cx4="http://schemas.microsoft.com/office/drawing/2016/5/10/chartex" xmlns:cx5="http://schemas.microsoft.com/office/drawing/2016/5/11/chartex" xmlns:cx6="http://schemas.microsoft.com/office/drawing/2016/5/12/chartex" xmlns:cx7="http://schemas.microsoft.com/office/drawing/2016/5/13/chartex" xmlns:cx8="http://schemas.microsoft.com/office/drawing/2016/5/14/chartex" xmlns:mc="http://schemas.openxmlformats.org/markup-compatibility/2006" xmlns:aink="http://schemas.microsoft.com/office/drawing/2016/ink" xmlns:am3d="http://schemas.microsoft.com/office/drawing/2017/model3d" xmlns:o="urn:schemas-microsoft-com:office:office" xmlns:oel="http://schemas.microsoft.com/office/2019/extlst" xmlns:r="http://schemas.openxmlformats.org/officeDocument/2006/relationships" xmlns:m="http://schemas.openxmlformats.org/officeDocument/2006/math" xmlns:v="urn:schemas-microsoft-com:vml" xmlns:wp14="http://schemas.microsoft.com/office/word/2010/wordprocessingDrawing" xmlns:wp="http://schemas.openxmlformats.org/drawingml/2006/wordprocessingDrawing" xmlns:w10="urn:schemas-microsoft-com:office:word" xmlns:w="http://schemas.openxmlformats.org/wordprocessingml/2006/main" xmlns:w14="http://schemas.microsoft.com/office/word/2010/wordml" xmlns:w15="http://schemas.microsoft.com/office/word/2012/wordml" xmlns:w16cex="http://schemas.microsoft.com/office/word/2018/wordml/cex" xmlns:w16cid="http://schemas.microsoft.com/office/word/2016/wordml/cid" xmlns:w16="http://schemas.microsoft.com/office/word/2018/wordml" xmlns:w16sdtdh="http://schemas.microsoft.com/office/word/2020/wordml/sdtdatahash" xmlns:w16se="http://schemas.microsoft.com/office/word/2015/wordml/symex" xmlns:wpg="http://schemas.microsoft.com/office/word/2010/wordprocessingGroup" xmlns:wpi="http://schemas.microsoft.com/office/word/2010/wordprocessingInk" xmlns:wne="http://schemas.microsoft.com/office/word/2006/wordml" xmlns:wps="http://schemas.microsoft.com/office/word/2010/wordprocessingShape" mc:Ignorable="w14 w15 w16se w16cid w16 w16cex w16sdtdh wp14">
+<w:hdr xmlns:wpc="http://schemas.microsoft.com/office/word/2010/wordprocessingCanvas" xmlns:cx="http://schemas.microsoft.com/office/drawing/2014/chartex" xmlns:cx1="http://schemas.microsoft.com/office/drawing/2015/9/8/chartex" xmlns:cx2="http://schemas.microsoft.com/office/drawing/2015/10/21/chartex" xmlns:cx3="http://schemas.microsoft.com/office/drawing/2016/5/9/chartex" xmlns:cx4="http://schemas.microsoft.com/office/drawing/2016/5/10/chartex" xmlns:cx5="http://schemas.microsoft.com/office/drawing/2016/5/11/chartex" xmlns:cx6="http://schemas.microsoft.com/office/drawing/2016/5/12/chartex" xmlns:cx7="http://schemas.microsoft.com/office/drawing/2016/5/13/chartex" xmlns:cx8="http://schemas.microsoft.com/office/drawing/2016/5/14/chartex" xmlns:mc="http://schemas.openxmlformats.org/markup-compatibility/2006" xmlns:aink="http://schemas.microsoft.com/office/drawing/2016/ink" xmlns:am3d="http://schemas.microsoft.com/office/drawing/2017/model3d" xmlns:o="urn:schemas-microsoft-com:office:office" xmlns:oel="http://schemas.microsoft.com/office/2019/extlst" xmlns:r="http://schemas.openxmlformats.org/officeDocument/2006/relationships" xmlns:m="http://schemas.openxmlformats.org/officeDocument/2006/math" xmlns:v="urn:schemas-microsoft-com:vml" xmlns:wp14="http://schemas.microsoft.com/office/word/2010/wordprocessingDrawing" xmlns:wp="http://schemas.openxmlformats.org/drawingml/2006/wordprocessingDrawing" xmlns:w10="urn:schemas-microsoft-com:office:word" xmlns:w="http://schemas.openxmlformats.org/wordprocessingml/2006/main" xmlns:w14="http://schemas.microsoft.com/office/word/2010/wordml" xmlns:w15="http://schemas.microsoft.com/office/word/2012/wordml" xmlns:w16cex="http://schemas.microsoft.com/office/word/2018/wordml/cex" xmlns:w16cid="http://schemas.microsoft.com/office/word/2016/wordml/cid" xmlns:w16="http://schemas.microsoft.com/office/word/2018/wordml" xmlns:w16du="http://schemas.microsoft.com/office/word/2023/wordml/word16du" xmlns:w16sdtdh="http://schemas.microsoft.com/office/word/2020/wordml/sdtdatahash" xmlns:w16sdtfl="http://schemas.microsoft.com/office/word/2024/wordml/sdtformatlock" xmlns:w16se="http://schemas.microsoft.com/office/word/2015/wordml/symex" xmlns:wpg="http://schemas.microsoft.com/office/word/2010/wordprocessingGroup" xmlns:wpi="http://schemas.microsoft.com/office/word/2010/wordprocessingInk" xmlns:wne="http://schemas.microsoft.com/office/word/2006/wordml" xmlns:wps="http://schemas.microsoft.com/office/word/2010/wordprocessingShape" mc:Ignorable="w14 w15 w16se w16cid w16 w16cex w16sdtdh w16sdtfl w16du wp14">
   <w:p>
     <w:pPr>
       <w:pStyle w:val="Header"/>
@@ -1266,7 +1366,7 @@
 </file>
 
 <file path=word/header2.xml><?xml version="1.0" encoding="utf-8"?>
-<w:hdr xmlns:wpc="http://schemas.microsoft.com/office/word/2010/wordprocessingCanvas" xmlns:cx="http://schemas.microsoft.com/office/drawing/2014/chartex" xmlns:cx1="http://schemas.microsoft.com/office/drawing/2015/9/8/chartex" xmlns:cx2="http://schemas.microsoft.com/office/drawing/2015/10/21/chartex" xmlns:cx3="http://schemas.microsoft.com/office/drawing/2016/5/9/chartex" xmlns:cx4="http://schemas.microsoft.com/office/drawing/2016/5/10/chartex" xmlns:cx5="http://schemas.microsoft.com/office/drawing/2016/5/11/chartex" xmlns:cx6="http://schemas.microsoft.com/office/drawing/2016/5/12/chartex" xmlns:cx7="http://schemas.microsoft.com/office/drawing/2016/5/13/chartex" xmlns:cx8="http://schemas.microsoft.com/office/drawing/2016/5/14/chartex" xmlns:mc="http://schemas.openxmlformats.org/markup-compatibility/2006" xmlns:aink="http://schemas.microsoft.com/office/drawing/2016/ink" xmlns:am3d="http://schemas.microsoft.com/office/drawing/2017/model3d" xmlns:o="urn:schemas-microsoft-com:office:office" xmlns:oel="http://schemas.microsoft.com/office/2019/extlst" xmlns:r="http://schemas.openxmlformats.org/officeDocument/2006/relationships" xmlns:m="http://schemas.openxmlformats.org/officeDocument/2006/math" xmlns:v="urn:schemas-microsoft-com:vml" xmlns:wp14="http://schemas.microsoft.com/office/word/2010/wordprocessingDrawing" xmlns:wp="http://schemas.openxmlformats.org/drawingml/2006/wordprocessingDrawing" xmlns:w10="urn:schemas-microsoft-com:office:word" xmlns:w="http://schemas.openxmlformats.org/wordprocessingml/2006/main" xmlns:w14="http://schemas.microsoft.com/office/word/2010/wordml" xmlns:w15="http://schemas.microsoft.com/office/word/2012/wordml" xmlns:w16cex="http://schemas.microsoft.com/office/word/2018/wordml/cex" xmlns:w16cid="http://schemas.microsoft.com/office/word/2016/wordml/cid" xmlns:w16="http://schemas.microsoft.com/office/word/2018/wordml" xmlns:w16sdtdh="http://schemas.microsoft.com/office/word/2020/wordml/sdtdatahash" xmlns:w16se="http://schemas.microsoft.com/office/word/2015/wordml/symex" xmlns:wpg="http://schemas.microsoft.com/office/word/2010/wordprocessingGroup" xmlns:wpi="http://schemas.microsoft.com/office/word/2010/wordprocessingInk" xmlns:wne="http://schemas.microsoft.com/office/word/2006/wordml" xmlns:wps="http://schemas.microsoft.com/office/word/2010/wordprocessingShape" mc:Ignorable="w14 w15 w16se w16cid w16 w16cex w16sdtdh wp14">
+<w:hdr xmlns:wpc="http://schemas.microsoft.com/office/word/2010/wordprocessingCanvas" xmlns:cx="http://schemas.microsoft.com/office/drawing/2014/chartex" xmlns:cx1="http://schemas.microsoft.com/office/drawing/2015/9/8/chartex" xmlns:cx2="http://schemas.microsoft.com/office/drawing/2015/10/21/chartex" xmlns:cx3="http://schemas.microsoft.com/office/drawing/2016/5/9/chartex" xmlns:cx4="http://schemas.microsoft.com/office/drawing/2016/5/10/chartex" xmlns:cx5="http://schemas.microsoft.com/office/drawing/2016/5/11/chartex" xmlns:cx6="http://schemas.microsoft.com/office/drawing/2016/5/12/chartex" xmlns:cx7="http://schemas.microsoft.com/office/drawing/2016/5/13/chartex" xmlns:cx8="http://schemas.microsoft.com/office/drawing/2016/5/14/chartex" xmlns:mc="http://schemas.openxmlformats.org/markup-compatibility/2006" xmlns:aink="http://schemas.microsoft.com/office/drawing/2016/ink" xmlns:am3d="http://schemas.microsoft.com/office/drawing/2017/model3d" xmlns:o="urn:schemas-microsoft-com:office:office" xmlns:oel="http://schemas.microsoft.com/office/2019/extlst" xmlns:r="http://schemas.openxmlformats.org/officeDocument/2006/relationships" xmlns:m="http://schemas.openxmlformats.org/officeDocument/2006/math" xmlns:v="urn:schemas-microsoft-com:vml" xmlns:wp14="http://schemas.microsoft.com/office/word/2010/wordprocessingDrawing" xmlns:wp="http://schemas.openxmlformats.org/drawingml/2006/wordprocessingDrawing" xmlns:w10="urn:schemas-microsoft-com:office:word" xmlns:w="http://schemas.openxmlformats.org/wordprocessingml/2006/main" xmlns:w14="http://schemas.microsoft.com/office/word/2010/wordml" xmlns:w15="http://schemas.microsoft.com/office/word/2012/wordml" xmlns:w16cex="http://schemas.microsoft.com/office/word/2018/wordml/cex" xmlns:w16cid="http://schemas.microsoft.com/office/word/2016/wordml/cid" xmlns:w16="http://schemas.microsoft.com/office/word/2018/wordml" xmlns:w16du="http://schemas.microsoft.com/office/word/2023/wordml/word16du" xmlns:w16sdtdh="http://schemas.microsoft.com/office/word/2020/wordml/sdtdatahash" xmlns:w16sdtfl="http://schemas.microsoft.com/office/word/2024/wordml/sdtformatlock" xmlns:w16se="http://schemas.microsoft.com/office/word/2015/wordml/symex" xmlns:wpg="http://schemas.microsoft.com/office/word/2010/wordprocessingGroup" xmlns:wpi="http://schemas.microsoft.com/office/word/2010/wordprocessingInk" xmlns:wne="http://schemas.microsoft.com/office/word/2006/wordml" xmlns:wps="http://schemas.microsoft.com/office/word/2010/wordprocessingShape" mc:Ignorable="w14 w15 w16se w16cid w16 w16cex w16sdtdh w16sdtfl w16du wp14">
   <w:p>
     <w:pPr>
       <w:pStyle w:val="Header"/>
@@ -1277,7 +1377,7 @@
 </file>
 
 <file path=word/header3.xml><?xml version="1.0" encoding="utf-8"?>
-<w:hdr xmlns:wpc="http://schemas.microsoft.com/office/word/2010/wordprocessingCanvas" xmlns:cx="http://schemas.microsoft.com/office/drawing/2014/chartex" xmlns:cx1="http://schemas.microsoft.com/office/drawing/2015/9/8/chartex" xmlns:cx2="http://schemas.microsoft.com/office/drawing/2015/10/21/chartex" xmlns:cx3="http://schemas.microsoft.com/office/drawing/2016/5/9/chartex" xmlns:cx4="http://schemas.microsoft.com/office/drawing/2016/5/10/chartex" xmlns:cx5="http://schemas.microsoft.com/office/drawing/2016/5/11/chartex" xmlns:cx6="http://schemas.microsoft.com/office/drawing/2016/5/12/chartex" xmlns:cx7="http://schemas.microsoft.com/office/drawing/2016/5/13/chartex" xmlns:cx8="http://schemas.microsoft.com/office/drawing/2016/5/14/chartex" xmlns:mc="http://schemas.openxmlformats.org/markup-compatibility/2006" xmlns:aink="http://schemas.microsoft.com/office/drawing/2016/ink" xmlns:am3d="http://schemas.microsoft.com/office/drawing/2017/model3d" xmlns:o="urn:schemas-microsoft-com:office:office" xmlns:oel="http://schemas.microsoft.com/office/2019/extlst" xmlns:r="http://schemas.openxmlformats.org/officeDocument/2006/relationships" xmlns:m="http://schemas.openxmlformats.org/officeDocument/2006/math" xmlns:v="urn:schemas-microsoft-com:vml" xmlns:wp14="http://schemas.microsoft.com/office/word/2010/wordprocessingDrawing" xmlns:wp="http://schemas.openxmlformats.org/drawingml/2006/wordprocessingDrawing" xmlns:w10="urn:schemas-microsoft-com:office:word" xmlns:w="http://schemas.openxmlformats.org/wordprocessingml/2006/main" xmlns:w14="http://schemas.microsoft.com/office/word/2010/wordml" xmlns:w15="http://schemas.microsoft.com/office/word/2012/wordml" xmlns:w16cex="http://schemas.microsoft.com/office/word/2018/wordml/cex" xmlns:w16cid="http://schemas.microsoft.com/office/word/2016/wordml/cid" xmlns:w16="http://schemas.microsoft.com/office/word/2018/wordml" xmlns:w16sdtdh="http://schemas.microsoft.com/office/word/2020/wordml/sdtdatahash" xmlns:w16se="http://schemas.microsoft.com/office/word/2015/wordml/symex" xmlns:wpg="http://schemas.microsoft.com/office/word/2010/wordprocessingGroup" xmlns:wpi="http://schemas.microsoft.com/office/word/2010/wordprocessingInk" xmlns:wne="http://schemas.microsoft.com/office/word/2006/wordml" xmlns:wps="http://schemas.microsoft.com/office/word/2010/wordprocessingShape" mc:Ignorable="w14 w15 w16se w16cid w16 w16cex w16sdtdh wp14">
+<w:hdr xmlns:wpc="http://schemas.microsoft.com/office/word/2010/wordprocessingCanvas" xmlns:cx="http://schemas.microsoft.com/office/drawing/2014/chartex" xmlns:cx1="http://schemas.microsoft.com/office/drawing/2015/9/8/chartex" xmlns:cx2="http://schemas.microsoft.com/office/drawing/2015/10/21/chartex" xmlns:cx3="http://schemas.microsoft.com/office/drawing/2016/5/9/chartex" xmlns:cx4="http://schemas.microsoft.com/office/drawing/2016/5/10/chartex" xmlns:cx5="http://schemas.microsoft.com/office/drawing/2016/5/11/chartex" xmlns:cx6="http://schemas.microsoft.com/office/drawing/2016/5/12/chartex" xmlns:cx7="http://schemas.microsoft.com/office/drawing/2016/5/13/chartex" xmlns:cx8="http://schemas.microsoft.com/office/drawing/2016/5/14/chartex" xmlns:mc="http://schemas.openxmlformats.org/markup-compatibility/2006" xmlns:aink="http://schemas.microsoft.com/office/drawing/2016/ink" xmlns:am3d="http://schemas.microsoft.com/office/drawing/2017/model3d" xmlns:o="urn:schemas-microsoft-com:office:office" xmlns:oel="http://schemas.microsoft.com/office/2019/extlst" xmlns:r="http://schemas.openxmlformats.org/officeDocument/2006/relationships" xmlns:m="http://schemas.openxmlformats.org/officeDocument/2006/math" xmlns:v="urn:schemas-microsoft-com:vml" xmlns:wp14="http://schemas.microsoft.com/office/word/2010/wordprocessingDrawing" xmlns:wp="http://schemas.openxmlformats.org/drawingml/2006/wordprocessingDrawing" xmlns:w10="urn:schemas-microsoft-com:office:word" xmlns:w="http://schemas.openxmlformats.org/wordprocessingml/2006/main" xmlns:w14="http://schemas.microsoft.com/office/word/2010/wordml" xmlns:w15="http://schemas.microsoft.com/office/word/2012/wordml" xmlns:w16cex="http://schemas.microsoft.com/office/word/2018/wordml/cex" xmlns:w16cid="http://schemas.microsoft.com/office/word/2016/wordml/cid" xmlns:w16="http://schemas.microsoft.com/office/word/2018/wordml" xmlns:w16du="http://schemas.microsoft.com/office/word/2023/wordml/word16du" xmlns:w16sdtdh="http://schemas.microsoft.com/office/word/2020/wordml/sdtdatahash" xmlns:w16sdtfl="http://schemas.microsoft.com/office/word/2024/wordml/sdtformatlock" xmlns:w16se="http://schemas.microsoft.com/office/word/2015/wordml/symex" xmlns:wpg="http://schemas.microsoft.com/office/word/2010/wordprocessingGroup" xmlns:wpi="http://schemas.microsoft.com/office/word/2010/wordprocessingInk" xmlns:wne="http://schemas.microsoft.com/office/word/2006/wordml" xmlns:wps="http://schemas.microsoft.com/office/word/2010/wordprocessingShape" mc:Ignorable="w14 w15 w16se w16cid w16 w16cex w16sdtdh w16sdtfl w16du wp14">
   <w:p>
     <w:pPr>
       <w:pStyle w:val="Header"/>
@@ -1286,7 +1386,7 @@
     <w:r>
       <w:tab/>
       <w:tab/>
-      <w:t>2026-06-17</w:t>
+      <w:t>2026-06-18</w:t>
       <w:br/>
       <w:br/>
     </w:r>
@@ -1303,7 +1403,7 @@
 </file>
 
 <file path=word/numbering.xml><?xml version="1.0" encoding="utf-8"?>
-<w:numbering xmlns:wpc="http://schemas.microsoft.com/office/word/2010/wordprocessingCanvas" xmlns:cx="http://schemas.microsoft.com/office/drawing/2014/chartex" xmlns:cx1="http://schemas.microsoft.com/office/drawing/2015/9/8/chartex" xmlns:cx2="http://schemas.microsoft.com/office/drawing/2015/10/21/chartex" xmlns:cx3="http://schemas.microsoft.com/office/drawing/2016/5/9/chartex" xmlns:cx4="http://schemas.microsoft.com/office/drawing/2016/5/10/chartex" xmlns:cx5="http://schemas.microsoft.com/office/drawing/2016/5/11/chartex" xmlns:cx6="http://schemas.microsoft.com/office/drawing/2016/5/12/chartex" xmlns:cx7="http://schemas.microsoft.com/office/drawing/2016/5/13/chartex" xmlns:cx8="http://schemas.microsoft.com/office/drawing/2016/5/14/chartex" xmlns:mc="http://schemas.openxmlformats.org/markup-compatibility/2006" xmlns:aink="http://schemas.microsoft.com/office/drawing/2016/ink" xmlns:am3d="http://schemas.microsoft.com/office/drawing/2017/model3d" xmlns:o="urn:schemas-microsoft-com:office:office" xmlns:oel="http://schemas.microsoft.com/office/2019/extlst" xmlns:r="http://schemas.openxmlformats.org/officeDocument/2006/relationships" xmlns:m="http://schemas.openxmlformats.org/officeDocument/2006/math" xmlns:v="urn:schemas-microsoft-com:vml" xmlns:wp14="http://schemas.microsoft.com/office/word/2010/wordprocessingDrawing" xmlns:wp="http://schemas.openxmlformats.org/drawingml/2006/wordprocessingDrawing" xmlns:w10="urn:schemas-microsoft-com:office:word" xmlns:w="http://schemas.openxmlformats.org/wordprocessingml/2006/main" xmlns:w14="http://schemas.microsoft.com/office/word/2010/wordml" xmlns:w15="http://schemas.microsoft.com/office/word/2012/wordml" xmlns:w16cex="http://schemas.microsoft.com/office/word/2018/wordml/cex" xmlns:w16cid="http://schemas.microsoft.com/office/word/2016/wordml/cid" xmlns:w16="http://schemas.microsoft.com/office/word/2018/wordml" xmlns:w16sdtdh="http://schemas.microsoft.com/office/word/2020/wordml/sdtdatahash" xmlns:w16se="http://schemas.microsoft.com/office/word/2015/wordml/symex" xmlns:wpg="http://schemas.microsoft.com/office/word/2010/wordprocessingGroup" xmlns:wpi="http://schemas.microsoft.com/office/word/2010/wordprocessingInk" xmlns:wne="http://schemas.microsoft.com/office/word/2006/wordml" xmlns:wps="http://schemas.microsoft.com/office/word/2010/wordprocessingShape" mc:Ignorable="w14 w15 w16se w16cid w16 w16cex w16sdtdh wp14">
+<w:numbering xmlns:wpc="http://schemas.microsoft.com/office/word/2010/wordprocessingCanvas" xmlns:cx="http://schemas.microsoft.com/office/drawing/2014/chartex" xmlns:cx1="http://schemas.microsoft.com/office/drawing/2015/9/8/chartex" xmlns:cx2="http://schemas.microsoft.com/office/drawing/2015/10/21/chartex" xmlns:cx3="http://schemas.microsoft.com/office/drawing/2016/5/9/chartex" xmlns:cx4="http://schemas.microsoft.com/office/drawing/2016/5/10/chartex" xmlns:cx5="http://schemas.microsoft.com/office/drawing/2016/5/11/chartex" xmlns:cx6="http://schemas.microsoft.com/office/drawing/2016/5/12/chartex" xmlns:cx7="http://schemas.microsoft.com/office/drawing/2016/5/13/chartex" xmlns:cx8="http://schemas.microsoft.com/office/drawing/2016/5/14/chartex" xmlns:mc="http://schemas.openxmlformats.org/markup-compatibility/2006" xmlns:aink="http://schemas.microsoft.com/office/drawing/2016/ink" xmlns:am3d="http://schemas.microsoft.com/office/drawing/2017/model3d" xmlns:o="urn:schemas-microsoft-com:office:office" xmlns:oel="http://schemas.microsoft.com/office/2019/extlst" xmlns:r="http://schemas.openxmlformats.org/officeDocument/2006/relationships" xmlns:m="http://schemas.openxmlformats.org/officeDocument/2006/math" xmlns:v="urn:schemas-microsoft-com:vml" xmlns:wp14="http://schemas.microsoft.com/office/word/2010/wordprocessingDrawing" xmlns:wp="http://schemas.openxmlformats.org/drawingml/2006/wordprocessingDrawing" xmlns:w10="urn:schemas-microsoft-com:office:word" xmlns:w="http://schemas.openxmlformats.org/wordprocessingml/2006/main" xmlns:w14="http://schemas.microsoft.com/office/word/2010/wordml" xmlns:w15="http://schemas.microsoft.com/office/word/2012/wordml" xmlns:w16cex="http://schemas.microsoft.com/office/word/2018/wordml/cex" xmlns:w16cid="http://schemas.microsoft.com/office/word/2016/wordml/cid" xmlns:w16="http://schemas.microsoft.com/office/word/2018/wordml" xmlns:w16du="http://schemas.microsoft.com/office/word/2023/wordml/word16du" xmlns:w16sdtdh="http://schemas.microsoft.com/office/word/2020/wordml/sdtdatahash" xmlns:w16sdtfl="http://schemas.microsoft.com/office/word/2024/wordml/sdtformatlock" xmlns:w16se="http://schemas.microsoft.com/office/word/2015/wordml/symex" xmlns:wpg="http://schemas.microsoft.com/office/word/2010/wordprocessingGroup" xmlns:wpi="http://schemas.microsoft.com/office/word/2010/wordprocessingInk" xmlns:wne="http://schemas.microsoft.com/office/word/2006/wordml" xmlns:wps="http://schemas.microsoft.com/office/word/2010/wordprocessingShape" mc:Ignorable="w14 w15 w16se w16cid w16 w16cex w16sdtdh w16sdtfl w16du wp14">
   <w:abstractNum w:abstractNumId="0" w15:restartNumberingAfterBreak="0">
     <w:nsid w:val="FFFFFF7C"/>
     <w:multiLevelType w:val="singleLevel"/>
@@ -1506,7 +1606,7 @@
 </file>
 
 <file path=word/styles.xml><?xml version="1.0" encoding="utf-8"?>
-<w:styles xmlns:mc="http://schemas.openxmlformats.org/markup-compatibility/2006" xmlns:r="http://schemas.openxmlformats.org/officeDocument/2006/relationships" xmlns:w="http://schemas.openxmlformats.org/wordprocessingml/2006/main" xmlns:w14="http://schemas.microsoft.com/office/word/2010/wordml" xmlns:w15="http://schemas.microsoft.com/office/word/2012/wordml" xmlns:w16cex="http://schemas.microsoft.com/office/word/2018/wordml/cex" xmlns:w16cid="http://schemas.microsoft.com/office/word/2016/wordml/cid" xmlns:w16="http://schemas.microsoft.com/office/word/2018/wordml" xmlns:w16sdtdh="http://schemas.microsoft.com/office/word/2020/wordml/sdtdatahash" xmlns:w16se="http://schemas.microsoft.com/office/word/2015/wordml/symex" mc:Ignorable="w14 w15 w16se w16cid w16 w16cex w16sdtdh">
+<w:styles xmlns:mc="http://schemas.openxmlformats.org/markup-compatibility/2006" xmlns:r="http://schemas.openxmlformats.org/officeDocument/2006/relationships" xmlns:w="http://schemas.openxmlformats.org/wordprocessingml/2006/main" xmlns:w14="http://schemas.microsoft.com/office/word/2010/wordml" xmlns:w15="http://schemas.microsoft.com/office/word/2012/wordml" xmlns:w16cex="http://schemas.microsoft.com/office/word/2018/wordml/cex" xmlns:w16cid="http://schemas.microsoft.com/office/word/2016/wordml/cid" xmlns:w16="http://schemas.microsoft.com/office/word/2018/wordml" xmlns:w16du="http://schemas.microsoft.com/office/word/2023/wordml/word16du" xmlns:w16sdtdh="http://schemas.microsoft.com/office/word/2020/wordml/sdtdatahash" xmlns:w16sdtfl="http://schemas.microsoft.com/office/word/2024/wordml/sdtformatlock" xmlns:w16se="http://schemas.microsoft.com/office/word/2015/wordml/symex" mc:Ignorable="w14 w15 w16se w16cid w16 w16cex w16sdtdh w16sdtfl w16du">
   <w:docDefaults>
     <w:rPrDefault>
       <w:rPr>
@@ -2264,7 +2364,7 @@
     <w:link w:val="TitleChar"/>
     <w:uiPriority w:val="10"/>
     <w:qFormat/>
-    <w:rsid w:val="007106C8"/>
+    <w:rsid w:val="00E854FA"/>
     <w:pPr>
       <w:spacing w:after="300" w:line="240" w:lineRule="auto"/>
       <w:contextualSpacing/>
@@ -2274,7 +2374,7 @@
       <w:rFonts w:eastAsiaTheme="majorEastAsia" w:cstheme="majorBidi"/>
       <w:spacing w:val="5"/>
       <w:kern w:val="28"/>
-      <w:sz w:val="52"/>
+      <w:sz w:val="40"/>
       <w:szCs w:val="52"/>
       <w:lang w:val="sv-SE" w:eastAsia="en-US" w:bidi="ar-SA"/>
     </w:rPr>
@@ -2284,12 +2384,12 @@
     <w:basedOn w:val="DefaultParagraphFont"/>
     <w:link w:val="Title"/>
     <w:uiPriority w:val="10"/>
-    <w:rsid w:val="007106C8"/>
+    <w:rsid w:val="00E854FA"/>
     <w:rPr>
       <w:rFonts w:ascii="Times New Roman" w:eastAsiaTheme="majorEastAsia" w:hAnsi="Times New Roman" w:cstheme="majorBidi"/>
       <w:spacing w:val="5"/>
       <w:kern w:val="28"/>
-      <w:sz w:val="52"/>
+      <w:sz w:val="40"/>
       <w:szCs w:val="52"/>
       <w:lang w:val="sv-SE" w:eastAsia="en-US" w:bidi="ar-SA"/>
     </w:rPr>

--- a/klagomål/A 15028-2026 FSC-klagomål.docx
+++ b/klagomål/A 15028-2026 FSC-klagomål.docx
@@ -1386,7 +1386,7 @@
     <w:r>
       <w:tab/>
       <w:tab/>
-      <w:t>2026-06-18</w:t>
+      <w:t>2026-06-19</w:t>
       <w:br/>
       <w:br/>
     </w:r>

--- a/klagomål/A 15028-2026 FSC-klagomål.docx
+++ b/klagomål/A 15028-2026 FSC-klagomål.docx
@@ -1386,7 +1386,7 @@
     <w:r>
       <w:tab/>
       <w:tab/>
-      <w:t>2026-06-19</w:t>
+      <w:t>2026-06-20</w:t>
       <w:br/>
       <w:br/>
     </w:r>

--- a/klagomål/A 15028-2026 FSC-klagomål.docx
+++ b/klagomål/A 15028-2026 FSC-klagomål.docx
@@ -168,38 +168,7 @@
     </w:p>
     <w:p>
       <w:r>
-        <w:t>Detta dokument behandlar höga naturvärden i avverkningsanmälan A 15028-2026 i Krokoms kommun som inkom 2026-03-23 och omfattar 29,1 ha.</w:t>
-      </w:r>
-    </w:p>
-    <w:p>
-      <w:r>
-        <w:t>Nedan presenteras fynd av naturvårdsarter och fridlysta arter som gjorts i det avverkningsanmälda området, samt relevanta utdrag ur standarderna för FSC, Chain of Custody, Controlled Wood och PEFC. I BILAGA 1 finns artfakta om fridlysta arter.</w:t>
-      </w:r>
-    </w:p>
-    <w:p>
-      <w:r>
-        <w:t>Vi förväntar oss att ni återkommer med ett skriftligt svar på vårt klagomål och även beskriver vilka korrigerande åtgärder ni satt in för att rätta till identifierade brister i er efterlevnad av den svenska FSC standarden.</w:t>
-      </w:r>
-    </w:p>
-    <w:p>
-      <w:pPr>
-        <w:pStyle w:val="Heading1"/>
-      </w:pPr>
-      <w:r>
-        <w:t>Naturvårdsarter</w:t>
-      </w:r>
-    </w:p>
-    <w:p>
-      <w:r>
-        <w:t>I avverkningsanmälan har följande 11 naturvårdsarter hittats: garnlav (VU, T), grantaggsvamp (NT), harticka (NT, T), lavskrika (NT, T, §4), tretåig hackspett (NT, T, §4), ullticka (NT, T), guckusko (S, T, §7), korallrot (S, T, §8), ögonpyrola (S, T), videsparv (T, §4) och revlummer (§9). Av dessa är 6 rödlistade. För rödlistade arter har rödlistekategorin angivits inom parentes. Arter som är signalarter enligt Skogsstyrelsen har markerats med (S). Typiska arter inom Natura 2000 som är kopplade till skogsekosystem har markerats med (T). För fridlysta arter anges även paragrafen i Artskyddsförordningen som arten är fridlyst enligt.</w:t>
-      </w:r>
-    </w:p>
-    <w:p>
-      <w:r>
-        <w:t>De påträffade naturvårdsarterna är ett tydligt kvitto på att det rör sig om en skog med höga naturvärden.</w:t>
-      </w:r>
-      <w:r>
-        <w:t xml:space="preserve"> I Figur 1 visas fyndplatser för naturvårdsarter i området, som finns registrerade på Artportalen.</w:t>
+        <w:t>Detta klagomål behandlar höga naturvärden i avverkningsanmälan A 15028-2026 i Krokoms kommun som inkom 2026-03-23 och omfattar 29,1 ha.</w:t>
       </w:r>
     </w:p>
     <w:p>
@@ -247,7 +216,306 @@
         <w:spacing w:after="240"/>
       </w:pPr>
       <w:r>
-        <w:t>Figur 1. Fyndplatser för naturvårdsarter i avverkningsanmälan (röd linje). Markörer utan svart kant är placerade på fyndplatsen. Markörer med svart kant är placerade vid sidan av fyndplatsen och har ett svart streck som visar fyndplatsens exakta position. Kartans mittpunktskoordinat är N 7041554, E 463076 i SWEREF 99 TM.</w:t>
+        <w:t>Figur 1. Fyndplatser för naturvårdsarter i avverkningsanmälan. Markörer utan svart kant är placerade på fyndplatsen. Markörer med svart kant är placerade vid sidan av fyndplatsen har ett svart streck som visar fyndplatsens exakta position. Kartans mittpunktskoordinat är N 7041554, E 463076 i SWEREF 99 TM.</w:t>
+      </w:r>
+    </w:p>
+    <w:p>
+      <w:r>
+        <w:t>I avverkningsanmälan finns fynd av 11 naturvårdsarter, varav 6 är rödlistade, 6 är fridlysta, 9 är typiska (T) och 3 är signalarter (S): garnlav (VU, T), grantaggsvamp (NT), harticka (NT, T), lavskrika (NT, T, §4), tretåig hackspett (NT, T, §4), ullticka (NT, T), guckusko (S, T, §7), korallrot (S, T, §8), ögonpyrola (S, T), videsparv (T, §4) och revlummer (§9). Se Figur 1.</w:t>
+      </w:r>
+    </w:p>
+    <w:p>
+      <w:r>
+        <w:t>Nedan presenteras relevanta utdrag ur standarderna för FSC, Chain of Custody, Controlled Wood och PEFC.</w:t>
+      </w:r>
+    </w:p>
+    <w:p>
+      <w:r>
+        <w:t>Vi förväntar oss att ni återkommer med ett skriftligt svar på vårt klagomål och även beskriver vilka korrigerande åtgärder ni satt in för att rätta till identifierade brister i er efterlevnad av den svenska FSC standarden.</w:t>
+      </w:r>
+    </w:p>
+    <w:p>
+      <w:pPr>
+        <w:pStyle w:val="Heading1"/>
+      </w:pPr>
+      <w:r>
+        <w:t>Naturvårdsarter och fridlysta arter</w:t>
+      </w:r>
+    </w:p>
+    <w:p>
+      <w:r>
+        <w:t>Nedan följer beskrivningar av de naturvårdsarter och fridlysta arter som har sina livsmiljöer och växtplatser i den avverkningsanmälda skogen. Se även ytterligare artfakta i BILAGA 1. De påträffade naturvårdsarterna är ett tydligt kvitto på att det rör sig om en skog med höga naturvärden.</w:t>
+      </w:r>
+    </w:p>
+    <w:p>
+      <w:r>
+        <w:rPr>
+          <w:b/>
+        </w:rPr>
+        <w:t>Garnlav (VU)</w:t>
+      </w:r>
+      <w:r>
+        <w:t xml:space="preserve"> är en utpräglad barrskogsart som ibland kan drapera träden i norrländska grannaturskogar med hög luftfuktighet. Den förekommer även i talldominerade bestånd där den, förutom i trädens grenverk, påträffas hängande över ojämnheter i tallbarken. Arten har minskat starkt i södra och mellersta Sverige och den minskar även i sitt nordliga utbredningsområde. Minskningstakten uppgår till 30 (20–50) % inom 50 år och överstiger gränsvärdet för Sårbar (VU). Orsaken till tillbakagången beror främst på slutavverkningar av naturskogsartade skogar. Bestånd med riklig förekomst bör regelmässigt sparas, vilket även gynnar flera andra sällsynta och rödlistade arter. Garnlav är värdväxt för den mycket sällsynta och akut hotade fjärilen barrskogslavfly (CR) som hör hemma i boreala barrskogar med riklig förekomst av värdväxten. Tidigare kunde arten konstateras årligen på flera platser vid Dala-Floda i Dalarna innan lokalerna kalavverkades. Senaste fyndet i landet av barrskogslavfly är från år 2000 då den påträffades vid Högberget i Sollefteå kommun. Garnlav är typisk art för </w:t>
+      </w:r>
+      <w:r>
+        <w:rPr>
+          <w:i/>
+        </w:rPr>
+        <w:t xml:space="preserve">9010 Taiga </w:t>
+      </w:r>
+      <w:r>
+        <w:t>och</w:t>
+      </w:r>
+      <w:r>
+        <w:rPr>
+          <w:i/>
+        </w:rPr>
+        <w:t xml:space="preserve"> 9070 Trädklädd betesmark</w:t>
+      </w:r>
+      <w:r>
+        <w:t xml:space="preserve"> (SLU Artdatabanken, 2026).</w:t>
+      </w:r>
+    </w:p>
+    <w:p>
+      <w:r>
+        <w:rPr>
+          <w:b/>
+        </w:rPr>
+        <w:t xml:space="preserve">Grantaggsvamp (NT) </w:t>
+      </w:r>
+      <w:r>
+        <w:t>påträffas främst i mossiga och örtrika äldre granskogar på kalkrik mark i något fuktiga lägen, och i norr även i mager tallskog med lång kontinuitet. Arten missgynnas generellt av trakthyggesbruket och en långsiktig tillgång till värdträd bör säkras genom att man undviker att avverka kända växtplatser (SLU Artdatabanken, 2024).</w:t>
+      </w:r>
+    </w:p>
+    <w:p>
+      <w:r>
+        <w:rPr>
+          <w:b/>
+        </w:rPr>
+        <w:t>Harticka (NT)</w:t>
+      </w:r>
+      <w:r>
+        <w:t xml:space="preserve"> är normalt en mycket bra signalart för granskogar med höga naturvärden. Även när svampen påträffas i mer påverkade skogar är det nästan alltid fråga om skogsmiljöer i sena successionsstadier med höga naturvärden. Skogsskötselåtgärder på eller i omedelbar närhet av växtplatserna kan innebära ett hot mot arten. Harticka är typisk art för </w:t>
+      </w:r>
+      <w:r>
+        <w:rPr>
+          <w:i/>
+        </w:rPr>
+        <w:t xml:space="preserve">9010 Taiga, 9050 Näringsrik granskog </w:t>
+      </w:r>
+      <w:r>
+        <w:t xml:space="preserve">och </w:t>
+      </w:r>
+      <w:r>
+        <w:rPr>
+          <w:i/>
+        </w:rPr>
+        <w:t>9030 Landhöjningsskog</w:t>
+      </w:r>
+      <w:r>
+        <w:t xml:space="preserve"> (SLU Artdatabanken, 2024; Nitare &amp; Skogsstyrelsen, 2019).</w:t>
+      </w:r>
+    </w:p>
+    <w:p>
+      <w:r>
+        <w:rPr>
+          <w:b/>
+        </w:rPr>
+        <w:t>Lavskrika (NT, §4)</w:t>
+      </w:r>
+      <w:r>
+        <w:t xml:space="preserve"> är rödlistad som nära hotad och fridlyst enligt 4§ artskyddsförordningen. Den har minskat med 20 (10–30) % under de senaste 15 åren och minskningstakten bedöms vara nära gränsvärdet för sårbar (VU). Lavskrikan är en mycket stationär fågel, som häckar i äldre, slutna och hänglavsrika barrskogar. Nyckelfaktorer är flerskiktad skog med rik undervegetation samt riklig förekomst av hänglavar. Reviren är livslånga med hemområden som varierar mellan 50 och 150 ha. Inom ett revir av hög kvalitet finns det som regel ett eller flera kärnområden (1–20 ha) med relativt tät flerskiktad granskog. Arten missgynnas när flerskiktad skog omförs till enskiktade bestånd och även röjning och hård gallring är starkt negativt. Lavskrikan har relativt stora hemområden och försvinner när den äldre skogen fragmenteras, särskilt allvarligt är när kärnområdena avverkas. Den försvinner successivt framför allt vid dess utbredningsgränser och populationen har minskat kontinuerligt under 2000-talet. Lavskrika är typisk art för </w:t>
+      </w:r>
+      <w:r>
+        <w:rPr>
+          <w:i/>
+        </w:rPr>
+        <w:t>9010 Taiga</w:t>
+      </w:r>
+      <w:r>
+        <w:t xml:space="preserve"> (SLU Artdatabanken, 2026; Skogsstyrelsen 2016).</w:t>
+      </w:r>
+    </w:p>
+    <w:p>
+      <w:r>
+        <w:rPr>
+          <w:b/>
+        </w:rPr>
+        <w:t>Tretåig hackspett (NT, §4)</w:t>
+      </w:r>
+      <w:r>
+        <w:t xml:space="preserve"> är rödlistad som nära hotad och ingår i bilaga 1 i EU:s fågeldirektiv. Tretåig hackspett är för sin överlevnad beroende av kontinuerlig tillförsel av äldre döende och död ved, som sker genom naturliga självgallringsprocesser i äldre grannaturskogar och barrblandade naturskogar. Om en skog genom skogsbruk gallras eller glesas ur så upphör och uteblir i stort sett den naturliga självgallringsprocessen för mycket lång tid framöver vilket omöjliggör upprätthållandet av den kontinuerliga ekologiska funktionen i ett område. Det finns studier som visar att naturskogens självgallringsprocess som den tretåiga hackspetten är beroende av, inte kan ersättas med efterlämnad hänsyn i skogsbruket (Imbeau &amp; Desrochers, 2002). Storleken på häckningsreviret varierar med skogstypen, förekomsten av död ved och graden av fragmentering, men är i allmänhet i storleksordningen 25–100 hektar. Vintertid krävs ofta betydligt större områden och det finns studier som antyder att arten behöver minst 100 hektar äldre skog. I områden med låg bonitet kan det behövas över 200 hektar lämpligt habitat för att ett par ska kunna reproducera sig. Områden med dokumenterad permanent förekomst i naturskogsmiljöer har vanligen så stora naturvärden att skogsbruk är olämpligt. Tretåig hackspett är typisk art för </w:t>
+      </w:r>
+      <w:r>
+        <w:rPr>
+          <w:i/>
+        </w:rPr>
+        <w:t xml:space="preserve">9010 Taiga, 9740 Skogsbevuxen myr, 9030 Landhöjningsskog </w:t>
+      </w:r>
+      <w:r>
+        <w:t xml:space="preserve">och </w:t>
+      </w:r>
+      <w:r>
+        <w:rPr>
+          <w:i/>
+        </w:rPr>
+        <w:t>9040 Fjällbjörkskog</w:t>
+      </w:r>
+      <w:r>
+        <w:t xml:space="preserve"> (Skogsstyrelsen, 2016; SLU Artdatabanken, 2024).</w:t>
+      </w:r>
+    </w:p>
+    <w:p>
+      <w:r>
+        <w:rPr>
+          <w:b/>
+        </w:rPr>
+        <w:t>Ullticka (NT)</w:t>
+      </w:r>
+      <w:r>
+        <w:t xml:space="preserve"> är knuten till restbestånd av barrnaturskog och förekommer med ett tydligt optimum i orörda eller måttligt påverkade gamla granskogar där det föreligger viss kontinuitet av grov död ved. Ullticka är en bra signalart inom hela sitt utbredningsområde och i södra Sverige är den sällsynt och en god signalart för skyddsvärda granskogsmiljöer. Den hotas av avverkning och fragmentering av naturskog och äldre granskog med lång trädkontinuitet. På ullticka kan ibland ulltickeporing (VU) påträffas - det är en sällsynt ticka som nyligen delats upp i de tre olika arterna ulltickeporing </w:t>
+      </w:r>
+      <w:r>
+        <w:rPr>
+          <w:i/>
+        </w:rPr>
+        <w:t xml:space="preserve">Skeletocutis brevispora </w:t>
+      </w:r>
+      <w:r>
+        <w:t>(VU)</w:t>
+      </w:r>
+      <w:r>
+        <w:rPr>
+          <w:i/>
+        </w:rPr>
+        <w:t>, Skeletocutis delicata</w:t>
+      </w:r>
+      <w:r>
+        <w:t xml:space="preserve"> (VU)</w:t>
+      </w:r>
+      <w:r>
+        <w:rPr>
+          <w:i/>
+        </w:rPr>
+        <w:t xml:space="preserve"> och Skeletocutis exilis</w:t>
+      </w:r>
+      <w:r>
+        <w:t xml:space="preserve"> (NT). Ullticka är typisk art för </w:t>
+      </w:r>
+      <w:r>
+        <w:rPr>
+          <w:i/>
+        </w:rPr>
+        <w:t xml:space="preserve">9010 Taiga, 9050 Näringsrik granskog </w:t>
+      </w:r>
+      <w:r>
+        <w:t xml:space="preserve">och </w:t>
+      </w:r>
+      <w:r>
+        <w:rPr>
+          <w:i/>
+        </w:rPr>
+        <w:t>9030 Landhöjningsskog</w:t>
+      </w:r>
+      <w:r>
+        <w:t xml:space="preserve"> (SLU Artdatabanken, 2026; Nitare &amp; Skogsstyrelsen, 2019; Miettinen &amp; Niemelä, 2018).</w:t>
+      </w:r>
+    </w:p>
+    <w:p>
+      <w:r>
+        <w:rPr>
+          <w:b/>
+        </w:rPr>
+        <w:t>Guckusko (§7)</w:t>
+      </w:r>
+      <w:r>
+        <w:t xml:space="preserve"> omfattas av EU:s art- och habitatdirektiv och är fridlyst enligt §7 Artskyddsförordningen (bilaga 1) vilket innebär att hela dess livsmiljö ska bevaras. Guckusko är beroende av hög och jämn luftfuktighet i gamla, ostörda skogsmiljöer och är känslig för snabba förändringar av ljus-/vindförhållanden eller uttorkning. Den förekommer främst i skogar som inte påverkats av kraftig störning, till exempel slutavverkning, markberedning, körskador, gödsling eller dikning. Guckusko är rödlistad som nära hotad (NT) i den europeiska rödlistan och Sverige hyser mer än halva den beräknade populationen av arten i EU, vilket innebär att vi har ett internationellt ansvar för arten. Guckusko är typisk art för </w:t>
+      </w:r>
+      <w:r>
+        <w:rPr>
+          <w:i/>
+        </w:rPr>
+        <w:t>9050 Näringsrik granskog</w:t>
+      </w:r>
+      <w:r>
+        <w:t xml:space="preserve"> (SLU Artdatabanken, 2021; IUCN, 2011).</w:t>
+      </w:r>
+    </w:p>
+    <w:p>
+      <w:r>
+        <w:rPr>
+          <w:b/>
+        </w:rPr>
+        <w:t>Korallrot (§8)</w:t>
+      </w:r>
+      <w:r>
+        <w:t xml:space="preserve"> växer i sumpskogar och annan fuktig eller växelfuktig skogsmark, exempelvis i alkärr och kärrkanter, fuktiga bäckdalar, raviner, myrlaggar, sumpiga strandskogar samt i fuktiga lundar. Den visar på mer eller mindre stabila förhållanden och intakt hydrologi och är känslig för avverkning, körskador, skogsgödsling och dikning. Korallrot är typisk art för </w:t>
+      </w:r>
+      <w:r>
+        <w:rPr>
+          <w:i/>
+        </w:rPr>
+        <w:t>9080 Lövsumpskog</w:t>
+      </w:r>
+      <w:r>
+        <w:t xml:space="preserve"> och fridlyst enligt 8 § artskyddsförordningen (SLU Artdatabanken, 2024; Nitare &amp; Skogsstyrelsen, 2019).</w:t>
+      </w:r>
+    </w:p>
+    <w:p>
+      <w:r>
+        <w:rPr>
+          <w:b/>
+        </w:rPr>
+        <w:t xml:space="preserve">Ögonpyrola </w:t>
+      </w:r>
+      <w:r>
+        <w:t xml:space="preserve">är normalt en bra signalart som visar på områden med höga naturvärden och stabila förhållanden, särskilt inom näringsfattiga trakter. Växten är mycket känslig för markskador och försvinner snabbt efter slutavverkning. Den hotas också av skogsgödsling och markavvattning. Ögonpyrola är typisk art för </w:t>
+      </w:r>
+      <w:r>
+        <w:rPr>
+          <w:i/>
+        </w:rPr>
+        <w:t>9010 Taiga</w:t>
+      </w:r>
+      <w:r>
+        <w:t xml:space="preserve"> och</w:t>
+      </w:r>
+      <w:r>
+        <w:rPr>
+          <w:i/>
+        </w:rPr>
+        <w:t xml:space="preserve"> 9070 Trädklädd betesmark</w:t>
+      </w:r>
+      <w:r>
+        <w:t xml:space="preserve"> (Nitare &amp; Skogsstyrelsen, 2019; SLU Artdatabanken, 2024).</w:t>
+      </w:r>
+    </w:p>
+    <w:p>
+      <w:r>
+        <w:rPr>
+          <w:b/>
+        </w:rPr>
+        <w:t>Videsparv (§4)</w:t>
+      </w:r>
+      <w:r>
+        <w:t xml:space="preserve"> är fridlyst enligt 4§ artskyddsförordningen och globalt rödlistad som nära hotad (NT) vilket innebär att Sverige har ett internationellt ansvar för arten. Videsparven är en sumpskogsart och den viktigaste häckningsbiotopen utgörs av lövrik sumpgranskog med ett rikt fältskikt av olika starr- och fräkenarter samt riklig förekomst av olika låga ris. Reviren är små till medelstora, från under en hektar till några hektar. Videsparven missgynnas av avverkning av sumpskog, dikning och dikesrensning samt andra åtgärder som påverkar fuktiga till blöta impediment. Videsparv är typisk art för </w:t>
+      </w:r>
+      <w:r>
+        <w:rPr>
+          <w:i/>
+        </w:rPr>
+        <w:t>9740 Skogsbevuxen myr</w:t>
+      </w:r>
+      <w:r>
+        <w:t xml:space="preserve"> (SLU Artdatabanken, 2026; IUCN, 2025; Skogsstyrelsen, 2016).</w:t>
+      </w:r>
+    </w:p>
+    <w:p>
+      <w:pPr>
+        <w:pStyle w:val="Heading1"/>
+      </w:pPr>
+      <w:r>
+        <w:t>Certifiering</w:t>
       </w:r>
     </w:p>
     <w:p>
@@ -255,26 +523,18 @@
         <w:pStyle w:val="Heading2"/>
       </w:pPr>
       <w:r>
-        <w:t>Fridlysta arter</w:t>
+        <w:t>Ur FSC-standarden</w:t>
       </w:r>
     </w:p>
     <w:p>
-      <w:r>
-        <w:t>Följande fridlysta arter har sina livsmiljöer och växtplatser i den avverkningsanmälda skogen: lavskrika (NT, T, §4), tretåig hackspett (NT, T, §4), guckusko (S, T, §7), korallrot (S, T, §8), videsparv (T, §4) och revlummer (§9).</w:t>
-      </w:r>
-    </w:p>
-    <w:p>
-      <w:r>
-        <w:t xml:space="preserve">Observera att medlemsländerna är skyldiga att agera i enlighet med EU:s fågeldirektiv där det uttryckligen står att direktivet gäller för fåglar samt för deras ägg, bon och </w:t>
-      </w:r>
       <w:r>
         <w:rPr>
           <w:b/>
         </w:rPr>
-        <w:t xml:space="preserve">livsmiljöer </w:t>
-      </w:r>
-      <w:r>
-        <w:t>(artikel 1). Vidare att de åtgärder som vidtas inte får leda till en försämring av den nuvarande situationen beträffande bevarandet av de fågelarter som avses i artikel 1 (artikel 13). Fågeldirektivet är styrande för tillsynsansvariga myndigheters ärendehantering, ställningstaganden och beslutsfattande.</w:t>
+        <w:t xml:space="preserve">PRINCIP 1: LAGEFTERLEVNAD: </w:t>
+      </w:r>
+      <w:r>
+        <w:t>Certifikatsinnehavaren ska följa alla tillämpliga lagar, förordningar och nationellt ratificerade internationella avtal, konventioner och överenskommelser.</w:t>
       </w:r>
     </w:p>
     <w:p>
@@ -282,19 +542,41 @@
         <w:rPr>
           <w:b/>
         </w:rPr>
-        <w:t>Guckusko (§7)</w:t>
-      </w:r>
-      <w:r>
-        <w:t xml:space="preserve"> omfattas av EU:s art- och habitatdirektiv och är fridlyst enligt §7 Artskyddsförordningen (bilaga 1) vilket innebär att hela dess livsmiljö ska bevaras. Guckusko är beroende av hög och jämn luftfuktighet i gamla, ostörda skogsmiljöer och är känslig för snabba förändringar av ljus-/vindförhållanden eller uttorkning. Den förekommer främst i skogar som inte påverkats av kraftig störning, till exempel slutavverkning, markberedning, körskador, gödsling eller dikning. Guckusko är rödlistad som nära hotad (NT) i den europeiska rödlistan och Sverige hyser mer än halva den beräknade populationen av arten i EU, vilket innebär att vi har ett internationellt ansvar för arten. Guckusko är typisk art för </w:t>
+        <w:t xml:space="preserve">1.3.1 </w:t>
+      </w:r>
+      <w:r>
+        <w:t>Tillämpliga lagar och föreskrifter för brukandet av skogen följs.</w:t>
+      </w:r>
+    </w:p>
+    <w:p>
+      <w:pPr>
+        <w:pStyle w:val="ListBullet"/>
+      </w:pPr>
+      <w:r>
+        <w:rPr>
+          <w:b/>
+          <w:i/>
+        </w:rPr>
+        <w:t xml:space="preserve">Kommentar: </w:t>
+      </w:r>
+      <w:r>
+        <w:t>I den avverkningsanmälda skogen har fridlysta arter sina livsmiljöer och växtplatser. Att skada de fridlysta arternas livsmiljöer, växtplatser eller ekologiska funktion är inte tillåtet enligt artskyddsförordningen.</w:t>
       </w:r>
       <w:r>
         <w:rPr>
           <w:i/>
         </w:rPr>
-        <w:t>9050 Näringsrik granskog</w:t>
-      </w:r>
-      <w:r>
-        <w:t xml:space="preserve"> (SLU Artdatabanken, 2021; IUCN, 2011).</w:t>
+        <w:t xml:space="preserve"> EU:s medlemsländer och skogsbolag är skyldiga att agera i enlighet med EU:s fågeldirektiv där det uttryckligen står att direktivet gäller för fåglar samt för deras ägg, bon och </w:t>
+      </w:r>
+      <w:r>
+        <w:rPr>
+          <w:b/>
+          <w:i/>
+        </w:rPr>
+        <w:t xml:space="preserve">livsmiljöer </w:t>
+      </w:r>
+      <w:r>
+        <w:t>(artikel 1). Vidare att de åtgärder som vidtas inte får leda till en försämring av den nuvarande situationen beträffande bevarandet av de fågelarter som avses i artikel 1 (artikel 13).</w:t>
       </w:r>
     </w:p>
     <w:p>
@@ -302,93 +584,39 @@
         <w:rPr>
           <w:b/>
         </w:rPr>
-        <w:t>Korallrot (§8)</w:t>
-      </w:r>
-      <w:r>
-        <w:t xml:space="preserve"> växer i sumpskogar och annan fuktig eller växelfuktig skogsmark, exempelvis i alkärr och kärrkanter, fuktiga bäckdalar, raviner, myrlaggar, sumpiga strandskogar samt i fuktiga lundar. Den visar på mer eller mindre stabila förhållanden och intakt hydrologi och är känslig för avverkning, körskador, skogsgödsling och dikning. Korallrot är typisk art för </w:t>
+        <w:t xml:space="preserve">6.4 </w:t>
+      </w:r>
+      <w:r>
+        <w:t>Certifikatsinnehavaren ska skydda sällsynta arter och hotade arter samt deras livsmiljöer inom skogsbruksenheten. Det ska ske genom avsättningar, andra skyddade områden och genom att skapa konnektivitet och/eller genom andra direkta åtgärder som gynnar dessa arters överlevnad och livskraft. Åtgärderna ska stå i förhållande till brukandets skala, intensitet och risk, samt till sällsynta och hotade arters bevarandestatus och ekologiska krav. Certifikatsinnehavaren ska beakta den geografiska spridningen och ekologiska krav hos sällsynta och hotade arter utanför skogsbruksenhetens gränser när beslut om åtgärder inom skogsbruksenheten ska fattas.</w:t>
+      </w:r>
+    </w:p>
+    <w:p>
+      <w:r>
+        <w:rPr>
+          <w:b/>
+        </w:rPr>
+        <w:t xml:space="preserve">6.4.3 </w:t>
+      </w:r>
+      <w:r>
+        <w:t>Bevarandeåtgärder genomförs för de kända förekomster av rödlistade arter som påverkas av skogsbruk.</w:t>
+      </w:r>
+    </w:p>
+    <w:p>
+      <w:pPr>
+        <w:pStyle w:val="ListBullet"/>
+      </w:pPr>
+      <w:r>
+        <w:rPr>
+          <w:b/>
+          <w:i/>
+        </w:rPr>
+        <w:t xml:space="preserve">Kommentar: </w:t>
       </w:r>
       <w:r>
         <w:rPr>
           <w:i/>
         </w:rPr>
-        <w:t>9080 Lövsumpskog</w:t>
-      </w:r>
-      <w:r>
-        <w:t xml:space="preserve"> och fridlyst enligt 8 § artskyddsförordningen (SLU Artdatabanken, 2024; Nitare &amp; Skogsstyrelsen, 2019).</w:t>
-      </w:r>
-    </w:p>
-    <w:p>
-      <w:r>
-        <w:rPr>
-          <w:b/>
-        </w:rPr>
-        <w:t>Lavskrika (NT, §4)</w:t>
-      </w:r>
-      <w:r>
-        <w:t xml:space="preserve"> är rödlistad som nära hotad och fridlyst enligt 4§ artskyddsförordningen. Den har minskat med 20 (10–30) % under de senaste 15 åren och minskningstakten bedöms vara nära gränsvärdet för sårbar (VU). Lavskrikan är en mycket stationär fågel, som häckar i äldre, slutna och hänglavsrika barrskogar. Nyckelfaktorer är flerskiktad skog med rik undervegetation samt riklig förekomst av hänglavar. Reviren är livslånga med hemområden som varierar mellan 50 och 150 ha. Inom ett revir av hög kvalitet finns det som regel ett eller flera kärnområden (1–20 ha) med relativt tät flerskiktad granskog. Arten missgynnas när flerskiktad skog omförs till enskiktade bestånd och även röjning och hård gallring är starkt negativt. Lavskrikan har relativt stora hemområden och försvinner när den äldre skogen fragmenteras, särskilt allvarligt är när kärnområdena avverkas. Den försvinner successivt framför allt vid dess utbredningsgränser och populationen har minskat kontinuerligt under 2000-talet. Lavskrika är typisk art för </w:t>
-      </w:r>
-      <w:r>
-        <w:rPr>
-          <w:i/>
-        </w:rPr>
-        <w:t>9010 Taiga</w:t>
-      </w:r>
-      <w:r>
-        <w:t xml:space="preserve"> (SLU Artdatabanken, 2026; Skogsstyrelsen 2016).</w:t>
-      </w:r>
-    </w:p>
-    <w:p>
-      <w:r>
-        <w:rPr>
-          <w:b/>
-        </w:rPr>
-        <w:t>Tretåig hackspett (NT, §4)</w:t>
-      </w:r>
-      <w:r>
-        <w:t xml:space="preserve"> är rödlistad som nära hotad och ingår i bilaga 1 i EU:s fågeldirektiv. Tretåig hackspett är för sin överlevnad beroende av kontinuerlig tillförsel av äldre döende och död ved, som sker genom naturliga självgallringsprocesser i äldre grannaturskogar och barrblandade naturskogar. Om en skog genom skogsbruk gallras eller glesas ur så upphör och uteblir i stort sett den naturliga självgallringsprocessen för mycket lång tid framöver vilket omöjliggör upprätthållandet av den kontinuerliga ekologiska funktionen i ett område. Det finns studier som visar att naturskogens självgallringsprocess som den tretåiga hackspetten är beroende av, inte kan ersättas med efterlämnad hänsyn i skogsbruket (Imbeau &amp; Desrochers, 2002). Storleken på häckningsreviret varierar med skogstypen, förekomsten av död ved och graden av fragmentering, men är i allmänhet i storleksordningen 25–100 hektar. Vintertid krävs ofta betydligt större områden och det finns studier som antyder att arten behöver minst 100 hektar äldre skog. I områden med låg bonitet kan det behövas över 200 hektar lämpligt habitat för att ett par ska kunna reproducera sig. Områden med dokumenterad permanent förekomst i naturskogsmiljöer har vanligen så stora naturvärden att skogsbruk är olämpligt. Tretåig hackspett är typisk art för </w:t>
-      </w:r>
-      <w:r>
-        <w:rPr>
-          <w:i/>
-        </w:rPr>
-        <w:t xml:space="preserve">9010 Taiga, 9740 Skogsbevuxen myr, 9030 Landhöjningsskog </w:t>
-      </w:r>
-      <w:r>
-        <w:t xml:space="preserve">och </w:t>
-      </w:r>
-      <w:r>
-        <w:rPr>
-          <w:i/>
-        </w:rPr>
-        <w:t>9040 Fjällbjörkskog</w:t>
-      </w:r>
-      <w:r>
-        <w:t xml:space="preserve"> (Skogsstyrelsen, 2016; SLU Artdatabanken, 2024).</w:t>
-      </w:r>
-    </w:p>
-    <w:p>
-      <w:r>
-        <w:rPr>
-          <w:b/>
-        </w:rPr>
-        <w:t>Videsparv (§4)</w:t>
-      </w:r>
-      <w:r>
-        <w:t xml:space="preserve"> är fridlyst enligt 4§ artskyddsförordningen och globalt rödlistad som nära hotad (NT) vilket innebär att Sverige har ett internationellt ansvar för arten. Videsparven är en sumpskogsart och den viktigaste häckningsbiotopen utgörs av lövrik sumpgranskog med ett rikt fältskikt av olika starr- och fräkenarter samt riklig förekomst av olika låga ris. Reviren är små till medelstora, från under en hektar till några hektar. Videsparven missgynnas av avverkning av sumpskog, dikning och dikesrensning samt andra åtgärder som påverkar fuktiga till blöta impediment. Videsparv är typisk art för </w:t>
-      </w:r>
-      <w:r>
-        <w:rPr>
-          <w:i/>
-        </w:rPr>
-        <w:t>9740 Skogsbevuxen myr</w:t>
-      </w:r>
-      <w:r>
-        <w:t xml:space="preserve"> (SLU Artdatabanken, 2026; IUCN, 2025; Skogsstyrelsen, 2016).</w:t>
-      </w:r>
-    </w:p>
-    <w:p>
-      <w:r>
-        <w:t>I BILAGA 1 finns mer detaljerad information om ekologi samt krav på livsmiljö hos fridlysta arter.</w:t>
+        <w:t>I det avverkningsanmälda skogsområdet har 11 naturvårdsarter varav 6 rödlistade arter sina livsmiljöer och växtplatser.</w:t>
       </w:r>
     </w:p>
     <w:p>
@@ -396,7 +624,7 @@
         <w:pStyle w:val="Heading2"/>
       </w:pPr>
       <w:r>
-        <w:t>Övriga naturvårdsarter</w:t>
+        <w:t>Ur Chain of Custody Certification (FSC-STD-40-004 ver 3.0)</w:t>
       </w:r>
     </w:p>
     <w:p>
@@ -404,153 +632,144 @@
         <w:rPr>
           <w:b/>
         </w:rPr>
-        <w:t>Garnlav (VU)</w:t>
-      </w:r>
-      <w:r>
-        <w:t xml:space="preserve"> är en utpräglad barrskogsart som ibland kan drapera träden i norrländska grannaturskogar med hög luftfuktighet. Den förekommer även i talldominerade bestånd där den, förutom i trädens grenverk, påträffas hängande över ojämnheter i tallbarken. Arten har minskat starkt i södra och mellersta Sverige och den minskar även i sitt nordliga utbredningsområde. Minskningstakten uppgår till 30 (20–50) % inom 50 år och överstiger gränsvärdet för Sårbar (VU). Orsaken till tillbakagången beror främst på slutavverkningar av naturskogsartade skogar. Bestånd med riklig förekomst bör regelmässigt sparas, vilket även gynnar flera andra sällsynta och rödlistade arter. Garnlav är värdväxt för den mycket sällsynta och akut hotade fjärilen barrskogslavfly (CR) som hör hemma i boreala barrskogar med riklig förekomst av värdväxten. Tidigare kunde arten konstateras årligen på flera platser vid Dala-Floda i Dalarna innan lokalerna kalavverkades. Senaste fyndet i landet av barrskogslavfly är från år 2000 då den påträffades vid Högberget i Sollefteå kommun. Garnlav är typisk art för </w:t>
+        <w:t xml:space="preserve">1.3 </w:t>
+      </w:r>
+      <w:r>
+        <w:t xml:space="preserve">The organization shall commit to the FSC values as defined in FSC-POL-01-004 Policy for the Association of Organizations with FSC. </w:t>
+      </w:r>
+    </w:p>
+    <w:p>
+      <w:pPr>
+        <w:pStyle w:val="Heading2"/>
+      </w:pPr>
+      <w:r>
+        <w:t>Ur FSC:s policy för associerade organisationer (FSC-POL-01-004)</w:t>
+      </w:r>
+    </w:p>
+    <w:p>
+      <w:r>
+        <w:t xml:space="preserve">Som “Chain of Custody”-certifierad organisation är skogsbolaget bunden av de fastställda reglerna i Del 1 Punkt 1 c) i Policy för organisationer associerade med FSC (FSC-POL-01-004 V2-0 EN + SVE version 2012-03-02): </w:t>
+      </w:r>
+    </w:p>
+    <w:p>
+      <w:pPr>
+        <w:pStyle w:val="ListNumber"/>
+      </w:pPr>
+      <w:r>
+        <w:t>De organisationer FSC kan acceptera association med får inte direkt eller indirekt ha några kopplingar till nedanstående, oacceptabla aktiviteter:</w:t>
+      </w:r>
+    </w:p>
+    <w:p>
+      <w:pPr>
+        <w:ind w:left="357"/>
+      </w:pPr>
+      <w:r>
+        <w:t>a) Olaglig skogsavverkning och handel med olagligt avverkat virke eller skogsprodukter</w:t>
+      </w:r>
+    </w:p>
+    <w:p>
+      <w:pPr>
+        <w:ind w:left="357"/>
+      </w:pPr>
+      <w:r>
+        <w:t>...</w:t>
+      </w:r>
+    </w:p>
+    <w:p>
+      <w:pPr>
+        <w:ind w:left="357"/>
+      </w:pPr>
+      <w:r>
+        <w:t>c) Skogsbruk som förstör höga naturvärden</w:t>
+      </w:r>
+    </w:p>
+    <w:p>
+      <w:pPr>
+        <w:ind w:left="357"/>
+      </w:pPr>
+      <w:r>
+        <w:t>d) Betydande omvandling av skog till plantager eller annan, icke skoglig, markanvändning</w:t>
+      </w:r>
+    </w:p>
+    <w:p>
+      <w:pPr>
+        <w:pStyle w:val="ListBullet"/>
+      </w:pPr>
+      <w:r>
+        <w:rPr>
+          <w:b/>
+          <w:i/>
+        </w:rPr>
+        <w:t xml:space="preserve">Kommentar: </w:t>
       </w:r>
       <w:r>
         <w:rPr>
           <w:i/>
         </w:rPr>
-        <w:t xml:space="preserve">9010 Taiga </w:t>
-      </w:r>
-      <w:r>
-        <w:t>och</w:t>
+        <w:t>Avverkning av skog med höga naturvärden samt skada på fridlysta arter strider både mot FSC Controlled Wood-standarden och FSC:s policy for associerade organisationer.</w:t>
+      </w:r>
+    </w:p>
+    <w:p>
+      <w:pPr>
+        <w:pStyle w:val="Heading2"/>
+      </w:pPr>
+      <w:r>
+        <w:t>Ur FSC Controlled Wood (FSC-STD-40-005)</w:t>
+      </w:r>
+    </w:p>
+    <w:p>
+      <w:r>
+        <w:t>Virke som inte accepteras i FSC-märkta produkter (oacceptabelt ursprung) enligt FSC Controlled Wood (FSC-STD-40-005):</w:t>
+      </w:r>
+    </w:p>
+    <w:p>
+      <w:pPr>
+        <w:pStyle w:val="ListNumber"/>
+      </w:pPr>
+      <w:r>
+        <w:t>Illegalt avverkat virke.</w:t>
+      </w:r>
+    </w:p>
+    <w:p>
+      <w:pPr>
+        <w:pStyle w:val="ListNumber"/>
+      </w:pPr>
+      <w:r>
+        <w:t>...</w:t>
+      </w:r>
+    </w:p>
+    <w:p>
+      <w:pPr>
+        <w:pStyle w:val="ListNumber"/>
+      </w:pPr>
+      <w:r>
+        <w:t>Virke från avverkningar som hotar höga naturvärden.</w:t>
+      </w:r>
+    </w:p>
+    <w:p>
+      <w:pPr>
+        <w:pStyle w:val="ListNumber"/>
+      </w:pPr>
+      <w:r>
+        <w:t>Virke från skog som konverteras till plantager eller icke-skogligt bruk.</w:t>
+      </w:r>
+    </w:p>
+    <w:p>
+      <w:pPr>
+        <w:pStyle w:val="ListBullet"/>
+      </w:pPr>
+      <w:r>
+        <w:rPr>
+          <w:b/>
+          <w:i/>
+        </w:rPr>
+        <w:t xml:space="preserve">Kommentar: </w:t>
       </w:r>
       <w:r>
         <w:rPr>
           <w:i/>
         </w:rPr>
-        <w:t xml:space="preserve"> 9070 Trädklädd betesmark</w:t>
-      </w:r>
-      <w:r>
-        <w:t xml:space="preserve"> (SLU Artdatabanken, 2026).</w:t>
-      </w:r>
-    </w:p>
-    <w:p>
-      <w:r>
-        <w:rPr>
-          <w:b/>
-        </w:rPr>
-        <w:t xml:space="preserve">Grantaggsvamp (NT) </w:t>
-      </w:r>
-      <w:r>
-        <w:t>påträffas främst i mossiga och örtrika äldre granskogar på kalkrik mark i något fuktiga lägen, och i norr även i mager tallskog med lång kontinuitet. Arten missgynnas generellt av trakthyggesbruket och en långsiktig tillgång till värdträd bör säkras genom att man undviker att avverka kända växtplatser (SLU Artdatabanken, 2024).</w:t>
-      </w:r>
-    </w:p>
-    <w:p>
-      <w:r>
-        <w:rPr>
-          <w:b/>
-        </w:rPr>
-        <w:t>Harticka (NT)</w:t>
-      </w:r>
-      <w:r>
-        <w:t xml:space="preserve"> är normalt en mycket bra signalart för granskogar med höga naturvärden. Även när svampen påträffas i mer påverkade skogar är det nästan alltid fråga om skogsmiljöer i sena successionsstadier med höga naturvärden. Skogsskötselåtgärder på eller i omedelbar närhet av växtplatserna kan innebära ett hot mot arten. Harticka är typisk art för </w:t>
-      </w:r>
-      <w:r>
-        <w:rPr>
-          <w:i/>
-        </w:rPr>
-        <w:t xml:space="preserve">9010 Taiga, 9050 Näringsrik granskog </w:t>
-      </w:r>
-      <w:r>
-        <w:t xml:space="preserve">och </w:t>
-      </w:r>
-      <w:r>
-        <w:rPr>
-          <w:i/>
-        </w:rPr>
-        <w:t>9030 Landhöjningsskog</w:t>
-      </w:r>
-      <w:r>
-        <w:t xml:space="preserve"> (SLU Artdatabanken, 2024; Nitare &amp; Skogsstyrelsen, 2019).</w:t>
-      </w:r>
-    </w:p>
-    <w:p>
-      <w:r>
-        <w:rPr>
-          <w:b/>
-        </w:rPr>
-        <w:t>Ullticka (NT)</w:t>
-      </w:r>
-      <w:r>
-        <w:t xml:space="preserve"> är knuten till restbestånd av barrnaturskog och förekommer med ett tydligt optimum i orörda eller måttligt påverkade gamla granskogar där det föreligger viss kontinuitet av grov död ved. Ullticka är en bra signalart inom hela sitt utbredningsområde och i södra Sverige är den sällsynt och en god signalart för skyddsvärda granskogsmiljöer. Den hotas av avverkning och fragmentering av naturskog och äldre granskog med lång trädkontinuitet. På ullticka kan ibland ulltickeporing (VU) påträffas - det är en sällsynt ticka som nyligen delats upp i de tre olika arterna ulltickeporing </w:t>
-      </w:r>
-      <w:r>
-        <w:rPr>
-          <w:i/>
-        </w:rPr>
-        <w:t xml:space="preserve">Skeletocutis brevispora </w:t>
-      </w:r>
-      <w:r>
-        <w:t>(VU)</w:t>
-      </w:r>
-      <w:r>
-        <w:rPr>
-          <w:i/>
-        </w:rPr>
-        <w:t>, Skeletocutis delicata</w:t>
-      </w:r>
-      <w:r>
-        <w:t xml:space="preserve"> (VU)</w:t>
-      </w:r>
-      <w:r>
-        <w:rPr>
-          <w:i/>
-        </w:rPr>
-        <w:t xml:space="preserve"> och Skeletocutis exilis</w:t>
-      </w:r>
-      <w:r>
-        <w:t xml:space="preserve"> (NT). Ullticka är typisk art för </w:t>
-      </w:r>
-      <w:r>
-        <w:rPr>
-          <w:i/>
-        </w:rPr>
-        <w:t xml:space="preserve">9010 Taiga, 9050 Näringsrik granskog </w:t>
-      </w:r>
-      <w:r>
-        <w:t xml:space="preserve">och </w:t>
-      </w:r>
-      <w:r>
-        <w:rPr>
-          <w:i/>
-        </w:rPr>
-        <w:t>9030 Landhöjningsskog</w:t>
-      </w:r>
-      <w:r>
-        <w:t xml:space="preserve"> (SLU Artdatabanken, 2026; Nitare &amp; Skogsstyrelsen, 2019; Miettinen &amp; Niemelä, 2018).</w:t>
-      </w:r>
-    </w:p>
-    <w:p>
-      <w:r>
-        <w:rPr>
-          <w:b/>
-        </w:rPr>
-        <w:t xml:space="preserve">Ögonpyrola </w:t>
-      </w:r>
-      <w:r>
-        <w:t xml:space="preserve">är normalt en bra signalart som visar på områden med höga naturvärden och stabila förhållanden, särskilt inom näringsfattiga trakter. Växten är mycket känslig för markskador och försvinner snabbt efter slutavverkning. Den hotas också av skogsgödsling och markavvattning. Ögonpyrola är typisk art för </w:t>
-      </w:r>
-      <w:r>
-        <w:rPr>
-          <w:i/>
-        </w:rPr>
-        <w:t>9010 Taiga</w:t>
-      </w:r>
-      <w:r>
-        <w:t xml:space="preserve"> och</w:t>
-      </w:r>
-      <w:r>
-        <w:rPr>
-          <w:i/>
-        </w:rPr>
-        <w:t xml:space="preserve"> 9070 Trädklädd betesmark</w:t>
-      </w:r>
-      <w:r>
-        <w:t xml:space="preserve"> (Nitare &amp; Skogsstyrelsen, 2019; SLU Artdatabanken, 2024).</w:t>
+        <w:t>Avverkning av skog med höga naturvärden samt skada på fridlysta arter strider både mot FSC Controlled Wood-standarden och FSC:s policy for associerade organisationer.</w:t>
       </w:r>
     </w:p>
     <w:p>
@@ -558,7 +777,93 @@
         <w:pStyle w:val="Heading1"/>
       </w:pPr>
       <w:r>
-        <w:t>Certifiering</w:t>
+        <w:t>Ur PEFC-standarden gällande lagefterlevnad</w:t>
+      </w:r>
+    </w:p>
+    <w:p>
+      <w:r>
+        <w:t>PEFC-standarden förutsätter att tillämplig svensk lagstiftning följs. Det är utsedd tillsynsmyndighet som ansvarar för tillsyn av lagens efterlevnad. PEFC-standarden återger innehållet i vissa certifieringskritiska lag- och föreskriftskrav vilka ska ingå i granskning av PEFC-systemets efterlevnad.</w:t>
+      </w:r>
+    </w:p>
+    <w:p>
+      <w:pPr>
+        <w:pStyle w:val="ListBullet"/>
+      </w:pPr>
+      <w:r>
+        <w:rPr>
+          <w:b/>
+          <w:i/>
+        </w:rPr>
+        <w:t xml:space="preserve">Kommentar: </w:t>
+      </w:r>
+      <w:r>
+        <w:rPr>
+          <w:i/>
+        </w:rPr>
+        <w:t>I den avverkningsanmälda skogen har fridlysta arter sina livsmiljöer och växtplatser. Att skada de fridlysta arternas livsmiljöer, växtplatser eller ekologiska funktion är inte tillåtet enligt artskyddsförordningen</w:t>
+      </w:r>
+    </w:p>
+    <w:p>
+      <w:r>
+        <w:br w:type="page"/>
+      </w:r>
+    </w:p>
+    <w:p>
+      <w:pPr>
+        <w:pStyle w:val="Title"/>
+      </w:pPr>
+      <w:r>
+        <w:t>BILAGA 1 – Fridlysta arter</w:t>
+      </w:r>
+    </w:p>
+    <w:p>
+      <w:pPr>
+        <w:pStyle w:val="Heading1"/>
+      </w:pPr>
+      <w:r>
+        <w:t>Lavskrika – ekologi samt krav på livsmiljön</w:t>
+      </w:r>
+    </w:p>
+    <w:p>
+      <w:r>
+        <w:t>Lavskrika är rödlistad som nära hotad (NT), fridlyst enligt 4 § artskyddsförordningen (2007:845) och ingår i förteckningen över prioriterade arter i Skogsstyrelsens föreskrifter och allmänna råd (SKSFS 2011:7) bilaga 4. Lavskrikan är en mycket stationär fågel, som häckar i äldre, slutna och hänglavsrika barrskogar. Nyckelfaktorer är flerskiktad skog med rik undervegetation samt riklig förekomst av hänglavar (SLU Artdatabanken, 2026).</w:t>
+      </w:r>
+    </w:p>
+    <w:p>
+      <w:r>
+        <w:t xml:space="preserve">I Skogsstyrelsens vägledning för hänsyn till fåglar står bland annat att: </w:t>
+      </w:r>
+      <w:r>
+        <w:rPr>
+          <w:i/>
+        </w:rPr>
+        <w:t>“Reviren är livslånga med hemområden som varierar mellan 50 och 150 ha. Hemområdena har inga fasta gränser utan det handlar mera om de yttre gränserna för familjegruppernas rörelser. Lavskrikan undviker att förflytta sig över stora öppna områden och hemområdesstorleken är därför större i områden fragmenterade av hyggen och yngre skog än i områden med i sammanhängande äldre skog. Det finns studier som antyder att det inom ett revir bör finnas maximalt 15 % öppna ytor och ungskog. Inom ett revir av hög kvalitet finns det som regel ett eller flera kärnområden (1–20 ha) med relativt tät flerskiktad granskog.”</w:t>
+      </w:r>
+      <w:r>
+        <w:t xml:space="preserve"> Vidare att: </w:t>
+      </w:r>
+      <w:r>
+        <w:rPr>
+          <w:i/>
+        </w:rPr>
+        <w:t>“Arten missgynnas när flerskiktad skog omförs till enskiktade bestånd. Även skogsskötsel med återkommande röjning och hård gallring är starkt negativt. Lavskrikan har relativt stora hemområden och försvinner när den äldre skogen fragmenteras, särskilt allvarligt är när kärnområdena avverkas.”</w:t>
+      </w:r>
+      <w:r>
+        <w:t xml:space="preserve"> (Skogsstyrelsen 2016).</w:t>
+      </w:r>
+    </w:p>
+    <w:p>
+      <w:r>
+        <w:t xml:space="preserve">Populationen har minskat med 20 (10–30) % under de senaste 15 åren och minskningstakten bedöms vara nära gränsvärdet för sårbar (VU). Arten försvinner successivt framför allt vid dess utbredningsgränser och populationen har minskat kontinuerligt under 2000-talet. Lavskrika är typisk art för </w:t>
+      </w:r>
+      <w:r>
+        <w:rPr>
+          <w:i/>
+        </w:rPr>
+        <w:t>9010 Taiga</w:t>
+      </w:r>
+      <w:r>
+        <w:t xml:space="preserve"> (SLU Artdatabanken, 2026).</w:t>
       </w:r>
     </w:p>
     <w:p>
@@ -566,100 +871,105 @@
         <w:pStyle w:val="Heading2"/>
       </w:pPr>
       <w:r>
-        <w:t>Ur FSC-standarden</w:t>
+        <w:t>Referenser – lavskrika</w:t>
       </w:r>
     </w:p>
     <w:p>
       <w:r>
+        <w:t xml:space="preserve">Skogsstyrelsen, 2016. </w:t>
+      </w:r>
+      <w:r>
         <w:rPr>
-          <w:b/>
+          <w:i/>
         </w:rPr>
-        <w:t xml:space="preserve">PRINCIP 1: LAGEFTERLEVNAD: </w:t>
-      </w:r>
-      <w:r>
-        <w:t>Certifikatsinnehavaren ska följa alla tillämpliga lagar, förordningar och nationellt ratificerade internationella avtal, konventioner och överenskommelser.</w:t>
+        <w:t xml:space="preserve">Vägledning för hänsyn till fåglar – lavskrika. </w:t>
+      </w:r>
+      <w:r>
+        <w:t>https://www.skogsstyrelsen.se/globalassets/lag-och-tillsyn/artskydd/vagledningar-for-hansyn-till-faglar/lavskrika-vagledning-hansyn.pdf</w:t>
       </w:r>
     </w:p>
     <w:p>
       <w:r>
+        <w:t xml:space="preserve">SLU Artdatabanken, 2026. </w:t>
+      </w:r>
+      <w:r>
         <w:rPr>
-          <w:b/>
+          <w:i/>
         </w:rPr>
-        <w:t xml:space="preserve">1.3.1 </w:t>
-      </w:r>
-      <w:r>
-        <w:t>Tillämpliga lagar och föreskrifter för brukandet av skogen följs.</w:t>
+        <w:t xml:space="preserve">Artfaktablad. Naturvård – artfakta. </w:t>
+      </w:r>
+      <w:r>
+        <w:t>SLU Artdatabanken, Uppsala</w:t>
       </w:r>
     </w:p>
     <w:p>
       <w:pPr>
-        <w:pStyle w:val="ListBullet"/>
+        <w:pStyle w:val="Heading1"/>
       </w:pPr>
       <w:r>
-        <w:rPr>
-          <w:b/>
-          <w:i/>
-        </w:rPr>
-        <w:t xml:space="preserve">Kommentar: </w:t>
-      </w:r>
-      <w:r>
-        <w:t>I den avverkningsanmälda skogen har fridlysta arter sina livsmiljöer och växtplatser. Att skada de fridlysta arternas livsmiljöer, växtplatser eller ekologiska funktion är inte tillåtet enligt artskyddsförordningen.</w:t>
+        <w:t>Tretåig hackspett – ekologi samt krav på livsmiljön</w:t>
+      </w:r>
+    </w:p>
+    <w:p>
+      <w:r>
+        <w:t xml:space="preserve">Tretåig hackspett (NT) är fridlyst enligt §4 Artskyddsförordningen och finns med som prioriterad art i Skogsstyrelsen vägledning för skogsbruket (bilaga 4 till SVL). I vägledningen står bland annat att: </w:t>
       </w:r>
       <w:r>
         <w:rPr>
           <w:i/>
         </w:rPr>
-        <w:t xml:space="preserve"> EU:s medlemsländer och skogsbolag är skyldiga att agera i enlighet med EU:s fågeldirektiv där det uttryckligen står att direktivet gäller för fåglar samt för deras ägg, bon och </w:t>
-      </w:r>
-      <w:r>
-        <w:rPr>
-          <w:b/>
-          <w:i/>
-        </w:rPr>
-        <w:t xml:space="preserve">livsmiljöer </w:t>
-      </w:r>
-      <w:r>
-        <w:t>(artikel 1). Vidare att de åtgärder som vidtas inte får leda till en försämring av den nuvarande situationen beträffande bevarandet av de fågelarter som avses i artikel 1 (artikel 13).</w:t>
-      </w:r>
-    </w:p>
-    <w:p>
-      <w:r>
-        <w:rPr>
-          <w:b/>
-        </w:rPr>
-        <w:t xml:space="preserve">6.4 </w:t>
-      </w:r>
-      <w:r>
-        <w:t>Certifikatsinnehavaren ska skydda sällsynta arter och hotade arter samt deras livsmiljöer inom skogsbruksenheten. Det ska ske genom avsättningar, andra skyddade områden och genom att skapa konnektivitet och/eller genom andra direkta åtgärder som gynnar dessa arters överlevnad och livskraft. Åtgärderna ska stå i förhållande till brukandets skala, intensitet och risk, samt till sällsynta och hotade arters bevarandestatus och ekologiska krav. Certifikatsinnehavaren ska beakta den geografiska spridningen och ekologiska krav hos sällsynta och hotade arter utanför skogsbruksenhetens gränser när beslut om åtgärder inom skogsbruksenheten ska fattas.</w:t>
-      </w:r>
-    </w:p>
-    <w:p>
-      <w:r>
-        <w:rPr>
-          <w:b/>
-        </w:rPr>
-        <w:t xml:space="preserve">6.4.3 </w:t>
-      </w:r>
-      <w:r>
-        <w:t>Bevarandeåtgärder genomförs för de kända förekomster av rödlistade arter som påverkas av skogsbruk.</w:t>
-      </w:r>
-    </w:p>
-    <w:p>
-      <w:pPr>
-        <w:pStyle w:val="ListBullet"/>
-      </w:pPr>
-      <w:r>
-        <w:rPr>
-          <w:b/>
-          <w:i/>
-        </w:rPr>
-        <w:t xml:space="preserve">Kommentar: </w:t>
+        <w:t xml:space="preserve">“Tretåig hackspett har stora arealkrav och höga krav på sin livsmiljö. Omdaningen av naturskogar till kulturskogar medför en förlust av viktiga miljöer, något som förstärks av ökad fragmentering till följd av avverkningar.” </w:t>
+      </w:r>
+      <w:r>
+        <w:t xml:space="preserve">Vidare att: </w:t>
       </w:r>
       <w:r>
         <w:rPr>
           <w:i/>
         </w:rPr>
-        <w:t>I det avverkningsanmälda skogsområdet har 11 naturvårdsarter varav 6 rödlistade arter sina livsmiljöer och växtplatser.</w:t>
+        <w:t>“Områden med dokumenterad permanent förekomst i naturskogsmiljöer har vanligen så stora naturvärden att skogsbruk är olämpligt”</w:t>
+      </w:r>
+      <w:r>
+        <w:t xml:space="preserve"> (SLU Artdatabanken, 2024; Skogsstyrelsen, 2016)</w:t>
+      </w:r>
+      <w:r>
+        <w:rPr>
+          <w:i/>
+        </w:rPr>
+        <w:t>.</w:t>
+      </w:r>
+    </w:p>
+    <w:p>
+      <w:r>
+        <w:t>Tretåig hackspett är beroende av större sammanhängande naturskogar med kontinuerlig tillgång och nybildning av död ved och fragmentering av livsmiljöerna utgör ett stort hot mot arten (se exempelvis Stachura-Skierczynska et al., 2009; Wesolowski et al., 2005; Butler et al., 2004; Pakkala et al., 2002; Amcoff et al., 1996; Virkkala, 1991). Det finns studier som visar att naturskogens självgallringsprocess som den tretåiga hackspetten är beroende av, inte kan ersättas med efterlämnad hänsyn i skogsbruket (Imbeau &amp; Desrochers, 2002).</w:t>
+      </w:r>
+    </w:p>
+    <w:p>
+      <w:r>
+        <w:t>Permanenta revir av tretåig hackspett karaktäriseras ofta av artens typiska ringformigt ordnade hackmärken på framför allt gamla granar. För att säkerställa att inte revir av tretåig hackspett drabbas av avverkningsplanerna bör en inventering göras i området både under häckningstid och under vintern, då arten utnyttjar betydligt större områden än under sommarens häckningsrevir. Storleken på häckningsreviret varierar med skogstypen, förekomsten av död ved och graden av fragmentering, men är i allmänhet i storleksordningen 25–100 hektar (SLU Artdatabanken, 2024; Skogsstyrelsen, 2016).</w:t>
+      </w:r>
+    </w:p>
+    <w:p>
+      <w:r>
+        <w:t xml:space="preserve">Förutom fridlysning enligt §4 Artskyddsförordningen är tretåig hackspett även förtecknad i EU:s fågeldirektiv bilaga 1. Den är typisk art för </w:t>
+      </w:r>
+      <w:r>
+        <w:rPr>
+          <w:i/>
+        </w:rPr>
+        <w:t xml:space="preserve">9010 Taiga, 9740 Skogsbevuxen myr, 9030 Landhöjningsskog </w:t>
+      </w:r>
+      <w:r>
+        <w:t xml:space="preserve">och </w:t>
+      </w:r>
+      <w:r>
+        <w:rPr>
+          <w:i/>
+        </w:rPr>
+        <w:t>9040 Fjällbjörkskog</w:t>
+      </w:r>
+      <w:r>
+        <w:t xml:space="preserve"> samt ingår i Natura 2000 och är förtecknad i Bernkonventionen bilaga II (strikt skyddade djurarter) (SLU Artdatabanken, 2024; Skogsstyrelsen, 2016).</w:t>
       </w:r>
     </w:p>
     <w:p>
@@ -667,18 +977,143 @@
         <w:pStyle w:val="Heading2"/>
       </w:pPr>
       <w:r>
-        <w:t>Ur Chain of Custody Certification (FSC-STD-40-004 ver 3.0)</w:t>
+        <w:t>Referenser – tretåig hackspett</w:t>
       </w:r>
     </w:p>
     <w:p>
       <w:r>
+        <w:t xml:space="preserve">Amcoff, M. &amp; Eriksson, P. 1996. </w:t>
+      </w:r>
+      <w:r>
         <w:rPr>
-          <w:b/>
+          <w:i/>
         </w:rPr>
-        <w:t xml:space="preserve">1.3 </w:t>
-      </w:r>
-      <w:r>
-        <w:t xml:space="preserve">The organization shall commit to the FSC values as defined in FSC-POL-01-004 Policy for the Association of Organizations with FSC. </w:t>
+        <w:t xml:space="preserve">Förekomst av tretåig hackspett Picoides tridactylus på bestånds- och landskapsnivå. </w:t>
+      </w:r>
+      <w:r>
+        <w:t>Ornis Svecica 6: 107–119.</w:t>
+      </w:r>
+    </w:p>
+    <w:p>
+      <w:r>
+        <w:t xml:space="preserve">Butler, R., Angelstam, P., Ekelund, P. &amp; Schlaeffer, R. 2004. </w:t>
+      </w:r>
+      <w:r>
+        <w:rPr>
+          <w:i/>
+        </w:rPr>
+        <w:t xml:space="preserve">Dead wood threshold values for the three-toed woodpecker presence in boreal and sub-Alpine forest. </w:t>
+      </w:r>
+      <w:r>
+        <w:t>Biological conservation 119(3): 305–318.</w:t>
+      </w:r>
+    </w:p>
+    <w:p>
+      <w:r>
+        <w:t xml:space="preserve">Imbeau, L. &amp; Desrochers, A. 2002. </w:t>
+      </w:r>
+      <w:r>
+        <w:rPr>
+          <w:i/>
+        </w:rPr>
+        <w:t xml:space="preserve">Foraging Ecology and Use of Drumming Trees by Three-Toed Woodpeckers. </w:t>
+      </w:r>
+      <w:r>
+        <w:t>The Journal of Wildlife Management. Vol. 66, No. 1 (Jan., 2002), pp. 222–231.</w:t>
+      </w:r>
+    </w:p>
+    <w:p>
+      <w:r>
+        <w:t xml:space="preserve">Pakkala, T., Hanski, I. &amp; Tomppo, E. 2002. </w:t>
+      </w:r>
+      <w:r>
+        <w:rPr>
+          <w:i/>
+        </w:rPr>
+        <w:t xml:space="preserve">Spatial ecology of the three-toed woodpecker in managed forest landscapes. </w:t>
+      </w:r>
+      <w:r>
+        <w:t>Silva Fennica 36(1): 279–288.</w:t>
+      </w:r>
+    </w:p>
+    <w:p>
+      <w:r>
+        <w:t xml:space="preserve">Skogsstyrelsen, 2016. </w:t>
+      </w:r>
+      <w:r>
+        <w:rPr>
+          <w:i/>
+        </w:rPr>
+        <w:t>Vägledning för hänsyn till fåglar – Tretåig hackspett.</w:t>
+      </w:r>
+    </w:p>
+    <w:p>
+      <w:r>
+        <w:t xml:space="preserve">SLU Artdatabanken, 2024. </w:t>
+      </w:r>
+      <w:r>
+        <w:rPr>
+          <w:i/>
+        </w:rPr>
+        <w:t xml:space="preserve">Artfaktablad. Naturvård – artfakta. </w:t>
+      </w:r>
+      <w:r>
+        <w:t>SLU Artdatabanken, Uppsala.</w:t>
+      </w:r>
+    </w:p>
+    <w:p>
+      <w:r>
+        <w:t xml:space="preserve">Stachura-Skierczynska, K., Tumiel, T. &amp; Skierczynski, M. 2009. </w:t>
+      </w:r>
+      <w:r>
+        <w:rPr>
+          <w:i/>
+        </w:rPr>
+        <w:t xml:space="preserve">Habitat prediction model for three-toed woodpecker and its implications for the conservation of biologically valuable forests. </w:t>
+      </w:r>
+      <w:r>
+        <w:t>Forest Ecology and Management 258(5): 697–703.</w:t>
+      </w:r>
+    </w:p>
+    <w:p>
+      <w:r>
+        <w:t xml:space="preserve">Virkkala, R. 1991. </w:t>
+      </w:r>
+      <w:r>
+        <w:rPr>
+          <w:i/>
+        </w:rPr>
+        <w:t xml:space="preserve">Population trends of forest birds in a Finnish Lapland landscape of large habitat blocks – Consequences of stochastic environmental variation or regional habitat alteration. </w:t>
+      </w:r>
+      <w:r>
+        <w:t>Biological conservation 56(2): 223–240.</w:t>
+      </w:r>
+    </w:p>
+    <w:p>
+      <w:r>
+        <w:t xml:space="preserve">Wesolowski, T., Czeszczewik, D. &amp; Rowinski, P. 2005. </w:t>
+      </w:r>
+      <w:r>
+        <w:rPr>
+          <w:i/>
+        </w:rPr>
+        <w:t xml:space="preserve">Effects of forest management on Three-toed Woodpecker Picoides tridactylus distribution in the Bialowieza Forest (NE Poland): conservation implications. </w:t>
+      </w:r>
+      <w:r>
+        <w:t>Acta Ornithologica 40(1): 53–60.</w:t>
+      </w:r>
+    </w:p>
+    <w:p>
+      <w:pPr>
+        <w:pStyle w:val="Heading1"/>
+      </w:pPr>
+      <w:r>
+        <w:t>Guckusko – ekologi samt krav på livsmiljön</w:t>
+      </w:r>
+    </w:p>
+    <w:p>
+      <w:r>
+        <w:t>Guckusko omfattas av EU:s art- och habitatdirektiv och är fridlyst enligt §7 Artskyddsförordningen (bilaga 1) vilket innebär att hela dess livsmiljö ska bevaras. Guckusko är beroende av hög och jämn luftfuktighet i gamla, ostörda skogsmiljöer och är känslig för snabba förändringar av ljus-/vindförhållanden eller uttorkning. Den förekommer främst i skogar som inte påverkats av kraftig störning, till exempel slutavverkning, markberedning, körskador, gödsling eller dikning (SLU Artdatabanken, 2021).Dikning och slutavverkning av guckuskons växtplatser är ett direkt hot mot arten och bör undvikas. Kalavverkning missgynnar arten, dels om hyggesavfall lämnas, vilket kan kväva enskilda bestånd, dels indirekt genom att mer konkurrensstarka arter gynnas. Körskador av skogsmaskiner och hyggesplöjning kan leda till lokalt ändrad hydrologi, då de mullrika, fuktiga jordarna är mjuka. Sverige hyser mer än halva den beräknade populationen av arten i EU, vilket innebär att vi har ett internationellt ansvar för arten (SLU Artdatabanken, 2021).</w:t>
       </w:r>
     </w:p>
     <w:p>
@@ -686,197 +1121,6 @@
         <w:pStyle w:val="Heading2"/>
       </w:pPr>
       <w:r>
-        <w:t>Ur FSC:s policy för associerade organisationer (FSC-POL-01-004)</w:t>
-      </w:r>
-    </w:p>
-    <w:p>
-      <w:r>
-        <w:t xml:space="preserve">Som “Chain of Custody”-certifierad organisation är skogsbolaget bunden av de fastställda reglerna i Del 1 Punkt 1 c) i Policy för organisationer associerade med FSC (FSC-POL-01-004 V2-0 EN + SVE version 2012-03-02): </w:t>
-      </w:r>
-    </w:p>
-    <w:p>
-      <w:pPr>
-        <w:pStyle w:val="ListNumber"/>
-      </w:pPr>
-      <w:r>
-        <w:t>De organisationer FSC kan acceptera association med får inte direkt eller indirekt ha några kopplingar till nedanstående, oacceptabla aktiviteter:</w:t>
-      </w:r>
-    </w:p>
-    <w:p>
-      <w:pPr>
-        <w:ind w:left="357"/>
-      </w:pPr>
-      <w:r>
-        <w:t>a) Olaglig skogsavverkning och handel med olagligt avverkat virke eller skogsprodukter</w:t>
-      </w:r>
-    </w:p>
-    <w:p>
-      <w:pPr>
-        <w:ind w:left="357"/>
-      </w:pPr>
-      <w:r>
-        <w:t>...</w:t>
-      </w:r>
-    </w:p>
-    <w:p>
-      <w:pPr>
-        <w:ind w:left="357"/>
-      </w:pPr>
-      <w:r>
-        <w:t>c) Skogsbruk som förstör höga naturvärden</w:t>
-      </w:r>
-    </w:p>
-    <w:p>
-      <w:pPr>
-        <w:ind w:left="357"/>
-      </w:pPr>
-      <w:r>
-        <w:t>d) Betydande omvandling av skog till plantager eller annan, icke skoglig, markanvändning</w:t>
-      </w:r>
-    </w:p>
-    <w:p>
-      <w:pPr>
-        <w:pStyle w:val="ListBullet"/>
-      </w:pPr>
-      <w:r>
-        <w:rPr>
-          <w:b/>
-          <w:i/>
-        </w:rPr>
-        <w:t xml:space="preserve">Kommentar: </w:t>
-      </w:r>
-      <w:r>
-        <w:rPr>
-          <w:i/>
-        </w:rPr>
-        <w:t>Avverkning av skog med höga naturvärden samt skada på fridlysta arter strider både mot FSC Controlled Wood-standarden och FSC:s policy for associerade organisationer.</w:t>
-      </w:r>
-    </w:p>
-    <w:p>
-      <w:pPr>
-        <w:pStyle w:val="Heading2"/>
-      </w:pPr>
-      <w:r>
-        <w:t>Ur FSC Controlled Wood (FSC-STD-40-005)</w:t>
-      </w:r>
-    </w:p>
-    <w:p>
-      <w:r>
-        <w:t>Virke som inte accepteras i FSC-märkta produkter (oacceptabelt ursprung) enligt FSC Controlled Wood (FSC-STD-40-005):</w:t>
-      </w:r>
-    </w:p>
-    <w:p>
-      <w:pPr>
-        <w:pStyle w:val="ListNumber"/>
-      </w:pPr>
-      <w:r>
-        <w:t>Illegalt avverkat virke.</w:t>
-      </w:r>
-    </w:p>
-    <w:p>
-      <w:pPr>
-        <w:pStyle w:val="ListNumber"/>
-      </w:pPr>
-      <w:r>
-        <w:t>...</w:t>
-      </w:r>
-    </w:p>
-    <w:p>
-      <w:pPr>
-        <w:pStyle w:val="ListNumber"/>
-      </w:pPr>
-      <w:r>
-        <w:t>Virke från avverkningar som hotar höga naturvärden.</w:t>
-      </w:r>
-    </w:p>
-    <w:p>
-      <w:pPr>
-        <w:pStyle w:val="ListNumber"/>
-      </w:pPr>
-      <w:r>
-        <w:t>Virke från skog som konverteras till plantager eller icke-skogligt bruk.</w:t>
-      </w:r>
-    </w:p>
-    <w:p>
-      <w:pPr>
-        <w:pStyle w:val="ListBullet"/>
-      </w:pPr>
-      <w:r>
-        <w:rPr>
-          <w:b/>
-          <w:i/>
-        </w:rPr>
-        <w:t xml:space="preserve">Kommentar: </w:t>
-      </w:r>
-      <w:r>
-        <w:rPr>
-          <w:i/>
-        </w:rPr>
-        <w:t>Avverkning av skog med höga naturvärden samt skada på fridlysta arter strider både mot FSC Controlled Wood-standarden och FSC:s policy for associerade organisationer.</w:t>
-      </w:r>
-    </w:p>
-    <w:p>
-      <w:pPr>
-        <w:pStyle w:val="Heading1"/>
-      </w:pPr>
-      <w:r>
-        <w:t>Ur PEFC-standarden gällande lagefterlevnad</w:t>
-      </w:r>
-    </w:p>
-    <w:p>
-      <w:r>
-        <w:t>PEFC-standarden förutsätter att tillämplig svensk lagstiftning följs. Det är utsedd tillsynsmyndighet som ansvarar för tillsyn av lagens efterlevnad. PEFC-standarden återger innehållet i vissa certifieringskritiska lag- och föreskriftskrav vilka ska ingå i granskning av PEFC-systemets efterlevnad.</w:t>
-      </w:r>
-    </w:p>
-    <w:p>
-      <w:pPr>
-        <w:pStyle w:val="ListBullet"/>
-      </w:pPr>
-      <w:r>
-        <w:rPr>
-          <w:b/>
-          <w:i/>
-        </w:rPr>
-        <w:t xml:space="preserve">Kommentar: </w:t>
-      </w:r>
-      <w:r>
-        <w:rPr>
-          <w:i/>
-        </w:rPr>
-        <w:t>I den avverkningsanmälda skogen har fridlysta arter sina livsmiljöer och växtplatser. Att skada de fridlysta arternas livsmiljöer, växtplatser eller ekologiska funktion är inte tillåtet enligt artskyddsförordningen</w:t>
-      </w:r>
-    </w:p>
-    <w:p>
-      <w:r>
-        <w:br w:type="page"/>
-      </w:r>
-    </w:p>
-    <w:p>
-      <w:pPr>
-        <w:pStyle w:val="Title"/>
-      </w:pPr>
-      <w:r>
-        <w:t>BILAGA 1 – Fridlysta arter</w:t>
-      </w:r>
-    </w:p>
-    <w:p>
-      <w:pPr>
-        <w:pStyle w:val="Heading1"/>
-      </w:pPr>
-      <w:r>
-        <w:t>Guckusko – ekologi samt krav på livsmiljön</w:t>
-      </w:r>
-    </w:p>
-    <w:p>
-      <w:r>
-        <w:t>Guckusko omfattas av EU:s art- och habitatdirektiv och är fridlyst enligt §7 Artskyddsförordningen (bilaga 1) vilket innebär att hela dess livsmiljö ska bevaras. Guckusko är beroende av hög och jämn luftfuktighet i gamla, ostörda skogsmiljöer och är känslig för snabba förändringar av ljus-/vindförhållanden eller uttorkning. Den förekommer främst i skogar som inte påverkats av kraftig störning, till exempel slutavverkning, markberedning, körskador, gödsling eller dikning (SLU Artdatabanken, 2021).Dikning och slutavverkning av guckuskons växtplatser är ett direkt hot mot arten och bör undvikas. Kalavverkning missgynnar arten, dels om hyggesavfall lämnas, vilket kan kväva enskilda bestånd, dels indirekt genom att mer konkurrensstarka arter gynnas. Körskador av skogsmaskiner och hyggesplöjning kan leda till lokalt ändrad hydrologi, då de mullrika, fuktiga jordarna är mjuka. Sverige hyser mer än halva den beräknade populationen av arten i EU, vilket innebär att vi har ett internationellt ansvar för arten (SLU Artdatabanken, 2021).</w:t>
-      </w:r>
-    </w:p>
-    <w:p>
-      <w:pPr>
-        <w:pStyle w:val="Heading2"/>
-      </w:pPr>
-      <w:r>
         <w:t>Referenser – guckusko</w:t>
       </w:r>
     </w:p>
@@ -892,293 +1136,6 @@
       </w:r>
       <w:r>
         <w:t>SLU Artdatabanken, Uppsala</w:t>
-      </w:r>
-    </w:p>
-    <w:p>
-      <w:pPr>
-        <w:pStyle w:val="Heading1"/>
-      </w:pPr>
-      <w:r>
-        <w:t>Lavskrika – ekologi samt krav på livsmiljön</w:t>
-      </w:r>
-    </w:p>
-    <w:p>
-      <w:r>
-        <w:t>Lavskrika är rödlistad som nära hotad (NT), fridlyst enligt 4 § artskyddsförordningen (2007:845) och ingår i förteckningen över prioriterade arter i Skogsstyrelsens föreskrifter och allmänna råd (SKSFS 2011:7) bilaga 4. Lavskrikan är en mycket stationär fågel, som häckar i äldre, slutna och hänglavsrika barrskogar. Nyckelfaktorer är flerskiktad skog med rik undervegetation samt riklig förekomst av hänglavar (SLU Artdatabanken, 2026).</w:t>
-      </w:r>
-    </w:p>
-    <w:p>
-      <w:r>
-        <w:t xml:space="preserve">I Skogsstyrelsens vägledning för hänsyn till fåglar står bland annat att: </w:t>
-      </w:r>
-      <w:r>
-        <w:rPr>
-          <w:i/>
-        </w:rPr>
-        <w:t>“Reviren är livslånga med hemområden som varierar mellan 50 och 150 ha. Hemområdena har inga fasta gränser utan det handlar mera om de yttre gränserna för familjegruppernas rörelser. Lavskrikan undviker att förflytta sig över stora öppna områden och hemområdesstorleken är därför större i områden fragmenterade av hyggen och yngre skog än i områden med i sammanhängande äldre skog. Det finns studier som antyder att det inom ett revir bör finnas maximalt 15 % öppna ytor och ungskog. Inom ett revir av hög kvalitet finns det som regel ett eller flera kärnområden (1–20 ha) med relativt tät flerskiktad granskog.”</w:t>
-      </w:r>
-      <w:r>
-        <w:t xml:space="preserve"> Vidare att: </w:t>
-      </w:r>
-      <w:r>
-        <w:rPr>
-          <w:i/>
-        </w:rPr>
-        <w:t>“Arten missgynnas när flerskiktad skog omförs till enskiktade bestånd. Även skogsskötsel med återkommande röjning och hård gallring är starkt negativt. Lavskrikan har relativt stora hemområden och försvinner när den äldre skogen fragmenteras, särskilt allvarligt är när kärnområdena avverkas.”</w:t>
-      </w:r>
-      <w:r>
-        <w:t xml:space="preserve"> (Skogsstyrelsen 2016).</w:t>
-      </w:r>
-    </w:p>
-    <w:p>
-      <w:r>
-        <w:t xml:space="preserve">Populationen har minskat med 20 (10–30) % under de senaste 15 åren och minskningstakten bedöms vara nära gränsvärdet för sårbar (VU). Arten försvinner successivt framför allt vid dess utbredningsgränser och populationen har minskat kontinuerligt under 2000-talet. Lavskrika är typisk art för </w:t>
-      </w:r>
-      <w:r>
-        <w:rPr>
-          <w:i/>
-        </w:rPr>
-        <w:t>9010 Taiga</w:t>
-      </w:r>
-      <w:r>
-        <w:t xml:space="preserve"> (SLU Artdatabanken, 2026).</w:t>
-      </w:r>
-    </w:p>
-    <w:p>
-      <w:pPr>
-        <w:pStyle w:val="Heading2"/>
-      </w:pPr>
-      <w:r>
-        <w:t>Referenser – lavskrika</w:t>
-      </w:r>
-    </w:p>
-    <w:p>
-      <w:r>
-        <w:t xml:space="preserve">Skogsstyrelsen, 2016. </w:t>
-      </w:r>
-      <w:r>
-        <w:rPr>
-          <w:i/>
-        </w:rPr>
-        <w:t xml:space="preserve">Vägledning för hänsyn till fåglar – lavskrika. </w:t>
-      </w:r>
-      <w:r>
-        <w:t>https://www.skogsstyrelsen.se/globalassets/lag-och-tillsyn/artskydd/vagledningar-for-hansyn-till-faglar/lavskrika-vagledning-hansyn.pdf</w:t>
-      </w:r>
-    </w:p>
-    <w:p>
-      <w:r>
-        <w:t xml:space="preserve">SLU Artdatabanken, 2026. </w:t>
-      </w:r>
-      <w:r>
-        <w:rPr>
-          <w:i/>
-        </w:rPr>
-        <w:t xml:space="preserve">Artfaktablad. Naturvård – artfakta. </w:t>
-      </w:r>
-      <w:r>
-        <w:t>SLU Artdatabanken, Uppsala</w:t>
-      </w:r>
-    </w:p>
-    <w:p>
-      <w:pPr>
-        <w:pStyle w:val="Heading1"/>
-      </w:pPr>
-      <w:r>
-        <w:t>Tretåig hackspett – ekologi samt krav på livsmiljön</w:t>
-      </w:r>
-    </w:p>
-    <w:p>
-      <w:r>
-        <w:t xml:space="preserve">Tretåig hackspett (NT) är fridlyst enligt §4 Artskyddsförordningen och finns med som prioriterad art i Skogsstyrelsen vägledning för skogsbruket (bilaga 4 till SVL). I vägledningen står bland annat att: </w:t>
-      </w:r>
-      <w:r>
-        <w:rPr>
-          <w:i/>
-        </w:rPr>
-        <w:t xml:space="preserve">“Tretåig hackspett har stora arealkrav och höga krav på sin livsmiljö. Omdaningen av naturskogar till kulturskogar medför en förlust av viktiga miljöer, något som förstärks av ökad fragmentering till följd av avverkningar.” </w:t>
-      </w:r>
-      <w:r>
-        <w:t xml:space="preserve">Vidare att: </w:t>
-      </w:r>
-      <w:r>
-        <w:rPr>
-          <w:i/>
-        </w:rPr>
-        <w:t>“Områden med dokumenterad permanent förekomst i naturskogsmiljöer har vanligen så stora naturvärden att skogsbruk är olämpligt”</w:t>
-      </w:r>
-      <w:r>
-        <w:t xml:space="preserve"> (SLU Artdatabanken, 2024; Skogsstyrelsen, 2016)</w:t>
-      </w:r>
-      <w:r>
-        <w:rPr>
-          <w:i/>
-        </w:rPr>
-        <w:t>.</w:t>
-      </w:r>
-    </w:p>
-    <w:p>
-      <w:r>
-        <w:t>Tretåig hackspett är beroende av större sammanhängande naturskogar med kontinuerlig tillgång och nybildning av död ved och fragmentering av livsmiljöerna utgör ett stort hot mot arten (se exempelvis Stachura-Skierczynska et al., 2009; Wesolowski et al., 2005; Butler et al., 2004; Pakkala et al., 2002; Amcoff et al., 1996; Virkkala, 1991). Det finns studier som visar att naturskogens självgallringsprocess som den tretåiga hackspetten är beroende av, inte kan ersättas med efterlämnad hänsyn i skogsbruket (Imbeau &amp; Desrochers, 2002).</w:t>
-      </w:r>
-    </w:p>
-    <w:p>
-      <w:r>
-        <w:t>Permanenta revir av tretåig hackspett karaktäriseras ofta av artens typiska ringformigt ordnade hackmärken på framför allt gamla granar. För att säkerställa att inte revir av tretåig hackspett drabbas av avverkningsplanerna bör en inventering göras i området både under häckningstid och under vintern, då arten utnyttjar betydligt större områden än under sommarens häckningsrevir. Storleken på häckningsreviret varierar med skogstypen, förekomsten av död ved och graden av fragmentering, men är i allmänhet i storleksordningen 25–100 hektar (SLU Artdatabanken, 2024; Skogsstyrelsen, 2016).</w:t>
-      </w:r>
-    </w:p>
-    <w:p>
-      <w:r>
-        <w:t xml:space="preserve">Förutom fridlysning enligt §4 Artskyddsförordningen är tretåig hackspett även förtecknad i EU:s fågeldirektiv bilaga 1. Den är typisk art för </w:t>
-      </w:r>
-      <w:r>
-        <w:rPr>
-          <w:i/>
-        </w:rPr>
-        <w:t xml:space="preserve">9010 Taiga, 9740 Skogsbevuxen myr, 9030 Landhöjningsskog </w:t>
-      </w:r>
-      <w:r>
-        <w:t xml:space="preserve">och </w:t>
-      </w:r>
-      <w:r>
-        <w:rPr>
-          <w:i/>
-        </w:rPr>
-        <w:t>9040 Fjällbjörkskog</w:t>
-      </w:r>
-      <w:r>
-        <w:t xml:space="preserve"> samt ingår i Natura 2000 och är förtecknad i Bernkonventionen bilaga II (strikt skyddade djurarter) (SLU Artdatabanken, 2024; Skogsstyrelsen, 2016).</w:t>
-      </w:r>
-    </w:p>
-    <w:p>
-      <w:pPr>
-        <w:pStyle w:val="Heading2"/>
-      </w:pPr>
-      <w:r>
-        <w:t>Referenser – tretåig hackspett</w:t>
-      </w:r>
-    </w:p>
-    <w:p>
-      <w:r>
-        <w:t xml:space="preserve">Amcoff, M. &amp; Eriksson, P. 1996. </w:t>
-      </w:r>
-      <w:r>
-        <w:rPr>
-          <w:i/>
-        </w:rPr>
-        <w:t xml:space="preserve">Förekomst av tretåig hackspett Picoides tridactylus på bestånds- och landskapsnivå. </w:t>
-      </w:r>
-      <w:r>
-        <w:t>Ornis Svecica 6: 107–119.</w:t>
-      </w:r>
-    </w:p>
-    <w:p>
-      <w:r>
-        <w:t xml:space="preserve">Butler, R., Angelstam, P., Ekelund, P. &amp; Schlaeffer, R. 2004. </w:t>
-      </w:r>
-      <w:r>
-        <w:rPr>
-          <w:i/>
-        </w:rPr>
-        <w:t xml:space="preserve">Dead wood threshold values for the three-toed woodpecker presence in boreal and sub-Alpine forest. </w:t>
-      </w:r>
-      <w:r>
-        <w:t>Biological conservation 119(3): 305–318.</w:t>
-      </w:r>
-    </w:p>
-    <w:p>
-      <w:r>
-        <w:t xml:space="preserve">Imbeau, L. &amp; Desrochers, A. 2002. </w:t>
-      </w:r>
-      <w:r>
-        <w:rPr>
-          <w:i/>
-        </w:rPr>
-        <w:t xml:space="preserve">Foraging Ecology and Use of Drumming Trees by Three-Toed Woodpeckers. </w:t>
-      </w:r>
-      <w:r>
-        <w:t>The Journal of Wildlife Management. Vol. 66, No. 1 (Jan., 2002), pp. 222–231.</w:t>
-      </w:r>
-    </w:p>
-    <w:p>
-      <w:r>
-        <w:t xml:space="preserve">Pakkala, T., Hanski, I. &amp; Tomppo, E. 2002. </w:t>
-      </w:r>
-      <w:r>
-        <w:rPr>
-          <w:i/>
-        </w:rPr>
-        <w:t xml:space="preserve">Spatial ecology of the three-toed woodpecker in managed forest landscapes. </w:t>
-      </w:r>
-      <w:r>
-        <w:t>Silva Fennica 36(1): 279–288.</w:t>
-      </w:r>
-    </w:p>
-    <w:p>
-      <w:r>
-        <w:t xml:space="preserve">Skogsstyrelsen, 2016. </w:t>
-      </w:r>
-      <w:r>
-        <w:rPr>
-          <w:i/>
-        </w:rPr>
-        <w:t>Vägledning för hänsyn till fåglar – Tretåig hackspett.</w:t>
-      </w:r>
-    </w:p>
-    <w:p>
-      <w:r>
-        <w:t xml:space="preserve">SLU Artdatabanken, 2024. </w:t>
-      </w:r>
-      <w:r>
-        <w:rPr>
-          <w:i/>
-        </w:rPr>
-        <w:t xml:space="preserve">Artfaktablad. Naturvård – artfakta. </w:t>
-      </w:r>
-      <w:r>
-        <w:t>SLU Artdatabanken, Uppsala.</w:t>
-      </w:r>
-    </w:p>
-    <w:p>
-      <w:r>
-        <w:t xml:space="preserve">Stachura-Skierczynska, K., Tumiel, T. &amp; Skierczynski, M. 2009. </w:t>
-      </w:r>
-      <w:r>
-        <w:rPr>
-          <w:i/>
-        </w:rPr>
-        <w:t xml:space="preserve">Habitat prediction model for three-toed woodpecker and its implications for the conservation of biologically valuable forests. </w:t>
-      </w:r>
-      <w:r>
-        <w:t>Forest Ecology and Management 258(5): 697–703.</w:t>
-      </w:r>
-    </w:p>
-    <w:p>
-      <w:r>
-        <w:t xml:space="preserve">Virkkala, R. 1991. </w:t>
-      </w:r>
-      <w:r>
-        <w:rPr>
-          <w:i/>
-        </w:rPr>
-        <w:t xml:space="preserve">Population trends of forest birds in a Finnish Lapland landscape of large habitat blocks – Consequences of stochastic environmental variation or regional habitat alteration. </w:t>
-      </w:r>
-      <w:r>
-        <w:t>Biological conservation 56(2): 223–240.</w:t>
-      </w:r>
-    </w:p>
-    <w:p>
-      <w:r>
-        <w:t xml:space="preserve">Wesolowski, T., Czeszczewik, D. &amp; Rowinski, P. 2005. </w:t>
-      </w:r>
-      <w:r>
-        <w:rPr>
-          <w:i/>
-        </w:rPr>
-        <w:t xml:space="preserve">Effects of forest management on Three-toed Woodpecker Picoides tridactylus distribution in the Bialowieza Forest (NE Poland): conservation implications. </w:t>
-      </w:r>
-      <w:r>
-        <w:t>Acta Ornithologica 40(1): 53–60.</w:t>
       </w:r>
     </w:p>
     <w:p>
@@ -1386,7 +1343,7 @@
     <w:r>
       <w:tab/>
       <w:tab/>
-      <w:t>2026-06-20</w:t>
+      <w:t>2026-06-21</w:t>
       <w:br/>
       <w:br/>
     </w:r>

--- a/klagomål/A 15028-2026 FSC-klagomål.docx
+++ b/klagomål/A 15028-2026 FSC-klagomål.docx
@@ -1343,7 +1343,7 @@
     <w:r>
       <w:tab/>
       <w:tab/>
-      <w:t>2026-06-21</w:t>
+      <w:t>2026-06-22</w:t>
       <w:br/>
       <w:br/>
     </w:r>

--- a/klagomål/A 15028-2026 FSC-klagomål.docx
+++ b/klagomål/A 15028-2026 FSC-klagomål.docx
@@ -1343,7 +1343,7 @@
     <w:r>
       <w:tab/>
       <w:tab/>
-      <w:t>2026-06-22</w:t>
+      <w:t>2026-06-23</w:t>
       <w:br/>
       <w:br/>
     </w:r>

--- a/klagomål/A 15028-2026 FSC-klagomål.docx
+++ b/klagomål/A 15028-2026 FSC-klagomål.docx
@@ -1343,7 +1343,7 @@
     <w:r>
       <w:tab/>
       <w:tab/>
-      <w:t>2026-06-23</w:t>
+      <w:t>2026-06-24</w:t>
       <w:br/>
       <w:br/>
     </w:r>

--- a/klagomål/A 15028-2026 FSC-klagomål.docx
+++ b/klagomål/A 15028-2026 FSC-klagomål.docx
@@ -1343,7 +1343,7 @@
     <w:r>
       <w:tab/>
       <w:tab/>
-      <w:t>2026-06-24</w:t>
+      <w:t>2026-06-25</w:t>
       <w:br/>
       <w:br/>
     </w:r>

--- a/klagomål/A 15028-2026 FSC-klagomål.docx
+++ b/klagomål/A 15028-2026 FSC-klagomål.docx
@@ -1343,7 +1343,7 @@
     <w:r>
       <w:tab/>
       <w:tab/>
-      <w:t>2026-06-25</w:t>
+      <w:t>2026-06-26</w:t>
       <w:br/>
       <w:br/>
     </w:r>

--- a/klagomål/A 15028-2026 FSC-klagomål.docx
+++ b/klagomål/A 15028-2026 FSC-klagomål.docx
@@ -1343,7 +1343,7 @@
     <w:r>
       <w:tab/>
       <w:tab/>
-      <w:t>2026-06-26</w:t>
+      <w:t>2026-06-27</w:t>
       <w:br/>
       <w:br/>
     </w:r>

--- a/klagomål/A 15028-2026 FSC-klagomål.docx
+++ b/klagomål/A 15028-2026 FSC-klagomål.docx
@@ -1343,7 +1343,7 @@
     <w:r>
       <w:tab/>
       <w:tab/>
-      <w:t>2026-06-27</w:t>
+      <w:t>2026-06-28</w:t>
       <w:br/>
       <w:br/>
     </w:r>

--- a/klagomål/A 15028-2026 FSC-klagomål.docx
+++ b/klagomål/A 15028-2026 FSC-klagomål.docx
@@ -1343,7 +1343,7 @@
     <w:r>
       <w:tab/>
       <w:tab/>
-      <w:t>2026-06-28</w:t>
+      <w:t>2026-06-29</w:t>
       <w:br/>
       <w:br/>
     </w:r>

--- a/klagomål/A 15028-2026 FSC-klagomål.docx
+++ b/klagomål/A 15028-2026 FSC-klagomål.docx
@@ -1343,7 +1343,7 @@
     <w:r>
       <w:tab/>
       <w:tab/>
-      <w:t>2026-06-29</w:t>
+      <w:t>2026-06-30</w:t>
       <w:br/>
       <w:br/>
     </w:r>

--- a/klagomål/A 15028-2026 FSC-klagomål.docx
+++ b/klagomål/A 15028-2026 FSC-klagomål.docx
@@ -1343,7 +1343,7 @@
     <w:r>
       <w:tab/>
       <w:tab/>
-      <w:t>2026-06-30</w:t>
+      <w:t>2026-07-01</w:t>
       <w:br/>
       <w:br/>
     </w:r>

--- a/klagomål/A 15028-2026 FSC-klagomål.docx
+++ b/klagomål/A 15028-2026 FSC-klagomål.docx
@@ -1343,7 +1343,7 @@
     <w:r>
       <w:tab/>
       <w:tab/>
-      <w:t>2026-07-01</w:t>
+      <w:t>2026-07-02</w:t>
       <w:br/>
       <w:br/>
     </w:r>

--- a/klagomål/A 15028-2026 FSC-klagomål.docx
+++ b/klagomål/A 15028-2026 FSC-klagomål.docx
@@ -1343,7 +1343,7 @@
     <w:r>
       <w:tab/>
       <w:tab/>
-      <w:t>2026-07-13</w:t>
+      <w:t>2026-07-14</w:t>
       <w:br/>
       <w:br/>
     </w:r>

--- a/klagomål/A 15028-2026 FSC-klagomål.docx
+++ b/klagomål/A 15028-2026 FSC-klagomål.docx
@@ -1343,7 +1343,7 @@
     <w:r>
       <w:tab/>
       <w:tab/>
-      <w:t>2026-07-14</w:t>
+      <w:t>2026-07-15</w:t>
       <w:br/>
       <w:br/>
     </w:r>

--- a/klagomål/A 15028-2026 FSC-klagomål.docx
+++ b/klagomål/A 15028-2026 FSC-klagomål.docx
@@ -1343,7 +1343,7 @@
     <w:r>
       <w:tab/>
       <w:tab/>
-      <w:t>2026-07-15</w:t>
+      <w:t>2026-07-16</w:t>
       <w:br/>
       <w:br/>
     </w:r>

--- a/klagomål/A 15028-2026 FSC-klagomål.docx
+++ b/klagomål/A 15028-2026 FSC-klagomål.docx
@@ -1343,7 +1343,7 @@
     <w:r>
       <w:tab/>
       <w:tab/>
-      <w:t>2026-07-16</w:t>
+      <w:t>2026-07-17</w:t>
       <w:br/>
       <w:br/>
     </w:r>

--- a/klagomål/A 15028-2026 FSC-klagomål.docx
+++ b/klagomål/A 15028-2026 FSC-klagomål.docx
@@ -1343,7 +1343,7 @@
     <w:r>
       <w:tab/>
       <w:tab/>
-      <w:t>2026-07-17</w:t>
+      <w:t>2026-07-18</w:t>
       <w:br/>
       <w:br/>
     </w:r>

--- a/klagomål/A 15028-2026 FSC-klagomål.docx
+++ b/klagomål/A 15028-2026 FSC-klagomål.docx
@@ -1343,7 +1343,7 @@
     <w:r>
       <w:tab/>
       <w:tab/>
-      <w:t>2026-07-18</w:t>
+      <w:t>2026-07-19</w:t>
       <w:br/>
       <w:br/>
     </w:r>

--- a/klagomål/A 15028-2026 FSC-klagomål.docx
+++ b/klagomål/A 15028-2026 FSC-klagomål.docx
@@ -1343,7 +1343,7 @@
     <w:r>
       <w:tab/>
       <w:tab/>
-      <w:t>2026-07-19</w:t>
+      <w:t>2026-07-20</w:t>
       <w:br/>
       <w:br/>
     </w:r>

--- a/klagomål/A 15028-2026 FSC-klagomål.docx
+++ b/klagomål/A 15028-2026 FSC-klagomål.docx
@@ -1343,7 +1343,7 @@
     <w:r>
       <w:tab/>
       <w:tab/>
-      <w:t>2026-07-20</w:t>
+      <w:t>2026-07-21</w:t>
       <w:br/>
       <w:br/>
     </w:r>

--- a/klagomål/A 15028-2026 FSC-klagomål.docx
+++ b/klagomål/A 15028-2026 FSC-klagomål.docx
@@ -1343,7 +1343,7 @@
     <w:r>
       <w:tab/>
       <w:tab/>
-      <w:t>2026-07-21</w:t>
+      <w:t>2026-07-22</w:t>
       <w:br/>
       <w:br/>
     </w:r>

--- a/klagomål/A 15028-2026 FSC-klagomål.docx
+++ b/klagomål/A 15028-2026 FSC-klagomål.docx
@@ -1343,7 +1343,7 @@
     <w:r>
       <w:tab/>
       <w:tab/>
-      <w:t>2026-07-22</w:t>
+      <w:t>2026-07-23</w:t>
       <w:br/>
       <w:br/>
     </w:r>

--- a/klagomål/A 15028-2026 FSC-klagomål.docx
+++ b/klagomål/A 15028-2026 FSC-klagomål.docx
@@ -1343,7 +1343,7 @@
     <w:r>
       <w:tab/>
       <w:tab/>
-      <w:t>2026-07-23</w:t>
+      <w:t>2026-07-24</w:t>
       <w:br/>
       <w:br/>
     </w:r>

--- a/klagomål/A 15028-2026 FSC-klagomål.docx
+++ b/klagomål/A 15028-2026 FSC-klagomål.docx
@@ -1343,7 +1343,7 @@
     <w:r>
       <w:tab/>
       <w:tab/>
-      <w:t>2026-07-24</w:t>
+      <w:t>2026-07-25</w:t>
       <w:br/>
       <w:br/>
     </w:r>

--- a/klagomål/A 15028-2026 FSC-klagomål.docx
+++ b/klagomål/A 15028-2026 FSC-klagomål.docx
@@ -1343,7 +1343,7 @@
     <w:r>
       <w:tab/>
       <w:tab/>
-      <w:t>2026-07-25</w:t>
+      <w:t>2026-07-26</w:t>
       <w:br/>
       <w:br/>
     </w:r>

--- a/klagomål/A 15028-2026 FSC-klagomål.docx
+++ b/klagomål/A 15028-2026 FSC-klagomål.docx
@@ -1343,7 +1343,7 @@
     <w:r>
       <w:tab/>
       <w:tab/>
-      <w:t>2026-07-26</w:t>
+      <w:t>2026-07-27</w:t>
       <w:br/>
       <w:br/>
     </w:r>

--- a/klagomål/A 15028-2026 FSC-klagomål.docx
+++ b/klagomål/A 15028-2026 FSC-klagomål.docx
@@ -1343,7 +1343,7 @@
     <w:r>
       <w:tab/>
       <w:tab/>
-      <w:t>2026-07-27</w:t>
+      <w:t>2026-07-28</w:t>
       <w:br/>
       <w:br/>
     </w:r>

--- a/klagomål/A 15028-2026 FSC-klagomål.docx
+++ b/klagomål/A 15028-2026 FSC-klagomål.docx
@@ -1343,7 +1343,7 @@
     <w:r>
       <w:tab/>
       <w:tab/>
-      <w:t>2026-07-28</w:t>
+      <w:t>2026-07-29</w:t>
       <w:br/>
       <w:br/>
     </w:r>

--- a/klagomål/A 15028-2026 FSC-klagomål.docx
+++ b/klagomål/A 15028-2026 FSC-klagomål.docx
@@ -1343,7 +1343,7 @@
     <w:r>
       <w:tab/>
       <w:tab/>
-      <w:t>2026-07-29</w:t>
+      <w:t>2026-07-30</w:t>
       <w:br/>
       <w:br/>
     </w:r>

--- a/klagomål/A 15028-2026 FSC-klagomål.docx
+++ b/klagomål/A 15028-2026 FSC-klagomål.docx
@@ -1343,7 +1343,7 @@
     <w:r>
       <w:tab/>
       <w:tab/>
-      <w:t>2026-07-30</w:t>
+      <w:t>2026-07-31</w:t>
       <w:br/>
       <w:br/>
     </w:r>

--- a/klagomål/A 15028-2026 FSC-klagomål.docx
+++ b/klagomål/A 15028-2026 FSC-klagomål.docx
@@ -1343,7 +1343,7 @@
     <w:r>
       <w:tab/>
       <w:tab/>
-      <w:t>2026-07-31</w:t>
+      <w:t>2026-08-01</w:t>
       <w:br/>
       <w:br/>
     </w:r>

--- a/klagomål/A 15028-2026 FSC-klagomål.docx
+++ b/klagomål/A 15028-2026 FSC-klagomål.docx
@@ -1343,7 +1343,7 @@
     <w:r>
       <w:tab/>
       <w:tab/>
-      <w:t>2026-08-01</w:t>
+      <w:t>2026-08-02</w:t>
       <w:br/>
       <w:br/>
     </w:r>

--- a/klagomål/A 15028-2026 FSC-klagomål.docx
+++ b/klagomål/A 15028-2026 FSC-klagomål.docx
@@ -1343,7 +1343,7 @@
     <w:r>
       <w:tab/>
       <w:tab/>
-      <w:t>2026-08-02</w:t>
+      <w:t>2026-08-03</w:t>
       <w:br/>
       <w:br/>
     </w:r>

--- a/klagomål/A 15028-2026 FSC-klagomål.docx
+++ b/klagomål/A 15028-2026 FSC-klagomål.docx
@@ -1343,7 +1343,7 @@
     <w:r>
       <w:tab/>
       <w:tab/>
-      <w:t>2026-08-03</w:t>
+      <w:t>2026-08-05</w:t>
       <w:br/>
       <w:br/>
     </w:r>

--- a/klagomål/A 15028-2026 FSC-klagomål.docx
+++ b/klagomål/A 15028-2026 FSC-klagomål.docx
@@ -1343,7 +1343,7 @@
     <w:r>
       <w:tab/>
       <w:tab/>
-      <w:t>2026-08-05</w:t>
+      <w:t>2026-08-07</w:t>
       <w:br/>
       <w:br/>
     </w:r>

--- a/klagomål/A 15028-2026 FSC-klagomål.docx
+++ b/klagomål/A 15028-2026 FSC-klagomål.docx
@@ -1343,7 +1343,7 @@
     <w:r>
       <w:tab/>
       <w:tab/>
-      <w:t>2026-08-07</w:t>
+      <w:t>2026-08-08</w:t>
       <w:br/>
       <w:br/>
     </w:r>

--- a/klagomål/A 15028-2026 FSC-klagomål.docx
+++ b/klagomål/A 15028-2026 FSC-klagomål.docx
@@ -216,7 +216,7 @@
         <w:spacing w:after="240"/>
       </w:pPr>
       <w:r>
-        <w:t>Figur 1. Fyndplatser för naturvårdsarter i avverkningsanmälan. Markörer utan svart kant är placerade på fyndplatsen. Markörer med svart kant är placerade vid sidan av fyndplatsen har ett svart streck som visar fyndplatsens exakta position. Kartans mittpunktskoordinat är N 7041554, E 463076 i SWEREF 99 TM.</w:t>
+        <w:t>Figur 1. Fyndplatser för naturvårdsarter i avverkningsanmälan. Markörer utan svart kant är placerade på fyndplatsen. Markörer med svart kant är placerade vid sidan av fyndplatsen och har ett svart streck som visar fyndplatsens exakta position. Kartans mittpunktskoordinat är N 7041554, E 463076 i SWEREF 99 TM.</w:t>
       </w:r>
     </w:p>
     <w:p>
@@ -1343,7 +1343,7 @@
     <w:r>
       <w:tab/>
       <w:tab/>
-      <w:t>2026-08-14</w:t>
+      <w:t>2026-08-15</w:t>
       <w:br/>
       <w:br/>
     </w:r>

--- a/klagomål/A 15028-2026 FSC-klagomål.docx
+++ b/klagomål/A 15028-2026 FSC-klagomål.docx
@@ -1343,7 +1343,7 @@
     <w:r>
       <w:tab/>
       <w:tab/>
-      <w:t>2026-08-15</w:t>
+      <w:t>2026-08-16</w:t>
       <w:br/>
       <w:br/>
     </w:r>

--- a/klagomål/A 15028-2026 FSC-klagomål.docx
+++ b/klagomål/A 15028-2026 FSC-klagomål.docx
@@ -1343,7 +1343,7 @@
     <w:r>
       <w:tab/>
       <w:tab/>
-      <w:t>2026-08-16</w:t>
+      <w:t>2026-08-17</w:t>
       <w:br/>
       <w:br/>
     </w:r>

--- a/klagomål/A 15028-2026 FSC-klagomål.docx
+++ b/klagomål/A 15028-2026 FSC-klagomål.docx
@@ -1343,7 +1343,7 @@
     <w:r>
       <w:tab/>
       <w:tab/>
-      <w:t>2026-08-17</w:t>
+      <w:t>2026-08-18</w:t>
       <w:br/>
       <w:br/>
     </w:r>

--- a/klagomål/A 15028-2026 FSC-klagomål.docx
+++ b/klagomål/A 15028-2026 FSC-klagomål.docx
@@ -1343,7 +1343,7 @@
     <w:r>
       <w:tab/>
       <w:tab/>
-      <w:t>2026-08-18</w:t>
+      <w:t>2026-08-19</w:t>
       <w:br/>
       <w:br/>
     </w:r>

--- a/klagomål/A 15028-2026 FSC-klagomål.docx
+++ b/klagomål/A 15028-2026 FSC-klagomål.docx
@@ -1343,7 +1343,7 @@
     <w:r>
       <w:tab/>
       <w:tab/>
-      <w:t>2026-08-19</w:t>
+      <w:t>2026-08-20</w:t>
       <w:br/>
       <w:br/>
     </w:r>

--- a/klagomål/A 15028-2026 FSC-klagomål.docx
+++ b/klagomål/A 15028-2026 FSC-klagomål.docx
@@ -1343,7 +1343,7 @@
     <w:r>
       <w:tab/>
       <w:tab/>
-      <w:t>2026-08-20</w:t>
+      <w:t>2026-08-21</w:t>
       <w:br/>
       <w:br/>
     </w:r>

--- a/klagomål/A 15028-2026 FSC-klagomål.docx
+++ b/klagomål/A 15028-2026 FSC-klagomål.docx
@@ -1343,7 +1343,7 @@
     <w:r>
       <w:tab/>
       <w:tab/>
-      <w:t>2026-08-21</w:t>
+      <w:t>2026-08-22</w:t>
       <w:br/>
       <w:br/>
     </w:r>

--- a/klagomål/A 15028-2026 FSC-klagomål.docx
+++ b/klagomål/A 15028-2026 FSC-klagomål.docx
@@ -1343,7 +1343,7 @@
     <w:r>
       <w:tab/>
       <w:tab/>
-      <w:t>2026-08-22</w:t>
+      <w:t>2026-08-23</w:t>
       <w:br/>
       <w:br/>
     </w:r>

--- a/klagomål/A 15028-2026 FSC-klagomål.docx
+++ b/klagomål/A 15028-2026 FSC-klagomål.docx
@@ -1343,7 +1343,7 @@
     <w:r>
       <w:tab/>
       <w:tab/>
-      <w:t>2026-08-23</w:t>
+      <w:t>2026-08-24</w:t>
       <w:br/>
       <w:br/>
     </w:r>

--- a/klagomål/A 15028-2026 FSC-klagomål.docx
+++ b/klagomål/A 15028-2026 FSC-klagomål.docx
@@ -1343,7 +1343,7 @@
     <w:r>
       <w:tab/>
       <w:tab/>
-      <w:t>2026-08-24</w:t>
+      <w:t>2026-08-25</w:t>
       <w:br/>
       <w:br/>
     </w:r>

--- a/klagomål/A 15028-2026 FSC-klagomål.docx
+++ b/klagomål/A 15028-2026 FSC-klagomål.docx
@@ -1343,7 +1343,7 @@
     <w:r>
       <w:tab/>
       <w:tab/>
-      <w:t>2026-08-25</w:t>
+      <w:t>2026-08-26</w:t>
       <w:br/>
       <w:br/>
     </w:r>

--- a/klagomål/A 15028-2026 FSC-klagomål.docx
+++ b/klagomål/A 15028-2026 FSC-klagomål.docx
@@ -1343,7 +1343,7 @@
     <w:r>
       <w:tab/>
       <w:tab/>
-      <w:t>2026-08-26</w:t>
+      <w:t>2026-08-27</w:t>
       <w:br/>
       <w:br/>
     </w:r>

--- a/klagomål/A 15028-2026 FSC-klagomål.docx
+++ b/klagomål/A 15028-2026 FSC-klagomål.docx
@@ -1343,7 +1343,7 @@
     <w:r>
       <w:tab/>
       <w:tab/>
-      <w:t>2026-08-27</w:t>
+      <w:t>2026-08-28</w:t>
       <w:br/>
       <w:br/>
     </w:r>

--- a/klagomål/A 15028-2026 FSC-klagomål.docx
+++ b/klagomål/A 15028-2026 FSC-klagomål.docx
@@ -1343,7 +1343,7 @@
     <w:r>
       <w:tab/>
       <w:tab/>
-      <w:t>2026-08-28</w:t>
+      <w:t>2026-08-29</w:t>
       <w:br/>
       <w:br/>
     </w:r>

--- a/klagomål/A 15028-2026 FSC-klagomål.docx
+++ b/klagomål/A 15028-2026 FSC-klagomål.docx
@@ -1343,7 +1343,7 @@
     <w:r>
       <w:tab/>
       <w:tab/>
-      <w:t>2026-08-29</w:t>
+      <w:t>2026-08-31</w:t>
       <w:br/>
       <w:br/>
     </w:r>

--- a/klagomål/A 15028-2026 FSC-klagomål.docx
+++ b/klagomål/A 15028-2026 FSC-klagomål.docx
@@ -1343,7 +1343,7 @@
     <w:r>
       <w:tab/>
       <w:tab/>
-      <w:t>2026-08-31</w:t>
+      <w:t>2026-09-01</w:t>
       <w:br/>
       <w:br/>
     </w:r>

--- a/klagomål/A 15028-2026 FSC-klagomål.docx
+++ b/klagomål/A 15028-2026 FSC-klagomål.docx
@@ -1343,7 +1343,7 @@
     <w:r>
       <w:tab/>
       <w:tab/>
-      <w:t>2026-09-01</w:t>
+      <w:t>2026-09-02</w:t>
       <w:br/>
       <w:br/>
     </w:r>

--- a/klagomål/A 15028-2026 FSC-klagomål.docx
+++ b/klagomål/A 15028-2026 FSC-klagomål.docx
@@ -1343,7 +1343,7 @@
     <w:r>
       <w:tab/>
       <w:tab/>
-      <w:t>2026-09-02</w:t>
+      <w:t>2026-09-03</w:t>
       <w:br/>
       <w:br/>
     </w:r>

--- a/klagomål/A 15028-2026 FSC-klagomål.docx
+++ b/klagomål/A 15028-2026 FSC-klagomål.docx
@@ -1343,7 +1343,7 @@
     <w:r>
       <w:tab/>
       <w:tab/>
-      <w:t>2026-09-03</w:t>
+      <w:t>2026-09-04</w:t>
       <w:br/>
       <w:br/>
     </w:r>

--- a/klagomål/A 15028-2026 FSC-klagomål.docx
+++ b/klagomål/A 15028-2026 FSC-klagomål.docx
@@ -1343,7 +1343,7 @@
     <w:r>
       <w:tab/>
       <w:tab/>
-      <w:t>2026-09-04</w:t>
+      <w:t>2026-09-05</w:t>
       <w:br/>
       <w:br/>
     </w:r>

--- a/klagomål/A 15028-2026 FSC-klagomål.docx
+++ b/klagomål/A 15028-2026 FSC-klagomål.docx
@@ -1343,7 +1343,7 @@
     <w:r>
       <w:tab/>
       <w:tab/>
-      <w:t>2026-09-05</w:t>
+      <w:t>2026-09-06</w:t>
       <w:br/>
       <w:br/>
     </w:r>

--- a/klagomål/A 15028-2026 FSC-klagomål.docx
+++ b/klagomål/A 15028-2026 FSC-klagomål.docx
@@ -1343,7 +1343,7 @@
     <w:r>
       <w:tab/>
       <w:tab/>
-      <w:t>2026-09-06</w:t>
+      <w:t>2026-09-07</w:t>
       <w:br/>
       <w:br/>
     </w:r>

--- a/klagomål/A 15028-2026 FSC-klagomål.docx
+++ b/klagomål/A 15028-2026 FSC-klagomål.docx
@@ -1343,7 +1343,7 @@
     <w:r>
       <w:tab/>
       <w:tab/>
-      <w:t>2026-09-07</w:t>
+      <w:t>2026-09-08</w:t>
       <w:br/>
       <w:br/>
     </w:r>

--- a/klagomål/A 15028-2026 FSC-klagomål.docx
+++ b/klagomål/A 15028-2026 FSC-klagomål.docx
@@ -1343,7 +1343,7 @@
     <w:r>
       <w:tab/>
       <w:tab/>
-      <w:t>2026-09-08</w:t>
+      <w:t>2026-09-09</w:t>
       <w:br/>
       <w:br/>
     </w:r>

--- a/klagomål/A 15028-2026 FSC-klagomål.docx
+++ b/klagomål/A 15028-2026 FSC-klagomål.docx
@@ -1343,7 +1343,7 @@
     <w:r>
       <w:tab/>
       <w:tab/>
-      <w:t>2026-09-09</w:t>
+      <w:t>2026-09-10</w:t>
       <w:br/>
       <w:br/>
     </w:r>

--- a/klagomål/A 15028-2026 FSC-klagomål.docx
+++ b/klagomål/A 15028-2026 FSC-klagomål.docx
@@ -1343,7 +1343,7 @@
     <w:r>
       <w:tab/>
       <w:tab/>
-      <w:t>2026-09-10</w:t>
+      <w:t>2026-09-11</w:t>
       <w:br/>
       <w:br/>
     </w:r>

--- a/klagomål/A 15028-2026 FSC-klagomål.docx
+++ b/klagomål/A 15028-2026 FSC-klagomål.docx
@@ -1343,7 +1343,7 @@
     <w:r>
       <w:tab/>
       <w:tab/>
-      <w:t>2026-09-11</w:t>
+      <w:t>2026-09-12</w:t>
       <w:br/>
       <w:br/>
     </w:r>

--- a/klagomål/A 15028-2026 FSC-klagomål.docx
+++ b/klagomål/A 15028-2026 FSC-klagomål.docx
@@ -1343,7 +1343,7 @@
     <w:r>
       <w:tab/>
       <w:tab/>
-      <w:t>2026-09-12</w:t>
+      <w:t>2026-09-13</w:t>
       <w:br/>
       <w:br/>
     </w:r>
